--- a/courts/eighth-circuit/missouri/federal/bankruptcy-eastern-district/adversary-complaint/usage/OUTPUT-adversary-complaint.docx
+++ b/courts/eighth-circuit/missouri/federal/bankruptcy-eastern-district/adversary-complaint/usage/OUTPUT-adversary-complaint.docx
@@ -4,50 +4,63 @@
   <w:body>
     <w:p>
       <w:pPr>
-        <w:pStyle w:val="CourtTitle"/>
+        <w:spacing w:before="0" w:after="0" w:line="276" w:lineRule="exact"/>
+        <w:ind w:left="0" w:firstLine="0"/>
+        <w:jc w:val="center"/>
       </w:pPr>
       <w:r>
+        <w:rPr>
+          <w:b/>
+          <w:bCs/>
+        </w:rPr>
         <w:t xml:space="preserve">UNITED STATES BANKRUPTCY COURT</w:t>
       </w:r>
-      <w:r>
-        <w:br/>
-      </w:r>
-      <w:r>
+    </w:p>
+    <w:p>
+      <w:pPr>
+        <w:spacing w:before="0" w:after="0" w:line="276" w:lineRule="exact"/>
+        <w:ind w:left="0" w:firstLine="0"/>
+        <w:jc w:val="center"/>
+      </w:pPr>
+      <w:r>
+        <w:rPr>
+          <w:b/>
+          <w:bCs/>
+        </w:rPr>
         <w:t xml:space="preserve">FOR THE EASTERN DISTRICT OF MISSOURI</w:t>
       </w:r>
-      <w:r>
-        <w:br/>
-      </w:r>
-      <w:r>
+    </w:p>
+    <w:p>
+      <w:pPr>
+        <w:spacing w:before="0" w:after="552" w:line="276" w:lineRule="exact"/>
+        <w:ind w:left="0" w:firstLine="0"/>
+        <w:jc w:val="center"/>
+      </w:pPr>
+      <w:r>
+        <w:rPr>
+          <w:b/>
+          <w:bCs/>
+        </w:rPr>
         <w:t xml:space="preserve">EASTERN DIVISION</w:t>
       </w:r>
     </w:p>
     <w:tbl>
       <w:tblPr>
         <w:tblW w:w="9360" w:type="dxa"/>
-        <w:tblBorders>
-          <w:top w:val="nil"/>
-          <w:left w:val="nil"/>
-          <w:bottom w:val="nil"/>
-          <w:right w:val="nil"/>
-          <w:insideH w:val="nil"/>
-          <w:insideV w:val="nil"/>
-        </w:tblBorders>
         <w:tblLayout w:type="fixed"/>
         <w:tblCellMar>
+          <w:top w:w="0" w:type="dxa"/>
           <w:left w:w="0" w:type="dxa"/>
+          <w:bottom w:w="0" w:type="dxa"/>
           <w:right w:w="0" w:type="dxa"/>
         </w:tblCellMar>
+        <w:tblLook w:val="0000" w:firstRow="0" w:lastRow="0" w:firstColumn="0" w:lastColumn="0" w:noHBand="0" w:noVBand="0"/>
       </w:tblPr>
       <w:tblGrid>
         <w:gridCol w:w="5184"/>
-        <w:gridCol w:w="360"/>
-        <w:gridCol w:w="3816"/>
+        <w:gridCol w:w="4176"/>
       </w:tblGrid>
       <w:tr>
-        <w:trPr>
-          <w:cantSplit/>
-        </w:trPr>
         <w:tc>
           <w:tcPr>
             <w:tcW w:w="5184" w:type="dxa"/>
@@ -56,29 +69,46 @@
               <w:right w:val="single" w:sz="6" w:space="0" w:color="000000"/>
             </w:tcBorders>
             <w:tcMar>
-              <w:bottom w:w="160" w:type="dxa"/>
               <w:right w:w="200" w:type="dxa"/>
             </w:tcMar>
           </w:tcPr>
           <w:p>
             <w:pPr>
-              <w:pStyle w:val="CaptionCell"/>
+              <w:spacing w:before="0" w:after="0" w:line="276" w:lineRule="exact"/>
+              <w:ind w:left="0" w:firstLine="0"/>
+              <w:jc w:val="left"/>
             </w:pPr>
             <w:r>
-              <w:t xml:space="preserve">In re:</w:t>
+              <w:t xml:space="preserve">In</w:t>
+            </w:r>
+            <w:r>
+              <w:t xml:space="preserve"> </w:t>
+            </w:r>
+            <w:r>
+              <w:t xml:space="preserve">re:</w:t>
             </w:r>
           </w:p>
           <w:p>
             <w:pPr>
-              <w:pStyle w:val="CaptionCell"/>
+              <w:spacing w:before="0" w:after="0" w:line="276" w:lineRule="exact"/>
+              <w:ind w:left="0" w:firstLine="0"/>
+              <w:jc w:val="left"/>
             </w:pPr>
             <w:r>
-              <w:t xml:space="preserve">KEVIN MORRELL,</w:t>
+              <w:t xml:space="preserve">KEVIN</w:t>
+            </w:r>
+            <w:r>
+              <w:t xml:space="preserve"> </w:t>
+            </w:r>
+            <w:r>
+              <w:t xml:space="preserve">MORRELL,</w:t>
             </w:r>
           </w:p>
           <w:p>
             <w:pPr>
-              <w:pStyle w:val="CaptionCell"/>
+              <w:spacing w:before="0" w:after="0" w:line="276" w:lineRule="exact"/>
+              <w:ind w:left="0" w:firstLine="0"/>
+              <w:jc w:val="left"/>
             </w:pPr>
             <w:r>
               <w:t xml:space="preserve">Debtor.</w:t>
@@ -86,23 +116,53 @@
           </w:p>
           <w:p>
             <w:pPr>
-              <w:pStyle w:val="CaptionCellGap"/>
+              <w:spacing w:before="276" w:after="0" w:line="276" w:lineRule="exact"/>
+              <w:ind w:left="0" w:firstLine="0"/>
+              <w:jc w:val="left"/>
             </w:pPr>
             <w:r>
-              <w:t xml:space="preserve">CHARLES W. RISKE,</w:t>
+              <w:t xml:space="preserve">CHARLES</w:t>
+            </w:r>
+            <w:r>
+              <w:t xml:space="preserve"> </w:t>
+            </w:r>
+            <w:r>
+              <w:t xml:space="preserve">W.</w:t>
+            </w:r>
+            <w:r>
+              <w:t xml:space="preserve"> </w:t>
+            </w:r>
+            <w:r>
+              <w:t xml:space="preserve">RISKE,</w:t>
             </w:r>
           </w:p>
           <w:p>
             <w:pPr>
-              <w:pStyle w:val="CaptionCell"/>
+              <w:spacing w:before="0" w:after="0" w:line="276" w:lineRule="exact"/>
+              <w:ind w:left="0" w:firstLine="0"/>
+              <w:jc w:val="left"/>
             </w:pPr>
             <w:r>
-              <w:t xml:space="preserve">Chapter 7 Trustee,</w:t>
+              <w:t xml:space="preserve">Chapter</w:t>
+            </w:r>
+            <w:r>
+              <w:t xml:space="preserve"> </w:t>
+            </w:r>
+            <w:r>
+              <w:t xml:space="preserve">7</w:t>
+            </w:r>
+            <w:r>
+              <w:t xml:space="preserve"> </w:t>
+            </w:r>
+            <w:r>
+              <w:t xml:space="preserve">Trustee,</w:t>
             </w:r>
           </w:p>
           <w:p>
             <w:pPr>
-              <w:pStyle w:val="CaptionCell"/>
+              <w:spacing w:before="0" w:after="0" w:line="276" w:lineRule="exact"/>
+              <w:ind w:left="0" w:firstLine="0"/>
+              <w:jc w:val="left"/>
             </w:pPr>
             <w:r>
               <w:t xml:space="preserve">Plaintiff,</w:t>
@@ -110,7 +170,9 @@
           </w:p>
           <w:p>
             <w:pPr>
-              <w:pStyle w:val="CaptionCell"/>
+              <w:spacing w:before="0" w:after="0" w:line="276" w:lineRule="exact"/>
+              <w:ind w:left="0" w:firstLine="0"/>
+              <w:jc w:val="left"/>
             </w:pPr>
             <w:r>
               <w:t xml:space="preserve">v.</w:t>
@@ -118,15 +180,25 @@
           </w:p>
           <w:p>
             <w:pPr>
-              <w:pStyle w:val="CaptionCell"/>
+              <w:spacing w:before="0" w:after="0" w:line="276" w:lineRule="exact"/>
+              <w:ind w:left="0" w:firstLine="0"/>
+              <w:jc w:val="left"/>
             </w:pPr>
             <w:r>
-              <w:t xml:space="preserve">DANIEL DEMPSTER,</w:t>
+              <w:t xml:space="preserve">DANIEL</w:t>
+            </w:r>
+            <w:r>
+              <w:t xml:space="preserve"> </w:t>
+            </w:r>
+            <w:r>
+              <w:t xml:space="preserve">DEMPSTER,</w:t>
             </w:r>
           </w:p>
           <w:p>
             <w:pPr>
-              <w:pStyle w:val="CaptionCell"/>
+              <w:spacing w:before="0" w:after="160" w:line="276" w:lineRule="exact"/>
+              <w:ind w:left="0" w:firstLine="0"/>
+              <w:jc w:val="left"/>
             </w:pPr>
             <w:r>
               <w:t xml:space="preserve">Defendant.</w:t>
@@ -135,43 +207,79 @@
         </w:tc>
         <w:tc>
           <w:tcPr>
-            <w:tcW w:w="360" w:type="dxa"/>
-          </w:tcPr>
-          <w:p>
-            <w:pPr>
-              <w:pStyle w:val="CaptionCell"/>
-            </w:pPr>
-          </w:p>
-        </w:tc>
-        <w:tc>
-          <w:tcPr>
-            <w:tcW w:w="3816" w:type="dxa"/>
+            <w:tcW w:w="4176" w:type="dxa"/>
             <w:tcMar>
-              <w:left w:w="216" w:type="dxa"/>
+              <w:left w:w="576" w:type="dxa"/>
             </w:tcMar>
           </w:tcPr>
           <w:p>
             <w:pPr>
-              <w:pStyle w:val="CaptionCell"/>
+              <w:spacing w:before="0" w:after="0" w:line="276" w:lineRule="exact"/>
+              <w:ind w:left="0" w:firstLine="0"/>
+              <w:jc w:val="left"/>
             </w:pPr>
             <w:r>
-              <w:t xml:space="preserve">Case No. 24-44713-357</w:t>
+              <w:t xml:space="preserve">Case</w:t>
+            </w:r>
+            <w:r>
+              <w:t xml:space="preserve"> </w:t>
+            </w:r>
+            <w:r>
+              <w:t xml:space="preserve">No.</w:t>
+            </w:r>
+            <w:r>
+              <w:t xml:space="preserve"> </w:t>
+            </w:r>
+            <w:r>
+              <w:t xml:space="preserve">24</w:t>
+              <w:noBreakHyphen/>
+              <w:t xml:space="preserve">44713</w:t>
+              <w:noBreakHyphen/>
+              <w:t xml:space="preserve">357</w:t>
             </w:r>
           </w:p>
           <w:p>
             <w:pPr>
-              <w:pStyle w:val="CaptionCell"/>
+              <w:spacing w:before="0" w:after="0" w:line="276" w:lineRule="exact"/>
+              <w:ind w:left="0" w:firstLine="0"/>
+              <w:jc w:val="left"/>
             </w:pPr>
             <w:r>
-              <w:t xml:space="preserve">Honorable Brian C. Walsh</w:t>
+              <w:t xml:space="preserve">Honorable</w:t>
+            </w:r>
+            <w:r>
+              <w:t xml:space="preserve"> </w:t>
+            </w:r>
+            <w:r>
+              <w:t xml:space="preserve">Brian</w:t>
+            </w:r>
+            <w:r>
+              <w:t xml:space="preserve"> </w:t>
+            </w:r>
+            <w:r>
+              <w:t xml:space="preserve">C.</w:t>
+            </w:r>
+            <w:r>
+              <w:t xml:space="preserve"> </w:t>
+            </w:r>
+            <w:r>
+              <w:t xml:space="preserve">Walsh</w:t>
             </w:r>
           </w:p>
           <w:p>
             <w:pPr>
-              <w:pStyle w:val="CaptionCell"/>
+              <w:spacing w:before="0" w:after="0" w:line="276" w:lineRule="exact"/>
+              <w:ind w:left="0" w:firstLine="0"/>
+              <w:jc w:val="left"/>
             </w:pPr>
             <w:r>
-              <w:t xml:space="preserve">Chapter 7</w:t>
+              <w:t xml:space="preserve">Chapter</w:t>
+            </w:r>
+            <w:r>
+              <w:t xml:space="preserve"> </w:t>
+            </w:r>
+            <w:r>
+              <w:t xml:space="preserve">7</w:t>
             </w:r>
           </w:p>
         </w:tc>
@@ -179,32 +287,309 @@
     </w:tbl>
     <w:p>
       <w:pPr>
-        <w:pStyle w:val="CaptionTitle"/>
+        <w:spacing w:before="552" w:after="0" w:line="552" w:lineRule="exact"/>
+        <w:ind w:left="0" w:firstLine="0"/>
+        <w:jc w:val="center"/>
       </w:pPr>
       <w:r>
+        <w:rPr>
+          <w:b/>
+          <w:bCs/>
+        </w:rPr>
         <w:t xml:space="preserve">ADVERSARY COMPLAINT</w:t>
       </w:r>
     </w:p>
     <w:p>
       <w:pPr>
-        <w:pStyle w:val="UnnumberedParagraph"/>
+        <w:spacing w:before="0" w:after="0" w:line="552" w:lineRule="exact"/>
+        <w:ind w:left="0" w:firstLine="720"/>
+        <w:jc w:val="left"/>
       </w:pPr>
       <w:r>
-        <w:t xml:space="preserve">COMES NOW Charles W. Riske (“Trustee”), the duly appointed Chapter 7 Trustee for the Bankruptcy Estate of Kevin James Morrell, by and through his undersigned counsel, and for his Adversary Complaint (hereinafter “Complaint”), states to the Court as follows:</w:t>
+        <w:t xml:space="preserve">COMES</w:t>
+      </w:r>
+      <w:r>
+        <w:t xml:space="preserve"> </w:t>
+      </w:r>
+      <w:r>
+        <w:t xml:space="preserve">NOW</w:t>
+      </w:r>
+      <w:r>
+        <w:t xml:space="preserve"> </w:t>
+      </w:r>
+      <w:r>
+        <w:t xml:space="preserve">Charles</w:t>
+      </w:r>
+      <w:r>
+        <w:t xml:space="preserve"> </w:t>
+      </w:r>
+      <w:r>
+        <w:t xml:space="preserve">W.</w:t>
+      </w:r>
+      <w:r>
+        <w:t xml:space="preserve"> </w:t>
+      </w:r>
+      <w:r>
+        <w:t xml:space="preserve">Riske</w:t>
+      </w:r>
+      <w:r>
+        <w:t xml:space="preserve"> </w:t>
+      </w:r>
+      <w:r>
+        <w:t xml:space="preserve">(“Trustee”),</w:t>
+      </w:r>
+      <w:r>
+        <w:t xml:space="preserve"> </w:t>
+      </w:r>
+      <w:r>
+        <w:t xml:space="preserve">the</w:t>
+      </w:r>
+      <w:r>
+        <w:t xml:space="preserve"> </w:t>
+      </w:r>
+      <w:r>
+        <w:t xml:space="preserve">duly</w:t>
+      </w:r>
+      <w:r>
+        <w:t xml:space="preserve"> </w:t>
+      </w:r>
+      <w:r>
+        <w:t xml:space="preserve">appointed</w:t>
+      </w:r>
+      <w:r>
+        <w:t xml:space="preserve"> </w:t>
+      </w:r>
+      <w:r>
+        <w:t xml:space="preserve">Chapter</w:t>
+      </w:r>
+      <w:r>
+        <w:t xml:space="preserve"> </w:t>
+      </w:r>
+      <w:r>
+        <w:t xml:space="preserve">7</w:t>
+      </w:r>
+      <w:r>
+        <w:t xml:space="preserve"> </w:t>
+      </w:r>
+      <w:r>
+        <w:t xml:space="preserve">Trustee</w:t>
+      </w:r>
+      <w:r>
+        <w:t xml:space="preserve"> </w:t>
+      </w:r>
+      <w:r>
+        <w:t xml:space="preserve">for</w:t>
+      </w:r>
+      <w:r>
+        <w:t xml:space="preserve"> </w:t>
+      </w:r>
+      <w:r>
+        <w:t xml:space="preserve">the</w:t>
+      </w:r>
+      <w:r>
+        <w:t xml:space="preserve"> </w:t>
+      </w:r>
+      <w:r>
+        <w:t xml:space="preserve">Bankruptcy</w:t>
+      </w:r>
+      <w:r>
+        <w:t xml:space="preserve"> </w:t>
+      </w:r>
+      <w:r>
+        <w:t xml:space="preserve">Estate</w:t>
+      </w:r>
+      <w:r>
+        <w:t xml:space="preserve"> </w:t>
+      </w:r>
+      <w:r>
+        <w:t xml:space="preserve">of</w:t>
+      </w:r>
+      <w:r>
+        <w:t xml:space="preserve"> </w:t>
+      </w:r>
+      <w:r>
+        <w:t xml:space="preserve">Kevin</w:t>
+      </w:r>
+      <w:r>
+        <w:t xml:space="preserve"> </w:t>
+      </w:r>
+      <w:r>
+        <w:t xml:space="preserve">James</w:t>
+      </w:r>
+      <w:r>
+        <w:t xml:space="preserve"> </w:t>
+      </w:r>
+      <w:r>
+        <w:t xml:space="preserve">Morrell,</w:t>
+      </w:r>
+      <w:r>
+        <w:t xml:space="preserve"> </w:t>
+      </w:r>
+      <w:r>
+        <w:t xml:space="preserve">by</w:t>
+      </w:r>
+      <w:r>
+        <w:t xml:space="preserve"> </w:t>
+      </w:r>
+      <w:r>
+        <w:t xml:space="preserve">and</w:t>
+      </w:r>
+      <w:r>
+        <w:t xml:space="preserve"> </w:t>
+      </w:r>
+      <w:r>
+        <w:t xml:space="preserve">through</w:t>
+      </w:r>
+      <w:r>
+        <w:t xml:space="preserve"> </w:t>
+      </w:r>
+      <w:r>
+        <w:t xml:space="preserve">his</w:t>
+      </w:r>
+      <w:r>
+        <w:t xml:space="preserve"> </w:t>
+      </w:r>
+      <w:r>
+        <w:t xml:space="preserve">undersigned</w:t>
+      </w:r>
+      <w:r>
+        <w:t xml:space="preserve"> </w:t>
+      </w:r>
+      <w:r>
+        <w:t xml:space="preserve">counsel,</w:t>
+      </w:r>
+      <w:r>
+        <w:t xml:space="preserve"> </w:t>
+      </w:r>
+      <w:r>
+        <w:t xml:space="preserve">and</w:t>
+      </w:r>
+      <w:r>
+        <w:t xml:space="preserve"> </w:t>
+      </w:r>
+      <w:r>
+        <w:t xml:space="preserve">for</w:t>
+      </w:r>
+      <w:r>
+        <w:t xml:space="preserve"> </w:t>
+      </w:r>
+      <w:r>
+        <w:t xml:space="preserve">his</w:t>
+      </w:r>
+      <w:r>
+        <w:t xml:space="preserve"> </w:t>
+      </w:r>
+      <w:r>
+        <w:t xml:space="preserve">Adversary</w:t>
+      </w:r>
+      <w:r>
+        <w:t xml:space="preserve"> </w:t>
+      </w:r>
+      <w:r>
+        <w:t xml:space="preserve">Complaint</w:t>
+      </w:r>
+      <w:r>
+        <w:t xml:space="preserve"> </w:t>
+      </w:r>
+      <w:r>
+        <w:t xml:space="preserve">(hereinafter</w:t>
+      </w:r>
+      <w:r>
+        <w:t xml:space="preserve"> </w:t>
+      </w:r>
+      <w:r>
+        <w:t xml:space="preserve">“Complaint”),</w:t>
+      </w:r>
+      <w:r>
+        <w:t xml:space="preserve"> </w:t>
+      </w:r>
+      <w:r>
+        <w:t xml:space="preserve">states</w:t>
+      </w:r>
+      <w:r>
+        <w:t xml:space="preserve"> </w:t>
+      </w:r>
+      <w:r>
+        <w:t xml:space="preserve">to</w:t>
+      </w:r>
+      <w:r>
+        <w:t xml:space="preserve"> </w:t>
+      </w:r>
+      <w:r>
+        <w:t xml:space="preserve">the</w:t>
+      </w:r>
+      <w:r>
+        <w:t xml:space="preserve"> </w:t>
+      </w:r>
+      <w:r>
+        <w:t xml:space="preserve">Court</w:t>
+      </w:r>
+      <w:r>
+        <w:t xml:space="preserve"> </w:t>
+      </w:r>
+      <w:r>
+        <w:t xml:space="preserve">as</w:t>
+      </w:r>
+      <w:r>
+        <w:t xml:space="preserve"> </w:t>
+      </w:r>
+      <w:r>
+        <w:t xml:space="preserve">follows:</w:t>
       </w:r>
     </w:p>
-    <w:bookmarkStart w:id="20" w:name="jurisdiction-and-venue"/>
     <w:p>
       <w:pPr>
         <w:pStyle w:val="Heading1"/>
+        <w:keepNext/>
+        <w:keepLines/>
+        <w:spacing w:before="0" w:after="0" w:line="552" w:lineRule="exact"/>
+        <w:ind w:left="0" w:firstLine="0"/>
+        <w:jc w:val="center"/>
       </w:pPr>
       <w:r>
-        <w:t xml:space="preserve">JURISDICTION AND VENUE</w:t>
+        <w:rPr>
+          <w:b/>
+          <w:bCs/>
+        </w:rPr>
+        <w:t xml:space="preserve">JURISDICTION</w:t>
+      </w:r>
+      <w:r>
+        <w:rPr>
+          <w:b/>
+          <w:bCs/>
+        </w:rPr>
+        <w:t xml:space="preserve"> </w:t>
+      </w:r>
+      <w:r>
+        <w:rPr>
+          <w:b/>
+          <w:bCs/>
+        </w:rPr>
+        <w:t xml:space="preserve">AND</w:t>
+      </w:r>
+      <w:r>
+        <w:rPr>
+          <w:b/>
+          <w:bCs/>
+        </w:rPr>
+        <w:t xml:space="preserve"> </w:t>
+      </w:r>
+      <w:r>
+        <w:rPr>
+          <w:b/>
+          <w:bCs/>
+        </w:rPr>
+        <w:t xml:space="preserve">VENUE</w:t>
       </w:r>
     </w:p>
     <w:p>
       <w:pPr>
-        <w:pStyle w:val="NumberedParagraph"/>
+        <w:tabs>
+          <w:tab w:val="left" w:pos="1440"/>
+        </w:tabs>
+        <w:spacing w:before="0" w:after="0" w:line="552" w:lineRule="exact"/>
+        <w:ind w:left="0" w:firstLine="720"/>
+        <w:jc w:val="left"/>
       </w:pPr>
       <w:r>
         <w:t xml:space="preserve">1.</w:t>
@@ -213,12 +598,209 @@
         <w:tab/>
       </w:r>
       <w:r>
-        <w:t xml:space="preserve">Kevin James Morrell (“Debtor”) filed his voluntary petition for relief under Chapter 7 of Title 11 of the United States Code (the “Bankruptcy Code”) on or about December 26, 2024 (the “Petition Date”).</w:t>
+        <w:t xml:space="preserve">Kevin</w:t>
+      </w:r>
+      <w:r>
+        <w:t xml:space="preserve"> </w:t>
+      </w:r>
+      <w:r>
+        <w:t xml:space="preserve">James</w:t>
+      </w:r>
+      <w:r>
+        <w:t xml:space="preserve"> </w:t>
+      </w:r>
+      <w:r>
+        <w:t xml:space="preserve">Morrell</w:t>
+      </w:r>
+      <w:r>
+        <w:t xml:space="preserve"> </w:t>
+      </w:r>
+      <w:r>
+        <w:t xml:space="preserve">(“Debtor”)</w:t>
+      </w:r>
+      <w:r>
+        <w:t xml:space="preserve"> </w:t>
+      </w:r>
+      <w:r>
+        <w:t xml:space="preserve">filed</w:t>
+      </w:r>
+      <w:r>
+        <w:t xml:space="preserve"> </w:t>
+      </w:r>
+      <w:r>
+        <w:t xml:space="preserve">his</w:t>
+      </w:r>
+      <w:r>
+        <w:t xml:space="preserve"> </w:t>
+      </w:r>
+      <w:r>
+        <w:t xml:space="preserve">voluntary</w:t>
+      </w:r>
+      <w:r>
+        <w:t xml:space="preserve"> </w:t>
+      </w:r>
+      <w:r>
+        <w:t xml:space="preserve">petition</w:t>
+      </w:r>
+      <w:r>
+        <w:t xml:space="preserve"> </w:t>
+      </w:r>
+      <w:r>
+        <w:t xml:space="preserve">for</w:t>
+      </w:r>
+      <w:r>
+        <w:t xml:space="preserve"> </w:t>
+      </w:r>
+      <w:r>
+        <w:t xml:space="preserve">relief</w:t>
+      </w:r>
+      <w:r>
+        <w:t xml:space="preserve"> </w:t>
+      </w:r>
+      <w:r>
+        <w:t xml:space="preserve">under</w:t>
+      </w:r>
+      <w:r>
+        <w:t xml:space="preserve"> </w:t>
+      </w:r>
+      <w:r>
+        <w:t xml:space="preserve">Chapter</w:t>
+      </w:r>
+      <w:r>
+        <w:t xml:space="preserve"> </w:t>
+      </w:r>
+      <w:r>
+        <w:t xml:space="preserve">7</w:t>
+      </w:r>
+      <w:r>
+        <w:t xml:space="preserve"> </w:t>
+      </w:r>
+      <w:r>
+        <w:t xml:space="preserve">of</w:t>
+      </w:r>
+      <w:r>
+        <w:t xml:space="preserve"> </w:t>
+      </w:r>
+      <w:r>
+        <w:t xml:space="preserve">Title</w:t>
+      </w:r>
+      <w:r>
+        <w:t xml:space="preserve"> </w:t>
+      </w:r>
+      <w:r>
+        <w:t xml:space="preserve">11</w:t>
+      </w:r>
+      <w:r>
+        <w:t xml:space="preserve"> </w:t>
+      </w:r>
+      <w:r>
+        <w:t xml:space="preserve">of</w:t>
+      </w:r>
+      <w:r>
+        <w:t xml:space="preserve"> </w:t>
+      </w:r>
+      <w:r>
+        <w:t xml:space="preserve">the</w:t>
+      </w:r>
+      <w:r>
+        <w:t xml:space="preserve"> </w:t>
+      </w:r>
+      <w:r>
+        <w:t xml:space="preserve">United</w:t>
+      </w:r>
+      <w:r>
+        <w:t xml:space="preserve"> </w:t>
+      </w:r>
+      <w:r>
+        <w:t xml:space="preserve">States</w:t>
+      </w:r>
+      <w:r>
+        <w:t xml:space="preserve"> </w:t>
+      </w:r>
+      <w:r>
+        <w:t xml:space="preserve">Code</w:t>
+      </w:r>
+      <w:r>
+        <w:t xml:space="preserve"> </w:t>
+      </w:r>
+      <w:r>
+        <w:t xml:space="preserve">(the</w:t>
+      </w:r>
+      <w:r>
+        <w:t xml:space="preserve"> </w:t>
+      </w:r>
+      <w:r>
+        <w:t xml:space="preserve">“Bankruptcy</w:t>
+      </w:r>
+      <w:r>
+        <w:t xml:space="preserve"> </w:t>
+      </w:r>
+      <w:r>
+        <w:t xml:space="preserve">Code”)</w:t>
+      </w:r>
+      <w:r>
+        <w:t xml:space="preserve"> </w:t>
+      </w:r>
+      <w:r>
+        <w:t xml:space="preserve">on</w:t>
+      </w:r>
+      <w:r>
+        <w:t xml:space="preserve"> </w:t>
+      </w:r>
+      <w:r>
+        <w:t xml:space="preserve">or</w:t>
+      </w:r>
+      <w:r>
+        <w:t xml:space="preserve"> </w:t>
+      </w:r>
+      <w:r>
+        <w:t xml:space="preserve">about</w:t>
+      </w:r>
+      <w:r>
+        <w:t xml:space="preserve"> </w:t>
+      </w:r>
+      <w:r>
+        <w:t xml:space="preserve">December</w:t>
+      </w:r>
+      <w:r>
+        <w:t xml:space="preserve"> </w:t>
+      </w:r>
+      <w:r>
+        <w:t xml:space="preserve">26,</w:t>
+      </w:r>
+      <w:r>
+        <w:t xml:space="preserve"> </w:t>
+      </w:r>
+      <w:r>
+        <w:t xml:space="preserve">2024</w:t>
+      </w:r>
+      <w:r>
+        <w:t xml:space="preserve"> </w:t>
+      </w:r>
+      <w:r>
+        <w:t xml:space="preserve">(the</w:t>
+      </w:r>
+      <w:r>
+        <w:t xml:space="preserve"> </w:t>
+      </w:r>
+      <w:r>
+        <w:t xml:space="preserve">“Petition</w:t>
+      </w:r>
+      <w:r>
+        <w:t xml:space="preserve"> </w:t>
+      </w:r>
+      <w:r>
+        <w:t xml:space="preserve">Date”).</w:t>
       </w:r>
     </w:p>
     <w:p>
       <w:pPr>
-        <w:pStyle w:val="NumberedParagraph"/>
+        <w:tabs>
+          <w:tab w:val="left" w:pos="1440"/>
+        </w:tabs>
+        <w:spacing w:before="0" w:after="0" w:line="552" w:lineRule="exact"/>
+        <w:ind w:left="0" w:firstLine="720"/>
+        <w:jc w:val="left"/>
       </w:pPr>
       <w:r>
         <w:t xml:space="preserve">2.</w:t>
@@ -227,12 +809,107 @@
         <w:tab/>
       </w:r>
       <w:r>
-        <w:t xml:space="preserve">Trustee is the duly appointed and acting Chapter 7 Trustee for the bankruptcy estate of Debtor.</w:t>
+        <w:t xml:space="preserve">Trustee</w:t>
+      </w:r>
+      <w:r>
+        <w:t xml:space="preserve"> </w:t>
+      </w:r>
+      <w:r>
+        <w:t xml:space="preserve">is</w:t>
+      </w:r>
+      <w:r>
+        <w:t xml:space="preserve"> </w:t>
+      </w:r>
+      <w:r>
+        <w:t xml:space="preserve">the</w:t>
+      </w:r>
+      <w:r>
+        <w:t xml:space="preserve"> </w:t>
+      </w:r>
+      <w:r>
+        <w:t xml:space="preserve">duly</w:t>
+      </w:r>
+      <w:r>
+        <w:t xml:space="preserve"> </w:t>
+      </w:r>
+      <w:r>
+        <w:t xml:space="preserve">appointed</w:t>
+      </w:r>
+      <w:r>
+        <w:t xml:space="preserve"> </w:t>
+      </w:r>
+      <w:r>
+        <w:t xml:space="preserve">and</w:t>
+      </w:r>
+      <w:r>
+        <w:t xml:space="preserve"> </w:t>
+      </w:r>
+      <w:r>
+        <w:t xml:space="preserve">acting</w:t>
+      </w:r>
+      <w:r>
+        <w:t xml:space="preserve"> </w:t>
+      </w:r>
+      <w:r>
+        <w:t xml:space="preserve">Chapter</w:t>
+      </w:r>
+      <w:r>
+        <w:t xml:space="preserve"> </w:t>
+      </w:r>
+      <w:r>
+        <w:t xml:space="preserve">7</w:t>
+      </w:r>
+      <w:r>
+        <w:t xml:space="preserve"> </w:t>
+      </w:r>
+      <w:r>
+        <w:t xml:space="preserve">Trustee</w:t>
+      </w:r>
+      <w:r>
+        <w:t xml:space="preserve"> </w:t>
+      </w:r>
+      <w:r>
+        <w:t xml:space="preserve">for</w:t>
+      </w:r>
+      <w:r>
+        <w:t xml:space="preserve"> </w:t>
+      </w:r>
+      <w:r>
+        <w:t xml:space="preserve">the</w:t>
+      </w:r>
+      <w:r>
+        <w:t xml:space="preserve"> </w:t>
+      </w:r>
+      <w:r>
+        <w:t xml:space="preserve">bankruptcy</w:t>
+      </w:r>
+      <w:r>
+        <w:t xml:space="preserve"> </w:t>
+      </w:r>
+      <w:r>
+        <w:t xml:space="preserve">estate</w:t>
+      </w:r>
+      <w:r>
+        <w:t xml:space="preserve"> </w:t>
+      </w:r>
+      <w:r>
+        <w:t xml:space="preserve">of</w:t>
+      </w:r>
+      <w:r>
+        <w:t xml:space="preserve"> </w:t>
+      </w:r>
+      <w:r>
+        <w:t xml:space="preserve">Debtor.</w:t>
       </w:r>
     </w:p>
     <w:p>
       <w:pPr>
-        <w:pStyle w:val="NumberedParagraph"/>
+        <w:tabs>
+          <w:tab w:val="left" w:pos="1440"/>
+        </w:tabs>
+        <w:spacing w:before="0" w:after="0" w:line="552" w:lineRule="exact"/>
+        <w:ind w:left="0" w:firstLine="720"/>
+        <w:jc w:val="left"/>
       </w:pPr>
       <w:r>
         <w:t xml:space="preserve">3.</w:t>
@@ -241,12 +918,71 @@
         <w:tab/>
       </w:r>
       <w:r>
-        <w:t xml:space="preserve">Debtor is an individual residing in the State of Missouri.</w:t>
+        <w:t xml:space="preserve">Debtor</w:t>
+      </w:r>
+      <w:r>
+        <w:t xml:space="preserve"> </w:t>
+      </w:r>
+      <w:r>
+        <w:t xml:space="preserve">is</w:t>
+      </w:r>
+      <w:r>
+        <w:t xml:space="preserve"> </w:t>
+      </w:r>
+      <w:r>
+        <w:t xml:space="preserve">an</w:t>
+      </w:r>
+      <w:r>
+        <w:t xml:space="preserve"> </w:t>
+      </w:r>
+      <w:r>
+        <w:t xml:space="preserve">individual</w:t>
+      </w:r>
+      <w:r>
+        <w:t xml:space="preserve"> </w:t>
+      </w:r>
+      <w:r>
+        <w:t xml:space="preserve">residing</w:t>
+      </w:r>
+      <w:r>
+        <w:t xml:space="preserve"> </w:t>
+      </w:r>
+      <w:r>
+        <w:t xml:space="preserve">in</w:t>
+      </w:r>
+      <w:r>
+        <w:t xml:space="preserve"> </w:t>
+      </w:r>
+      <w:r>
+        <w:t xml:space="preserve">the</w:t>
+      </w:r>
+      <w:r>
+        <w:t xml:space="preserve"> </w:t>
+      </w:r>
+      <w:r>
+        <w:t xml:space="preserve">State</w:t>
+      </w:r>
+      <w:r>
+        <w:t xml:space="preserve"> </w:t>
+      </w:r>
+      <w:r>
+        <w:t xml:space="preserve">of</w:t>
+      </w:r>
+      <w:r>
+        <w:t xml:space="preserve"> </w:t>
+      </w:r>
+      <w:r>
+        <w:t xml:space="preserve">Missouri.</w:t>
       </w:r>
     </w:p>
     <w:p>
       <w:pPr>
-        <w:pStyle w:val="NumberedParagraph"/>
+        <w:tabs>
+          <w:tab w:val="left" w:pos="1440"/>
+        </w:tabs>
+        <w:spacing w:before="0" w:after="0" w:line="552" w:lineRule="exact"/>
+        <w:ind w:left="0" w:firstLine="720"/>
+        <w:jc w:val="left"/>
       </w:pPr>
       <w:r>
         <w:t xml:space="preserve">4.</w:t>
@@ -255,12 +991,113 @@
         <w:tab/>
       </w:r>
       <w:r>
-        <w:t xml:space="preserve">Daniel Dempster (“Defendant”) is an individual residing in the State of Missouri and within this judicial district.</w:t>
+        <w:t xml:space="preserve">Daniel</w:t>
+      </w:r>
+      <w:r>
+        <w:t xml:space="preserve"> </w:t>
+      </w:r>
+      <w:r>
+        <w:t xml:space="preserve">Dempster</w:t>
+      </w:r>
+      <w:r>
+        <w:t xml:space="preserve"> </w:t>
+      </w:r>
+      <w:r>
+        <w:t xml:space="preserve">(“Defendant”)</w:t>
+      </w:r>
+      <w:r>
+        <w:t xml:space="preserve"> </w:t>
+      </w:r>
+      <w:r>
+        <w:t xml:space="preserve">is</w:t>
+      </w:r>
+      <w:r>
+        <w:t xml:space="preserve"> </w:t>
+      </w:r>
+      <w:r>
+        <w:t xml:space="preserve">an</w:t>
+      </w:r>
+      <w:r>
+        <w:t xml:space="preserve"> </w:t>
+      </w:r>
+      <w:r>
+        <w:t xml:space="preserve">individual</w:t>
+      </w:r>
+      <w:r>
+        <w:t xml:space="preserve"> </w:t>
+      </w:r>
+      <w:r>
+        <w:t xml:space="preserve">residing</w:t>
+      </w:r>
+      <w:r>
+        <w:t xml:space="preserve"> </w:t>
+      </w:r>
+      <w:r>
+        <w:t xml:space="preserve">in</w:t>
+      </w:r>
+      <w:r>
+        <w:t xml:space="preserve"> </w:t>
+      </w:r>
+      <w:r>
+        <w:t xml:space="preserve">the</w:t>
+      </w:r>
+      <w:r>
+        <w:t xml:space="preserve"> </w:t>
+      </w:r>
+      <w:r>
+        <w:t xml:space="preserve">State</w:t>
+      </w:r>
+      <w:r>
+        <w:t xml:space="preserve"> </w:t>
+      </w:r>
+      <w:r>
+        <w:t xml:space="preserve">of</w:t>
+      </w:r>
+      <w:r>
+        <w:t xml:space="preserve"> </w:t>
+      </w:r>
+      <w:r>
+        <w:t xml:space="preserve">Missouri</w:t>
+      </w:r>
+      <w:r>
+        <w:t xml:space="preserve"> </w:t>
+      </w:r>
+      <w:r>
+        <w:t xml:space="preserve">and</w:t>
+      </w:r>
+      <w:r>
+        <w:t xml:space="preserve"> </w:t>
+      </w:r>
+      <w:r>
+        <w:t xml:space="preserve">within</w:t>
+      </w:r>
+      <w:r>
+        <w:t xml:space="preserve"> </w:t>
+      </w:r>
+      <w:r>
+        <w:t xml:space="preserve">this</w:t>
+      </w:r>
+      <w:r>
+        <w:t xml:space="preserve"> </w:t>
+      </w:r>
+      <w:r>
+        <w:t xml:space="preserve">judicial</w:t>
+      </w:r>
+      <w:r>
+        <w:t xml:space="preserve"> </w:t>
+      </w:r>
+      <w:r>
+        <w:t xml:space="preserve">district.</w:t>
       </w:r>
     </w:p>
     <w:p>
       <w:pPr>
-        <w:pStyle w:val="NumberedParagraph"/>
+        <w:tabs>
+          <w:tab w:val="left" w:pos="1440"/>
+        </w:tabs>
+        <w:spacing w:before="0" w:after="0" w:line="552" w:lineRule="exact"/>
+        <w:ind w:left="0" w:firstLine="720"/>
+        <w:jc w:val="left"/>
       </w:pPr>
       <w:r>
         <w:t xml:space="preserve">5.</w:t>
@@ -269,12 +1106,209 @@
         <w:tab/>
       </w:r>
       <w:r>
-        <w:t xml:space="preserve">This Court has jurisdiction over this matter pursuant to 28 U.S.C. §§ 151, 157, and 1334 and Rule 9.01 of the Local Rules of the United States District Court, Eastern District of Missouri.</w:t>
+        <w:t xml:space="preserve">This</w:t>
+      </w:r>
+      <w:r>
+        <w:t xml:space="preserve"> </w:t>
+      </w:r>
+      <w:r>
+        <w:t xml:space="preserve">Court</w:t>
+      </w:r>
+      <w:r>
+        <w:t xml:space="preserve"> </w:t>
+      </w:r>
+      <w:r>
+        <w:t xml:space="preserve">has</w:t>
+      </w:r>
+      <w:r>
+        <w:t xml:space="preserve"> </w:t>
+      </w:r>
+      <w:r>
+        <w:t xml:space="preserve">jurisdiction</w:t>
+      </w:r>
+      <w:r>
+        <w:t xml:space="preserve"> </w:t>
+      </w:r>
+      <w:r>
+        <w:t xml:space="preserve">over</w:t>
+      </w:r>
+      <w:r>
+        <w:t xml:space="preserve"> </w:t>
+      </w:r>
+      <w:r>
+        <w:t xml:space="preserve">this</w:t>
+      </w:r>
+      <w:r>
+        <w:t xml:space="preserve"> </w:t>
+      </w:r>
+      <w:r>
+        <w:t xml:space="preserve">matter</w:t>
+      </w:r>
+      <w:r>
+        <w:t xml:space="preserve"> </w:t>
+      </w:r>
+      <w:r>
+        <w:t xml:space="preserve">pursuant</w:t>
+      </w:r>
+      <w:r>
+        <w:t xml:space="preserve"> </w:t>
+      </w:r>
+      <w:r>
+        <w:t xml:space="preserve">to</w:t>
+      </w:r>
+      <w:r>
+        <w:t xml:space="preserve"> </w:t>
+      </w:r>
+      <w:r>
+        <w:t xml:space="preserve">28</w:t>
+      </w:r>
+      <w:r>
+        <w:t xml:space="preserve"> </w:t>
+      </w:r>
+      <w:r>
+        <w:t xml:space="preserve">U.S.C.</w:t>
+      </w:r>
+      <w:r>
+        <w:t xml:space="preserve"> </w:t>
+      </w:r>
+      <w:r>
+        <w:t xml:space="preserve">§§</w:t>
+      </w:r>
+      <w:r>
+        <w:t xml:space="preserve"> </w:t>
+      </w:r>
+      <w:r>
+        <w:t xml:space="preserve">151,</w:t>
+      </w:r>
+      <w:r>
+        <w:t xml:space="preserve"> </w:t>
+      </w:r>
+      <w:r>
+        <w:t xml:space="preserve">157,</w:t>
+      </w:r>
+      <w:r>
+        <w:t xml:space="preserve"> </w:t>
+      </w:r>
+      <w:r>
+        <w:t xml:space="preserve">and</w:t>
+      </w:r>
+      <w:r>
+        <w:t xml:space="preserve"> </w:t>
+      </w:r>
+      <w:r>
+        <w:t xml:space="preserve">1334</w:t>
+      </w:r>
+      <w:r>
+        <w:t xml:space="preserve"> </w:t>
+      </w:r>
+      <w:r>
+        <w:t xml:space="preserve">and</w:t>
+      </w:r>
+      <w:r>
+        <w:t xml:space="preserve"> </w:t>
+      </w:r>
+      <w:r>
+        <w:t xml:space="preserve">Rule</w:t>
+      </w:r>
+      <w:r>
+        <w:t xml:space="preserve"> </w:t>
+      </w:r>
+      <w:r>
+        <w:t xml:space="preserve">9.01</w:t>
+      </w:r>
+      <w:r>
+        <w:t xml:space="preserve"> </w:t>
+      </w:r>
+      <w:r>
+        <w:t xml:space="preserve">of</w:t>
+      </w:r>
+      <w:r>
+        <w:t xml:space="preserve"> </w:t>
+      </w:r>
+      <w:r>
+        <w:t xml:space="preserve">the</w:t>
+      </w:r>
+      <w:r>
+        <w:t xml:space="preserve"> </w:t>
+      </w:r>
+      <w:r>
+        <w:t xml:space="preserve">Local</w:t>
+      </w:r>
+      <w:r>
+        <w:t xml:space="preserve"> </w:t>
+      </w:r>
+      <w:r>
+        <w:t xml:space="preserve">Rules</w:t>
+      </w:r>
+      <w:r>
+        <w:t xml:space="preserve"> </w:t>
+      </w:r>
+      <w:r>
+        <w:t xml:space="preserve">of</w:t>
+      </w:r>
+      <w:r>
+        <w:t xml:space="preserve"> </w:t>
+      </w:r>
+      <w:r>
+        <w:t xml:space="preserve">the</w:t>
+      </w:r>
+      <w:r>
+        <w:t xml:space="preserve"> </w:t>
+      </w:r>
+      <w:r>
+        <w:t xml:space="preserve">United</w:t>
+      </w:r>
+      <w:r>
+        <w:t xml:space="preserve"> </w:t>
+      </w:r>
+      <w:r>
+        <w:t xml:space="preserve">States</w:t>
+      </w:r>
+      <w:r>
+        <w:t xml:space="preserve"> </w:t>
+      </w:r>
+      <w:r>
+        <w:t xml:space="preserve">District</w:t>
+      </w:r>
+      <w:r>
+        <w:t xml:space="preserve"> </w:t>
+      </w:r>
+      <w:r>
+        <w:t xml:space="preserve">Court,</w:t>
+      </w:r>
+      <w:r>
+        <w:t xml:space="preserve"> </w:t>
+      </w:r>
+      <w:r>
+        <w:t xml:space="preserve">Eastern</w:t>
+      </w:r>
+      <w:r>
+        <w:t xml:space="preserve"> </w:t>
+      </w:r>
+      <w:r>
+        <w:t xml:space="preserve">District</w:t>
+      </w:r>
+      <w:r>
+        <w:t xml:space="preserve"> </w:t>
+      </w:r>
+      <w:r>
+        <w:t xml:space="preserve">of</w:t>
+      </w:r>
+      <w:r>
+        <w:t xml:space="preserve"> </w:t>
+      </w:r>
+      <w:r>
+        <w:t xml:space="preserve">Missouri.</w:t>
       </w:r>
     </w:p>
     <w:p>
       <w:pPr>
-        <w:pStyle w:val="NumberedParagraph"/>
+        <w:tabs>
+          <w:tab w:val="left" w:pos="1440"/>
+        </w:tabs>
+        <w:spacing w:before="0" w:after="0" w:line="552" w:lineRule="exact"/>
+        <w:ind w:left="0" w:firstLine="720"/>
+        <w:jc w:val="left"/>
       </w:pPr>
       <w:r>
         <w:t xml:space="preserve">6.</w:t>
@@ -283,12 +1317,95 @@
         <w:tab/>
       </w:r>
       <w:r>
-        <w:t xml:space="preserve">Venue is proper in this Court pursuant to 28 U.S.C. §§ 1408 and 1409.</w:t>
+        <w:t xml:space="preserve">Venue</w:t>
+      </w:r>
+      <w:r>
+        <w:t xml:space="preserve"> </w:t>
+      </w:r>
+      <w:r>
+        <w:t xml:space="preserve">is</w:t>
+      </w:r>
+      <w:r>
+        <w:t xml:space="preserve"> </w:t>
+      </w:r>
+      <w:r>
+        <w:t xml:space="preserve">proper</w:t>
+      </w:r>
+      <w:r>
+        <w:t xml:space="preserve"> </w:t>
+      </w:r>
+      <w:r>
+        <w:t xml:space="preserve">in</w:t>
+      </w:r>
+      <w:r>
+        <w:t xml:space="preserve"> </w:t>
+      </w:r>
+      <w:r>
+        <w:t xml:space="preserve">this</w:t>
+      </w:r>
+      <w:r>
+        <w:t xml:space="preserve"> </w:t>
+      </w:r>
+      <w:r>
+        <w:t xml:space="preserve">Court</w:t>
+      </w:r>
+      <w:r>
+        <w:t xml:space="preserve"> </w:t>
+      </w:r>
+      <w:r>
+        <w:t xml:space="preserve">pursuant</w:t>
+      </w:r>
+      <w:r>
+        <w:t xml:space="preserve"> </w:t>
+      </w:r>
+      <w:r>
+        <w:t xml:space="preserve">to</w:t>
+      </w:r>
+      <w:r>
+        <w:t xml:space="preserve"> </w:t>
+      </w:r>
+      <w:r>
+        <w:t xml:space="preserve">28</w:t>
+      </w:r>
+      <w:r>
+        <w:t xml:space="preserve"> </w:t>
+      </w:r>
+      <w:r>
+        <w:t xml:space="preserve">U.S.C.</w:t>
+      </w:r>
+      <w:r>
+        <w:t xml:space="preserve"> </w:t>
+      </w:r>
+      <w:r>
+        <w:t xml:space="preserve">§§</w:t>
+      </w:r>
+      <w:r>
+        <w:t xml:space="preserve"> </w:t>
+      </w:r>
+      <w:r>
+        <w:t xml:space="preserve">1408</w:t>
+      </w:r>
+      <w:r>
+        <w:t xml:space="preserve"> </w:t>
+      </w:r>
+      <w:r>
+        <w:t xml:space="preserve">and</w:t>
+      </w:r>
+      <w:r>
+        <w:t xml:space="preserve"> </w:t>
+      </w:r>
+      <w:r>
+        <w:t xml:space="preserve">1409.</w:t>
       </w:r>
     </w:p>
     <w:p>
       <w:pPr>
-        <w:pStyle w:val="NumberedParagraph"/>
+        <w:tabs>
+          <w:tab w:val="left" w:pos="1440"/>
+        </w:tabs>
+        <w:spacing w:before="0" w:after="0" w:line="552" w:lineRule="exact"/>
+        <w:ind w:left="0" w:firstLine="720"/>
+        <w:jc w:val="left"/>
       </w:pPr>
       <w:r>
         <w:t xml:space="preserve">7.</w:t>
@@ -297,22 +1414,723 @@
         <w:tab/>
       </w:r>
       <w:r>
-        <w:t xml:space="preserve">This matter constitutes a “core proceeding” pursuant to 28 U.S.C. § 157(b)(2)(A), (E), (H), and (O), as this matter arises under Title 11 of the United States Code and in the Chapter 7 case of Debtor, presently pending before the United States Bankruptcy Court for the Eastern District of Missouri, Eastern Division, as Case No. 24-44713.</w:t>
-      </w:r>
-      <w:r>
-        <w:t xml:space="preserve"> </w:t>
-      </w:r>
-      <w:r>
-        <w:rPr>
-          <w:b/>
-          <w:bCs/>
-        </w:rPr>
-        <w:t xml:space="preserve">[COUNSEL TO STATE WHETHER PLAINTIFF CONSENTS OR DOES NOT CONSENT TO THE ENTRY OF FINAL ORDERS OR JUDGMENT BY THE BANKRUPTCY JUDGE, FED. R. BANKR. P. 7008(a)]</w:t>
+        <w:t xml:space="preserve">This</w:t>
+      </w:r>
+      <w:r>
+        <w:t xml:space="preserve"> </w:t>
+      </w:r>
+      <w:r>
+        <w:t xml:space="preserve">matter</w:t>
+      </w:r>
+      <w:r>
+        <w:t xml:space="preserve"> </w:t>
+      </w:r>
+      <w:r>
+        <w:t xml:space="preserve">constitutes</w:t>
+      </w:r>
+      <w:r>
+        <w:t xml:space="preserve"> </w:t>
+      </w:r>
+      <w:r>
+        <w:t xml:space="preserve">a</w:t>
+      </w:r>
+      <w:r>
+        <w:t xml:space="preserve"> </w:t>
+      </w:r>
+      <w:r>
+        <w:t xml:space="preserve">“core</w:t>
+      </w:r>
+      <w:r>
+        <w:t xml:space="preserve"> </w:t>
+      </w:r>
+      <w:r>
+        <w:t xml:space="preserve">proceeding”</w:t>
+      </w:r>
+      <w:r>
+        <w:t xml:space="preserve"> </w:t>
+      </w:r>
+      <w:r>
+        <w:t xml:space="preserve">pursuant</w:t>
+      </w:r>
+      <w:r>
+        <w:t xml:space="preserve"> </w:t>
+      </w:r>
+      <w:r>
+        <w:t xml:space="preserve">to</w:t>
+      </w:r>
+      <w:r>
+        <w:t xml:space="preserve"> </w:t>
+      </w:r>
+      <w:r>
+        <w:t xml:space="preserve">28</w:t>
+      </w:r>
+      <w:r>
+        <w:t xml:space="preserve"> </w:t>
+      </w:r>
+      <w:r>
+        <w:t xml:space="preserve">U.S.C.</w:t>
+      </w:r>
+      <w:r>
+        <w:t xml:space="preserve"> </w:t>
+      </w:r>
+      <w:r>
+        <w:t xml:space="preserve">§</w:t>
+      </w:r>
+      <w:r>
+        <w:t xml:space="preserve"> </w:t>
+      </w:r>
+      <w:r>
+        <w:t xml:space="preserve">157(b)⁠(2)⁠(A),</w:t>
+      </w:r>
+      <w:r>
+        <w:t xml:space="preserve"> </w:t>
+      </w:r>
+      <w:r>
+        <w:t xml:space="preserve">(E),</w:t>
+      </w:r>
+      <w:r>
+        <w:t xml:space="preserve"> </w:t>
+      </w:r>
+      <w:r>
+        <w:t xml:space="preserve">(H),</w:t>
+      </w:r>
+      <w:r>
+        <w:t xml:space="preserve"> </w:t>
+      </w:r>
+      <w:r>
+        <w:t xml:space="preserve">and</w:t>
+      </w:r>
+      <w:r>
+        <w:t xml:space="preserve"> </w:t>
+      </w:r>
+      <w:r>
+        <w:t xml:space="preserve">(O),</w:t>
+      </w:r>
+      <w:r>
+        <w:t xml:space="preserve"> </w:t>
+      </w:r>
+      <w:r>
+        <w:t xml:space="preserve">as</w:t>
+      </w:r>
+      <w:r>
+        <w:t xml:space="preserve"> </w:t>
+      </w:r>
+      <w:r>
+        <w:t xml:space="preserve">this</w:t>
+      </w:r>
+      <w:r>
+        <w:t xml:space="preserve"> </w:t>
+      </w:r>
+      <w:r>
+        <w:t xml:space="preserve">matter</w:t>
+      </w:r>
+      <w:r>
+        <w:t xml:space="preserve"> </w:t>
+      </w:r>
+      <w:r>
+        <w:t xml:space="preserve">arises</w:t>
+      </w:r>
+      <w:r>
+        <w:t xml:space="preserve"> </w:t>
+      </w:r>
+      <w:r>
+        <w:t xml:space="preserve">under</w:t>
+      </w:r>
+      <w:r>
+        <w:t xml:space="preserve"> </w:t>
+      </w:r>
+      <w:r>
+        <w:t xml:space="preserve">Title</w:t>
+      </w:r>
+      <w:r>
+        <w:t xml:space="preserve"> </w:t>
+      </w:r>
+      <w:r>
+        <w:t xml:space="preserve">11</w:t>
+      </w:r>
+      <w:r>
+        <w:t xml:space="preserve"> </w:t>
+      </w:r>
+      <w:r>
+        <w:t xml:space="preserve">of</w:t>
+      </w:r>
+      <w:r>
+        <w:t xml:space="preserve"> </w:t>
+      </w:r>
+      <w:r>
+        <w:t xml:space="preserve">the</w:t>
+      </w:r>
+      <w:r>
+        <w:t xml:space="preserve"> </w:t>
+      </w:r>
+      <w:r>
+        <w:t xml:space="preserve">United</w:t>
+      </w:r>
+      <w:r>
+        <w:t xml:space="preserve"> </w:t>
+      </w:r>
+      <w:r>
+        <w:t xml:space="preserve">States</w:t>
+      </w:r>
+      <w:r>
+        <w:t xml:space="preserve"> </w:t>
+      </w:r>
+      <w:r>
+        <w:t xml:space="preserve">Code</w:t>
+      </w:r>
+      <w:r>
+        <w:t xml:space="preserve"> </w:t>
+      </w:r>
+      <w:r>
+        <w:t xml:space="preserve">and</w:t>
+      </w:r>
+      <w:r>
+        <w:t xml:space="preserve"> </w:t>
+      </w:r>
+      <w:r>
+        <w:t xml:space="preserve">in</w:t>
+      </w:r>
+      <w:r>
+        <w:t xml:space="preserve"> </w:t>
+      </w:r>
+      <w:r>
+        <w:t xml:space="preserve">the</w:t>
+      </w:r>
+      <w:r>
+        <w:t xml:space="preserve"> </w:t>
+      </w:r>
+      <w:r>
+        <w:t xml:space="preserve">Chapter</w:t>
+      </w:r>
+      <w:r>
+        <w:t xml:space="preserve"> </w:t>
+      </w:r>
+      <w:r>
+        <w:t xml:space="preserve">7</w:t>
+      </w:r>
+      <w:r>
+        <w:t xml:space="preserve"> </w:t>
+      </w:r>
+      <w:r>
+        <w:t xml:space="preserve">case</w:t>
+      </w:r>
+      <w:r>
+        <w:t xml:space="preserve"> </w:t>
+      </w:r>
+      <w:r>
+        <w:t xml:space="preserve">of</w:t>
+      </w:r>
+      <w:r>
+        <w:t xml:space="preserve"> </w:t>
+      </w:r>
+      <w:r>
+        <w:t xml:space="preserve">Debtor,</w:t>
+      </w:r>
+      <w:r>
+        <w:t xml:space="preserve"> </w:t>
+      </w:r>
+      <w:r>
+        <w:t xml:space="preserve">presently</w:t>
+      </w:r>
+      <w:r>
+        <w:t xml:space="preserve"> </w:t>
+      </w:r>
+      <w:r>
+        <w:t xml:space="preserve">pending</w:t>
+      </w:r>
+      <w:r>
+        <w:t xml:space="preserve"> </w:t>
+      </w:r>
+      <w:r>
+        <w:t xml:space="preserve">before</w:t>
+      </w:r>
+      <w:r>
+        <w:t xml:space="preserve"> </w:t>
+      </w:r>
+      <w:r>
+        <w:t xml:space="preserve">the</w:t>
+      </w:r>
+      <w:r>
+        <w:t xml:space="preserve"> </w:t>
+      </w:r>
+      <w:r>
+        <w:t xml:space="preserve">United</w:t>
+      </w:r>
+      <w:r>
+        <w:t xml:space="preserve"> </w:t>
+      </w:r>
+      <w:r>
+        <w:t xml:space="preserve">States</w:t>
+      </w:r>
+      <w:r>
+        <w:t xml:space="preserve"> </w:t>
+      </w:r>
+      <w:r>
+        <w:t xml:space="preserve">Bankruptcy</w:t>
+      </w:r>
+      <w:r>
+        <w:t xml:space="preserve"> </w:t>
+      </w:r>
+      <w:r>
+        <w:t xml:space="preserve">Court</w:t>
+      </w:r>
+      <w:r>
+        <w:t xml:space="preserve"> </w:t>
+      </w:r>
+      <w:r>
+        <w:t xml:space="preserve">for</w:t>
+      </w:r>
+      <w:r>
+        <w:t xml:space="preserve"> </w:t>
+      </w:r>
+      <w:r>
+        <w:t xml:space="preserve">the</w:t>
+      </w:r>
+      <w:r>
+        <w:t xml:space="preserve"> </w:t>
+      </w:r>
+      <w:r>
+        <w:t xml:space="preserve">Eastern</w:t>
+      </w:r>
+      <w:r>
+        <w:t xml:space="preserve"> </w:t>
+      </w:r>
+      <w:r>
+        <w:t xml:space="preserve">District</w:t>
+      </w:r>
+      <w:r>
+        <w:t xml:space="preserve"> </w:t>
+      </w:r>
+      <w:r>
+        <w:t xml:space="preserve">of</w:t>
+      </w:r>
+      <w:r>
+        <w:t xml:space="preserve"> </w:t>
+      </w:r>
+      <w:r>
+        <w:t xml:space="preserve">Missouri,</w:t>
+      </w:r>
+      <w:r>
+        <w:t xml:space="preserve"> </w:t>
+      </w:r>
+      <w:r>
+        <w:t xml:space="preserve">Eastern</w:t>
+      </w:r>
+      <w:r>
+        <w:t xml:space="preserve"> </w:t>
+      </w:r>
+      <w:r>
+        <w:t xml:space="preserve">Division,</w:t>
+      </w:r>
+      <w:r>
+        <w:t xml:space="preserve"> </w:t>
+      </w:r>
+      <w:r>
+        <w:t xml:space="preserve">as</w:t>
+      </w:r>
+      <w:r>
+        <w:t xml:space="preserve"> </w:t>
+      </w:r>
+      <w:r>
+        <w:t xml:space="preserve">Case</w:t>
+      </w:r>
+      <w:r>
+        <w:t xml:space="preserve"> </w:t>
+      </w:r>
+      <w:r>
+        <w:t xml:space="preserve">No.</w:t>
+      </w:r>
+      <w:r>
+        <w:t xml:space="preserve"> </w:t>
+      </w:r>
+      <w:r>
+        <w:t xml:space="preserve">24</w:t>
+        <w:noBreakHyphen/>
+        <w:t xml:space="preserve">44713.</w:t>
+      </w:r>
+      <w:r>
+        <w:t xml:space="preserve"> </w:t>
+      </w:r>
+      <w:r>
+        <w:rPr>
+          <w:b/>
+          <w:bCs/>
+        </w:rPr>
+        <w:t xml:space="preserve">[COUNSEL</w:t>
+      </w:r>
+      <w:r>
+        <w:rPr>
+          <w:b/>
+          <w:bCs/>
+        </w:rPr>
+        <w:t xml:space="preserve"> </w:t>
+      </w:r>
+      <w:r>
+        <w:rPr>
+          <w:b/>
+          <w:bCs/>
+        </w:rPr>
+        <w:t xml:space="preserve">TO</w:t>
+      </w:r>
+      <w:r>
+        <w:rPr>
+          <w:b/>
+          <w:bCs/>
+        </w:rPr>
+        <w:t xml:space="preserve"> </w:t>
+      </w:r>
+      <w:r>
+        <w:rPr>
+          <w:b/>
+          <w:bCs/>
+        </w:rPr>
+        <w:t xml:space="preserve">STATE</w:t>
+      </w:r>
+      <w:r>
+        <w:rPr>
+          <w:b/>
+          <w:bCs/>
+        </w:rPr>
+        <w:t xml:space="preserve"> </w:t>
+      </w:r>
+      <w:r>
+        <w:rPr>
+          <w:b/>
+          <w:bCs/>
+        </w:rPr>
+        <w:t xml:space="preserve">WHETHER</w:t>
+      </w:r>
+      <w:r>
+        <w:rPr>
+          <w:b/>
+          <w:bCs/>
+        </w:rPr>
+        <w:t xml:space="preserve"> </w:t>
+      </w:r>
+      <w:r>
+        <w:rPr>
+          <w:b/>
+          <w:bCs/>
+        </w:rPr>
+        <w:t xml:space="preserve">PLAINTIFF</w:t>
+      </w:r>
+      <w:r>
+        <w:rPr>
+          <w:b/>
+          <w:bCs/>
+        </w:rPr>
+        <w:t xml:space="preserve"> </w:t>
+      </w:r>
+      <w:r>
+        <w:rPr>
+          <w:b/>
+          <w:bCs/>
+        </w:rPr>
+        <w:t xml:space="preserve">CONSENTS</w:t>
+      </w:r>
+      <w:r>
+        <w:rPr>
+          <w:b/>
+          <w:bCs/>
+        </w:rPr>
+        <w:t xml:space="preserve"> </w:t>
+      </w:r>
+      <w:r>
+        <w:rPr>
+          <w:b/>
+          <w:bCs/>
+        </w:rPr>
+        <w:t xml:space="preserve">OR</w:t>
+      </w:r>
+      <w:r>
+        <w:rPr>
+          <w:b/>
+          <w:bCs/>
+        </w:rPr>
+        <w:t xml:space="preserve"> </w:t>
+      </w:r>
+      <w:r>
+        <w:rPr>
+          <w:b/>
+          <w:bCs/>
+        </w:rPr>
+        <w:t xml:space="preserve">DOES</w:t>
+      </w:r>
+      <w:r>
+        <w:rPr>
+          <w:b/>
+          <w:bCs/>
+        </w:rPr>
+        <w:t xml:space="preserve"> </w:t>
+      </w:r>
+      <w:r>
+        <w:rPr>
+          <w:b/>
+          <w:bCs/>
+        </w:rPr>
+        <w:t xml:space="preserve">NOT</w:t>
+      </w:r>
+      <w:r>
+        <w:rPr>
+          <w:b/>
+          <w:bCs/>
+        </w:rPr>
+        <w:t xml:space="preserve"> </w:t>
+      </w:r>
+      <w:r>
+        <w:rPr>
+          <w:b/>
+          <w:bCs/>
+        </w:rPr>
+        <w:t xml:space="preserve">CONSENT</w:t>
+      </w:r>
+      <w:r>
+        <w:rPr>
+          <w:b/>
+          <w:bCs/>
+        </w:rPr>
+        <w:t xml:space="preserve"> </w:t>
+      </w:r>
+      <w:r>
+        <w:rPr>
+          <w:b/>
+          <w:bCs/>
+        </w:rPr>
+        <w:t xml:space="preserve">TO</w:t>
+      </w:r>
+      <w:r>
+        <w:rPr>
+          <w:b/>
+          <w:bCs/>
+        </w:rPr>
+        <w:t xml:space="preserve"> </w:t>
+      </w:r>
+      <w:r>
+        <w:rPr>
+          <w:b/>
+          <w:bCs/>
+        </w:rPr>
+        <w:t xml:space="preserve">THE</w:t>
+      </w:r>
+      <w:r>
+        <w:rPr>
+          <w:b/>
+          <w:bCs/>
+        </w:rPr>
+        <w:t xml:space="preserve"> </w:t>
+      </w:r>
+      <w:r>
+        <w:rPr>
+          <w:b/>
+          <w:bCs/>
+        </w:rPr>
+        <w:t xml:space="preserve">ENTRY</w:t>
+      </w:r>
+      <w:r>
+        <w:rPr>
+          <w:b/>
+          <w:bCs/>
+        </w:rPr>
+        <w:t xml:space="preserve"> </w:t>
+      </w:r>
+      <w:r>
+        <w:rPr>
+          <w:b/>
+          <w:bCs/>
+        </w:rPr>
+        <w:t xml:space="preserve">OF</w:t>
+      </w:r>
+      <w:r>
+        <w:rPr>
+          <w:b/>
+          <w:bCs/>
+        </w:rPr>
+        <w:t xml:space="preserve"> </w:t>
+      </w:r>
+      <w:r>
+        <w:rPr>
+          <w:b/>
+          <w:bCs/>
+        </w:rPr>
+        <w:t xml:space="preserve">FINAL</w:t>
+      </w:r>
+      <w:r>
+        <w:rPr>
+          <w:b/>
+          <w:bCs/>
+        </w:rPr>
+        <w:t xml:space="preserve"> </w:t>
+      </w:r>
+      <w:r>
+        <w:rPr>
+          <w:b/>
+          <w:bCs/>
+        </w:rPr>
+        <w:t xml:space="preserve">ORDERS</w:t>
+      </w:r>
+      <w:r>
+        <w:rPr>
+          <w:b/>
+          <w:bCs/>
+        </w:rPr>
+        <w:t xml:space="preserve"> </w:t>
+      </w:r>
+      <w:r>
+        <w:rPr>
+          <w:b/>
+          <w:bCs/>
+        </w:rPr>
+        <w:t xml:space="preserve">OR</w:t>
+      </w:r>
+      <w:r>
+        <w:rPr>
+          <w:b/>
+          <w:bCs/>
+        </w:rPr>
+        <w:t xml:space="preserve"> </w:t>
+      </w:r>
+      <w:r>
+        <w:rPr>
+          <w:b/>
+          <w:bCs/>
+        </w:rPr>
+        <w:t xml:space="preserve">JUDGMENT</w:t>
+      </w:r>
+      <w:r>
+        <w:rPr>
+          <w:b/>
+          <w:bCs/>
+        </w:rPr>
+        <w:t xml:space="preserve"> </w:t>
+      </w:r>
+      <w:r>
+        <w:rPr>
+          <w:b/>
+          <w:bCs/>
+        </w:rPr>
+        <w:t xml:space="preserve">BY</w:t>
+      </w:r>
+      <w:r>
+        <w:rPr>
+          <w:b/>
+          <w:bCs/>
+        </w:rPr>
+        <w:t xml:space="preserve"> </w:t>
+      </w:r>
+      <w:r>
+        <w:rPr>
+          <w:b/>
+          <w:bCs/>
+        </w:rPr>
+        <w:t xml:space="preserve">THE</w:t>
+      </w:r>
+      <w:r>
+        <w:rPr>
+          <w:b/>
+          <w:bCs/>
+        </w:rPr>
+        <w:t xml:space="preserve"> </w:t>
+      </w:r>
+      <w:r>
+        <w:rPr>
+          <w:b/>
+          <w:bCs/>
+        </w:rPr>
+        <w:t xml:space="preserve">BANKRUPTCY</w:t>
+      </w:r>
+      <w:r>
+        <w:rPr>
+          <w:b/>
+          <w:bCs/>
+        </w:rPr>
+        <w:t xml:space="preserve"> </w:t>
+      </w:r>
+      <w:r>
+        <w:rPr>
+          <w:b/>
+          <w:bCs/>
+        </w:rPr>
+        <w:t xml:space="preserve">JUDGE,</w:t>
+      </w:r>
+      <w:r>
+        <w:rPr>
+          <w:b/>
+          <w:bCs/>
+        </w:rPr>
+        <w:t xml:space="preserve"> </w:t>
+      </w:r>
+      <w:r>
+        <w:rPr>
+          <w:b/>
+          <w:bCs/>
+        </w:rPr>
+        <w:t xml:space="preserve">FED.</w:t>
+      </w:r>
+      <w:r>
+        <w:rPr>
+          <w:b/>
+          <w:bCs/>
+        </w:rPr>
+        <w:t xml:space="preserve"> </w:t>
+      </w:r>
+      <w:r>
+        <w:rPr>
+          <w:b/>
+          <w:bCs/>
+        </w:rPr>
+        <w:t xml:space="preserve">R.</w:t>
+      </w:r>
+      <w:r>
+        <w:rPr>
+          <w:b/>
+          <w:bCs/>
+        </w:rPr>
+        <w:t xml:space="preserve"> </w:t>
+      </w:r>
+      <w:r>
+        <w:rPr>
+          <w:b/>
+          <w:bCs/>
+        </w:rPr>
+        <w:t xml:space="preserve">BANKR.</w:t>
+      </w:r>
+      <w:r>
+        <w:rPr>
+          <w:b/>
+          <w:bCs/>
+        </w:rPr>
+        <w:t xml:space="preserve"> </w:t>
+      </w:r>
+      <w:r>
+        <w:rPr>
+          <w:b/>
+          <w:bCs/>
+        </w:rPr>
+        <w:t xml:space="preserve">P.</w:t>
+      </w:r>
+      <w:r>
+        <w:rPr>
+          <w:b/>
+          <w:bCs/>
+        </w:rPr>
+        <w:t xml:space="preserve"> </w:t>
+      </w:r>
+      <w:r>
+        <w:rPr>
+          <w:b/>
+          <w:bCs/>
+        </w:rPr>
+        <w:t xml:space="preserve">7008(a)]</w:t>
       </w:r>
     </w:p>
     <w:p>
       <w:pPr>
-        <w:pStyle w:val="NumberedParagraph"/>
+        <w:tabs>
+          <w:tab w:val="left" w:pos="1440"/>
+        </w:tabs>
+        <w:spacing w:before="0" w:after="0" w:line="552" w:lineRule="exact"/>
+        <w:ind w:left="0" w:firstLine="720"/>
+        <w:jc w:val="left"/>
       </w:pPr>
       <w:r>
         <w:t xml:space="preserve">8.</w:t>
@@ -321,22 +2139,180 @@
         <w:tab/>
       </w:r>
       <w:r>
-        <w:t xml:space="preserve">Trustee brings this Complaint against the Defendant pursuant to 11 U.S.C. §§ 542, 548 and 550.</w:t>
+        <w:t xml:space="preserve">Trustee</w:t>
+      </w:r>
+      <w:r>
+        <w:t xml:space="preserve"> </w:t>
+      </w:r>
+      <w:r>
+        <w:t xml:space="preserve">brings</w:t>
+      </w:r>
+      <w:r>
+        <w:t xml:space="preserve"> </w:t>
+      </w:r>
+      <w:r>
+        <w:t xml:space="preserve">this</w:t>
+      </w:r>
+      <w:r>
+        <w:t xml:space="preserve"> </w:t>
+      </w:r>
+      <w:r>
+        <w:t xml:space="preserve">Complaint</w:t>
+      </w:r>
+      <w:r>
+        <w:t xml:space="preserve"> </w:t>
+      </w:r>
+      <w:r>
+        <w:t xml:space="preserve">against</w:t>
+      </w:r>
+      <w:r>
+        <w:t xml:space="preserve"> </w:t>
+      </w:r>
+      <w:r>
+        <w:t xml:space="preserve">the</w:t>
+      </w:r>
+      <w:r>
+        <w:t xml:space="preserve"> </w:t>
+      </w:r>
+      <w:r>
+        <w:t xml:space="preserve">Defendant</w:t>
+      </w:r>
+      <w:r>
+        <w:t xml:space="preserve"> </w:t>
+      </w:r>
+      <w:r>
+        <w:t xml:space="preserve">pursuant</w:t>
+      </w:r>
+      <w:r>
+        <w:t xml:space="preserve"> </w:t>
+      </w:r>
+      <w:r>
+        <w:t xml:space="preserve">to</w:t>
+      </w:r>
+      <w:r>
+        <w:t xml:space="preserve"> </w:t>
+      </w:r>
+      <w:r>
+        <w:t xml:space="preserve">11</w:t>
+      </w:r>
+      <w:r>
+        <w:t xml:space="preserve"> </w:t>
+      </w:r>
+      <w:r>
+        <w:t xml:space="preserve">U.S.C.</w:t>
+      </w:r>
+      <w:r>
+        <w:t xml:space="preserve"> </w:t>
+      </w:r>
+      <w:r>
+        <w:t xml:space="preserve">§§</w:t>
+      </w:r>
+      <w:r>
+        <w:t xml:space="preserve"> </w:t>
+      </w:r>
+      <w:r>
+        <w:t xml:space="preserve">542,</w:t>
+      </w:r>
+      <w:r>
+        <w:t xml:space="preserve"> </w:t>
+      </w:r>
+      <w:r>
+        <w:t xml:space="preserve">548</w:t>
+      </w:r>
+      <w:r>
+        <w:t xml:space="preserve"> </w:t>
+      </w:r>
+      <w:r>
+        <w:t xml:space="preserve">and</w:t>
+      </w:r>
+      <w:r>
+        <w:t xml:space="preserve"> </w:t>
+      </w:r>
+      <w:r>
+        <w:t xml:space="preserve">550.</w:t>
       </w:r>
     </w:p>
-    <w:bookmarkEnd w:id="20"/>
-    <w:bookmarkStart w:id="21" w:name="facts-common-to-all-counts"/>
     <w:p>
       <w:pPr>
         <w:pStyle w:val="Heading1"/>
+        <w:keepNext/>
+        <w:keepLines/>
+        <w:spacing w:before="0" w:after="0" w:line="552" w:lineRule="exact"/>
+        <w:ind w:left="0" w:firstLine="0"/>
+        <w:jc w:val="center"/>
       </w:pPr>
       <w:r>
-        <w:t xml:space="preserve">FACTS COMMON TO ALL COUNTS</w:t>
+        <w:rPr>
+          <w:b/>
+          <w:bCs/>
+        </w:rPr>
+        <w:t xml:space="preserve">FACTS</w:t>
+      </w:r>
+      <w:r>
+        <w:rPr>
+          <w:b/>
+          <w:bCs/>
+        </w:rPr>
+        <w:t xml:space="preserve"> </w:t>
+      </w:r>
+      <w:r>
+        <w:rPr>
+          <w:b/>
+          <w:bCs/>
+        </w:rPr>
+        <w:t xml:space="preserve">COMMON</w:t>
+      </w:r>
+      <w:r>
+        <w:rPr>
+          <w:b/>
+          <w:bCs/>
+        </w:rPr>
+        <w:t xml:space="preserve"> </w:t>
+      </w:r>
+      <w:r>
+        <w:rPr>
+          <w:b/>
+          <w:bCs/>
+        </w:rPr>
+        <w:t xml:space="preserve">TO</w:t>
+      </w:r>
+      <w:r>
+        <w:rPr>
+          <w:b/>
+          <w:bCs/>
+        </w:rPr>
+        <w:t xml:space="preserve"> </w:t>
+      </w:r>
+      <w:r>
+        <w:rPr>
+          <w:b/>
+          <w:bCs/>
+        </w:rPr>
+        <w:t xml:space="preserve">ALL</w:t>
+      </w:r>
+      <w:r>
+        <w:rPr>
+          <w:b/>
+          <w:bCs/>
+        </w:rPr>
+        <w:t xml:space="preserve"> </w:t>
+      </w:r>
+      <w:r>
+        <w:rPr>
+          <w:b/>
+          <w:bCs/>
+        </w:rPr>
+        <w:t xml:space="preserve">COUNTS</w:t>
       </w:r>
     </w:p>
     <w:p>
       <w:pPr>
-        <w:pStyle w:val="NumberedParagraph"/>
+        <w:tabs>
+          <w:tab w:val="left" w:pos="1440"/>
+        </w:tabs>
+        <w:spacing w:before="0" w:after="0" w:line="552" w:lineRule="exact"/>
+        <w:ind w:left="0" w:firstLine="720"/>
+        <w:jc w:val="left"/>
       </w:pPr>
       <w:r>
         <w:t xml:space="preserve">9.</w:t>
@@ -345,12 +2321,107 @@
         <w:tab/>
       </w:r>
       <w:r>
-        <w:t xml:space="preserve">Paragraphs 1 through 8 are incorporated by reference herein as if more fully set out hereafter.</w:t>
+        <w:t xml:space="preserve">Paragraphs</w:t>
+      </w:r>
+      <w:r>
+        <w:t xml:space="preserve"> </w:t>
+      </w:r>
+      <w:r>
+        <w:t xml:space="preserve">1</w:t>
+      </w:r>
+      <w:r>
+        <w:t xml:space="preserve"> </w:t>
+      </w:r>
+      <w:r>
+        <w:t xml:space="preserve">through</w:t>
+      </w:r>
+      <w:r>
+        <w:t xml:space="preserve"> </w:t>
+      </w:r>
+      <w:r>
+        <w:t xml:space="preserve">8</w:t>
+      </w:r>
+      <w:r>
+        <w:t xml:space="preserve"> </w:t>
+      </w:r>
+      <w:r>
+        <w:t xml:space="preserve">are</w:t>
+      </w:r>
+      <w:r>
+        <w:t xml:space="preserve"> </w:t>
+      </w:r>
+      <w:r>
+        <w:t xml:space="preserve">incorporated</w:t>
+      </w:r>
+      <w:r>
+        <w:t xml:space="preserve"> </w:t>
+      </w:r>
+      <w:r>
+        <w:t xml:space="preserve">by</w:t>
+      </w:r>
+      <w:r>
+        <w:t xml:space="preserve"> </w:t>
+      </w:r>
+      <w:r>
+        <w:t xml:space="preserve">reference</w:t>
+      </w:r>
+      <w:r>
+        <w:t xml:space="preserve"> </w:t>
+      </w:r>
+      <w:r>
+        <w:t xml:space="preserve">herein</w:t>
+      </w:r>
+      <w:r>
+        <w:t xml:space="preserve"> </w:t>
+      </w:r>
+      <w:r>
+        <w:t xml:space="preserve">as</w:t>
+      </w:r>
+      <w:r>
+        <w:t xml:space="preserve"> </w:t>
+      </w:r>
+      <w:r>
+        <w:t xml:space="preserve">if</w:t>
+      </w:r>
+      <w:r>
+        <w:t xml:space="preserve"> </w:t>
+      </w:r>
+      <w:r>
+        <w:t xml:space="preserve">more</w:t>
+      </w:r>
+      <w:r>
+        <w:t xml:space="preserve"> </w:t>
+      </w:r>
+      <w:r>
+        <w:t xml:space="preserve">fully</w:t>
+      </w:r>
+      <w:r>
+        <w:t xml:space="preserve"> </w:t>
+      </w:r>
+      <w:r>
+        <w:t xml:space="preserve">set</w:t>
+      </w:r>
+      <w:r>
+        <w:t xml:space="preserve"> </w:t>
+      </w:r>
+      <w:r>
+        <w:t xml:space="preserve">out</w:t>
+      </w:r>
+      <w:r>
+        <w:t xml:space="preserve"> </w:t>
+      </w:r>
+      <w:r>
+        <w:t xml:space="preserve">hereafter.</w:t>
       </w:r>
     </w:p>
     <w:p>
       <w:pPr>
-        <w:pStyle w:val="NumberedParagraph"/>
+        <w:tabs>
+          <w:tab w:val="left" w:pos="1440"/>
+        </w:tabs>
+        <w:spacing w:before="0" w:after="0" w:line="552" w:lineRule="exact"/>
+        <w:ind w:left="0" w:firstLine="720"/>
+        <w:jc w:val="left"/>
       </w:pPr>
       <w:r>
         <w:t xml:space="preserve">10.</w:t>
@@ -359,12 +2430,209 @@
         <w:tab/>
       </w:r>
       <w:r>
-        <w:t xml:space="preserve">Prior to the Petition Date, and specifically during September and October of 2024, Debtor, as trustee for his own revocable trust, maintained an account ending in 2699 at Bank of America (the “Account”).</w:t>
+        <w:t xml:space="preserve">Prior</w:t>
+      </w:r>
+      <w:r>
+        <w:t xml:space="preserve"> </w:t>
+      </w:r>
+      <w:r>
+        <w:t xml:space="preserve">to</w:t>
+      </w:r>
+      <w:r>
+        <w:t xml:space="preserve"> </w:t>
+      </w:r>
+      <w:r>
+        <w:t xml:space="preserve">the</w:t>
+      </w:r>
+      <w:r>
+        <w:t xml:space="preserve"> </w:t>
+      </w:r>
+      <w:r>
+        <w:t xml:space="preserve">Petition</w:t>
+      </w:r>
+      <w:r>
+        <w:t xml:space="preserve"> </w:t>
+      </w:r>
+      <w:r>
+        <w:t xml:space="preserve">Date,</w:t>
+      </w:r>
+      <w:r>
+        <w:t xml:space="preserve"> </w:t>
+      </w:r>
+      <w:r>
+        <w:t xml:space="preserve">and</w:t>
+      </w:r>
+      <w:r>
+        <w:t xml:space="preserve"> </w:t>
+      </w:r>
+      <w:r>
+        <w:t xml:space="preserve">specifically</w:t>
+      </w:r>
+      <w:r>
+        <w:t xml:space="preserve"> </w:t>
+      </w:r>
+      <w:r>
+        <w:t xml:space="preserve">during</w:t>
+      </w:r>
+      <w:r>
+        <w:t xml:space="preserve"> </w:t>
+      </w:r>
+      <w:r>
+        <w:t xml:space="preserve">September</w:t>
+      </w:r>
+      <w:r>
+        <w:t xml:space="preserve"> </w:t>
+      </w:r>
+      <w:r>
+        <w:t xml:space="preserve">and</w:t>
+      </w:r>
+      <w:r>
+        <w:t xml:space="preserve"> </w:t>
+      </w:r>
+      <w:r>
+        <w:t xml:space="preserve">October</w:t>
+      </w:r>
+      <w:r>
+        <w:t xml:space="preserve"> </w:t>
+      </w:r>
+      <w:r>
+        <w:t xml:space="preserve">of</w:t>
+      </w:r>
+      <w:r>
+        <w:t xml:space="preserve"> </w:t>
+      </w:r>
+      <w:r>
+        <w:t xml:space="preserve">2024,</w:t>
+      </w:r>
+      <w:r>
+        <w:t xml:space="preserve"> </w:t>
+      </w:r>
+      <w:r>
+        <w:t xml:space="preserve">Debtor,</w:t>
+      </w:r>
+      <w:r>
+        <w:t xml:space="preserve"> </w:t>
+      </w:r>
+      <w:r>
+        <w:t xml:space="preserve">as</w:t>
+      </w:r>
+      <w:r>
+        <w:t xml:space="preserve"> </w:t>
+      </w:r>
+      <w:r>
+        <w:t xml:space="preserve">trustee</w:t>
+      </w:r>
+      <w:r>
+        <w:t xml:space="preserve"> </w:t>
+      </w:r>
+      <w:r>
+        <w:t xml:space="preserve">for</w:t>
+      </w:r>
+      <w:r>
+        <w:t xml:space="preserve"> </w:t>
+      </w:r>
+      <w:r>
+        <w:t xml:space="preserve">his</w:t>
+      </w:r>
+      <w:r>
+        <w:t xml:space="preserve"> </w:t>
+      </w:r>
+      <w:r>
+        <w:t xml:space="preserve">own</w:t>
+      </w:r>
+      <w:r>
+        <w:t xml:space="preserve"> </w:t>
+      </w:r>
+      <w:r>
+        <w:t xml:space="preserve">revocable</w:t>
+      </w:r>
+      <w:r>
+        <w:t xml:space="preserve"> </w:t>
+      </w:r>
+      <w:r>
+        <w:t xml:space="preserve">trust,</w:t>
+      </w:r>
+      <w:r>
+        <w:t xml:space="preserve"> </w:t>
+      </w:r>
+      <w:r>
+        <w:t xml:space="preserve">maintained</w:t>
+      </w:r>
+      <w:r>
+        <w:t xml:space="preserve"> </w:t>
+      </w:r>
+      <w:r>
+        <w:t xml:space="preserve">an</w:t>
+      </w:r>
+      <w:r>
+        <w:t xml:space="preserve"> </w:t>
+      </w:r>
+      <w:r>
+        <w:t xml:space="preserve">account</w:t>
+      </w:r>
+      <w:r>
+        <w:t xml:space="preserve"> </w:t>
+      </w:r>
+      <w:r>
+        <w:t xml:space="preserve">ending</w:t>
+      </w:r>
+      <w:r>
+        <w:t xml:space="preserve"> </w:t>
+      </w:r>
+      <w:r>
+        <w:t xml:space="preserve">in</w:t>
+      </w:r>
+      <w:r>
+        <w:t xml:space="preserve"> </w:t>
+      </w:r>
+      <w:r>
+        <w:t xml:space="preserve">2699</w:t>
+      </w:r>
+      <w:r>
+        <w:t xml:space="preserve"> </w:t>
+      </w:r>
+      <w:r>
+        <w:t xml:space="preserve">at</w:t>
+      </w:r>
+      <w:r>
+        <w:t xml:space="preserve"> </w:t>
+      </w:r>
+      <w:r>
+        <w:t xml:space="preserve">Bank</w:t>
+      </w:r>
+      <w:r>
+        <w:t xml:space="preserve"> </w:t>
+      </w:r>
+      <w:r>
+        <w:t xml:space="preserve">of</w:t>
+      </w:r>
+      <w:r>
+        <w:t xml:space="preserve"> </w:t>
+      </w:r>
+      <w:r>
+        <w:t xml:space="preserve">America</w:t>
+      </w:r>
+      <w:r>
+        <w:t xml:space="preserve"> </w:t>
+      </w:r>
+      <w:r>
+        <w:t xml:space="preserve">(the</w:t>
+      </w:r>
+      <w:r>
+        <w:t xml:space="preserve"> </w:t>
+      </w:r>
+      <w:r>
+        <w:t xml:space="preserve">“Account”).</w:t>
       </w:r>
     </w:p>
     <w:p>
       <w:pPr>
-        <w:pStyle w:val="NumberedParagraph"/>
+        <w:tabs>
+          <w:tab w:val="left" w:pos="1440"/>
+        </w:tabs>
+        <w:spacing w:before="0" w:after="0" w:line="552" w:lineRule="exact"/>
+        <w:ind w:left="0" w:firstLine="720"/>
+        <w:jc w:val="left"/>
       </w:pPr>
       <w:r>
         <w:t xml:space="preserve">11.</w:t>
@@ -373,12 +2641,95 @@
         <w:tab/>
       </w:r>
       <w:r>
-        <w:t xml:space="preserve">All funds in the Account were “owned” by the Debtor through his revocable trust.</w:t>
+        <w:t xml:space="preserve">All</w:t>
+      </w:r>
+      <w:r>
+        <w:t xml:space="preserve"> </w:t>
+      </w:r>
+      <w:r>
+        <w:t xml:space="preserve">funds</w:t>
+      </w:r>
+      <w:r>
+        <w:t xml:space="preserve"> </w:t>
+      </w:r>
+      <w:r>
+        <w:t xml:space="preserve">in</w:t>
+      </w:r>
+      <w:r>
+        <w:t xml:space="preserve"> </w:t>
+      </w:r>
+      <w:r>
+        <w:t xml:space="preserve">the</w:t>
+      </w:r>
+      <w:r>
+        <w:t xml:space="preserve"> </w:t>
+      </w:r>
+      <w:r>
+        <w:t xml:space="preserve">Account</w:t>
+      </w:r>
+      <w:r>
+        <w:t xml:space="preserve"> </w:t>
+      </w:r>
+      <w:r>
+        <w:t xml:space="preserve">were</w:t>
+      </w:r>
+      <w:r>
+        <w:t xml:space="preserve"> </w:t>
+      </w:r>
+      <w:r>
+        <w:t xml:space="preserve">“owned”</w:t>
+      </w:r>
+      <w:r>
+        <w:t xml:space="preserve"> </w:t>
+      </w:r>
+      <w:r>
+        <w:t xml:space="preserve">by</w:t>
+      </w:r>
+      <w:r>
+        <w:t xml:space="preserve"> </w:t>
+      </w:r>
+      <w:r>
+        <w:t xml:space="preserve">the</w:t>
+      </w:r>
+      <w:r>
+        <w:t xml:space="preserve"> </w:t>
+      </w:r>
+      <w:r>
+        <w:t xml:space="preserve">Debtor</w:t>
+      </w:r>
+      <w:r>
+        <w:t xml:space="preserve"> </w:t>
+      </w:r>
+      <w:r>
+        <w:t xml:space="preserve">through</w:t>
+      </w:r>
+      <w:r>
+        <w:t xml:space="preserve"> </w:t>
+      </w:r>
+      <w:r>
+        <w:t xml:space="preserve">his</w:t>
+      </w:r>
+      <w:r>
+        <w:t xml:space="preserve"> </w:t>
+      </w:r>
+      <w:r>
+        <w:t xml:space="preserve">revocable</w:t>
+      </w:r>
+      <w:r>
+        <w:t xml:space="preserve"> </w:t>
+      </w:r>
+      <w:r>
+        <w:t xml:space="preserve">trust.</w:t>
       </w:r>
     </w:p>
     <w:p>
       <w:pPr>
-        <w:pStyle w:val="NumberedParagraph"/>
+        <w:tabs>
+          <w:tab w:val="left" w:pos="1440"/>
+        </w:tabs>
+        <w:spacing w:before="0" w:after="0" w:line="552" w:lineRule="exact"/>
+        <w:ind w:left="0" w:firstLine="720"/>
+        <w:jc w:val="left"/>
       </w:pPr>
       <w:r>
         <w:t xml:space="preserve">12.</w:t>
@@ -387,12 +2738,137 @@
         <w:tab/>
       </w:r>
       <w:r>
-        <w:t xml:space="preserve">On or about September 28, 2024, Debtor withdrew “cash” from the Account in the amount of $5,000.00 utilizing Check No. 928.</w:t>
+        <w:t xml:space="preserve">On</w:t>
+      </w:r>
+      <w:r>
+        <w:t xml:space="preserve"> </w:t>
+      </w:r>
+      <w:r>
+        <w:t xml:space="preserve">or</w:t>
+      </w:r>
+      <w:r>
+        <w:t xml:space="preserve"> </w:t>
+      </w:r>
+      <w:r>
+        <w:t xml:space="preserve">about</w:t>
+      </w:r>
+      <w:r>
+        <w:t xml:space="preserve"> </w:t>
+      </w:r>
+      <w:r>
+        <w:t xml:space="preserve">September</w:t>
+      </w:r>
+      <w:r>
+        <w:t xml:space="preserve"> </w:t>
+      </w:r>
+      <w:r>
+        <w:t xml:space="preserve">28,</w:t>
+      </w:r>
+      <w:r>
+        <w:t xml:space="preserve"> </w:t>
+      </w:r>
+      <w:r>
+        <w:t xml:space="preserve">2024,</w:t>
+      </w:r>
+      <w:r>
+        <w:t xml:space="preserve"> </w:t>
+      </w:r>
+      <w:r>
+        <w:t xml:space="preserve">Debtor</w:t>
+      </w:r>
+      <w:r>
+        <w:t xml:space="preserve"> </w:t>
+      </w:r>
+      <w:r>
+        <w:t xml:space="preserve">withdrew</w:t>
+      </w:r>
+      <w:r>
+        <w:t xml:space="preserve"> </w:t>
+      </w:r>
+      <w:r>
+        <w:t xml:space="preserve">“cash”</w:t>
+      </w:r>
+      <w:r>
+        <w:t xml:space="preserve"> </w:t>
+      </w:r>
+      <w:r>
+        <w:t xml:space="preserve">from</w:t>
+      </w:r>
+      <w:r>
+        <w:t xml:space="preserve"> </w:t>
+      </w:r>
+      <w:r>
+        <w:t xml:space="preserve">the</w:t>
+      </w:r>
+      <w:r>
+        <w:t xml:space="preserve"> </w:t>
+      </w:r>
+      <w:r>
+        <w:t xml:space="preserve">Account</w:t>
+      </w:r>
+      <w:r>
+        <w:t xml:space="preserve"> </w:t>
+      </w:r>
+      <w:r>
+        <w:t xml:space="preserve">in</w:t>
+      </w:r>
+      <w:r>
+        <w:t xml:space="preserve"> </w:t>
+      </w:r>
+      <w:r>
+        <w:t xml:space="preserve">the</w:t>
+      </w:r>
+      <w:r>
+        <w:t xml:space="preserve"> </w:t>
+      </w:r>
+      <w:r>
+        <w:t xml:space="preserve">amount</w:t>
+      </w:r>
+      <w:r>
+        <w:t xml:space="preserve"> </w:t>
+      </w:r>
+      <w:r>
+        <w:t xml:space="preserve">of</w:t>
+      </w:r>
+      <w:r>
+        <w:t xml:space="preserve"> </w:t>
+      </w:r>
+      <w:r>
+        <w:t xml:space="preserve">$5,000.00</w:t>
+      </w:r>
+      <w:r>
+        <w:t xml:space="preserve"> </w:t>
+      </w:r>
+      <w:r>
+        <w:t xml:space="preserve">utilizing</w:t>
+      </w:r>
+      <w:r>
+        <w:t xml:space="preserve"> </w:t>
+      </w:r>
+      <w:r>
+        <w:t xml:space="preserve">Check</w:t>
+      </w:r>
+      <w:r>
+        <w:t xml:space="preserve"> </w:t>
+      </w:r>
+      <w:r>
+        <w:t xml:space="preserve">No.</w:t>
+      </w:r>
+      <w:r>
+        <w:t xml:space="preserve"> </w:t>
+      </w:r>
+      <w:r>
+        <w:t xml:space="preserve">928.</w:t>
       </w:r>
     </w:p>
     <w:p>
       <w:pPr>
-        <w:pStyle w:val="NumberedParagraph"/>
+        <w:tabs>
+          <w:tab w:val="left" w:pos="1440"/>
+        </w:tabs>
+        <w:spacing w:before="0" w:after="0" w:line="552" w:lineRule="exact"/>
+        <w:ind w:left="0" w:firstLine="720"/>
+        <w:jc w:val="left"/>
       </w:pPr>
       <w:r>
         <w:t xml:space="preserve">13.</w:t>
@@ -401,12 +2877,137 @@
         <w:tab/>
       </w:r>
       <w:r>
-        <w:t xml:space="preserve">On or about September 28, 2024, Debtor withdrew “cash” from the Account in the amount of $10,000.00 utilizing Check No. 929.</w:t>
+        <w:t xml:space="preserve">On</w:t>
+      </w:r>
+      <w:r>
+        <w:t xml:space="preserve"> </w:t>
+      </w:r>
+      <w:r>
+        <w:t xml:space="preserve">or</w:t>
+      </w:r>
+      <w:r>
+        <w:t xml:space="preserve"> </w:t>
+      </w:r>
+      <w:r>
+        <w:t xml:space="preserve">about</w:t>
+      </w:r>
+      <w:r>
+        <w:t xml:space="preserve"> </w:t>
+      </w:r>
+      <w:r>
+        <w:t xml:space="preserve">September</w:t>
+      </w:r>
+      <w:r>
+        <w:t xml:space="preserve"> </w:t>
+      </w:r>
+      <w:r>
+        <w:t xml:space="preserve">28,</w:t>
+      </w:r>
+      <w:r>
+        <w:t xml:space="preserve"> </w:t>
+      </w:r>
+      <w:r>
+        <w:t xml:space="preserve">2024,</w:t>
+      </w:r>
+      <w:r>
+        <w:t xml:space="preserve"> </w:t>
+      </w:r>
+      <w:r>
+        <w:t xml:space="preserve">Debtor</w:t>
+      </w:r>
+      <w:r>
+        <w:t xml:space="preserve"> </w:t>
+      </w:r>
+      <w:r>
+        <w:t xml:space="preserve">withdrew</w:t>
+      </w:r>
+      <w:r>
+        <w:t xml:space="preserve"> </w:t>
+      </w:r>
+      <w:r>
+        <w:t xml:space="preserve">“cash”</w:t>
+      </w:r>
+      <w:r>
+        <w:t xml:space="preserve"> </w:t>
+      </w:r>
+      <w:r>
+        <w:t xml:space="preserve">from</w:t>
+      </w:r>
+      <w:r>
+        <w:t xml:space="preserve"> </w:t>
+      </w:r>
+      <w:r>
+        <w:t xml:space="preserve">the</w:t>
+      </w:r>
+      <w:r>
+        <w:t xml:space="preserve"> </w:t>
+      </w:r>
+      <w:r>
+        <w:t xml:space="preserve">Account</w:t>
+      </w:r>
+      <w:r>
+        <w:t xml:space="preserve"> </w:t>
+      </w:r>
+      <w:r>
+        <w:t xml:space="preserve">in</w:t>
+      </w:r>
+      <w:r>
+        <w:t xml:space="preserve"> </w:t>
+      </w:r>
+      <w:r>
+        <w:t xml:space="preserve">the</w:t>
+      </w:r>
+      <w:r>
+        <w:t xml:space="preserve"> </w:t>
+      </w:r>
+      <w:r>
+        <w:t xml:space="preserve">amount</w:t>
+      </w:r>
+      <w:r>
+        <w:t xml:space="preserve"> </w:t>
+      </w:r>
+      <w:r>
+        <w:t xml:space="preserve">of</w:t>
+      </w:r>
+      <w:r>
+        <w:t xml:space="preserve"> </w:t>
+      </w:r>
+      <w:r>
+        <w:t xml:space="preserve">$10,000.00</w:t>
+      </w:r>
+      <w:r>
+        <w:t xml:space="preserve"> </w:t>
+      </w:r>
+      <w:r>
+        <w:t xml:space="preserve">utilizing</w:t>
+      </w:r>
+      <w:r>
+        <w:t xml:space="preserve"> </w:t>
+      </w:r>
+      <w:r>
+        <w:t xml:space="preserve">Check</w:t>
+      </w:r>
+      <w:r>
+        <w:t xml:space="preserve"> </w:t>
+      </w:r>
+      <w:r>
+        <w:t xml:space="preserve">No.</w:t>
+      </w:r>
+      <w:r>
+        <w:t xml:space="preserve"> </w:t>
+      </w:r>
+      <w:r>
+        <w:t xml:space="preserve">929.</w:t>
       </w:r>
     </w:p>
     <w:p>
       <w:pPr>
-        <w:pStyle w:val="NumberedParagraph"/>
+        <w:tabs>
+          <w:tab w:val="left" w:pos="1440"/>
+        </w:tabs>
+        <w:spacing w:before="0" w:after="0" w:line="552" w:lineRule="exact"/>
+        <w:ind w:left="0" w:firstLine="720"/>
+        <w:jc w:val="left"/>
       </w:pPr>
       <w:r>
         <w:t xml:space="preserve">14.</w:t>
@@ -415,12 +3016,137 @@
         <w:tab/>
       </w:r>
       <w:r>
-        <w:t xml:space="preserve">On or about September 30, 2024, Debtor withdrew “cash” from the Account in the amount of $10,000.00 utilizing Check No. 930.</w:t>
+        <w:t xml:space="preserve">On</w:t>
+      </w:r>
+      <w:r>
+        <w:t xml:space="preserve"> </w:t>
+      </w:r>
+      <w:r>
+        <w:t xml:space="preserve">or</w:t>
+      </w:r>
+      <w:r>
+        <w:t xml:space="preserve"> </w:t>
+      </w:r>
+      <w:r>
+        <w:t xml:space="preserve">about</w:t>
+      </w:r>
+      <w:r>
+        <w:t xml:space="preserve"> </w:t>
+      </w:r>
+      <w:r>
+        <w:t xml:space="preserve">September</w:t>
+      </w:r>
+      <w:r>
+        <w:t xml:space="preserve"> </w:t>
+      </w:r>
+      <w:r>
+        <w:t xml:space="preserve">30,</w:t>
+      </w:r>
+      <w:r>
+        <w:t xml:space="preserve"> </w:t>
+      </w:r>
+      <w:r>
+        <w:t xml:space="preserve">2024,</w:t>
+      </w:r>
+      <w:r>
+        <w:t xml:space="preserve"> </w:t>
+      </w:r>
+      <w:r>
+        <w:t xml:space="preserve">Debtor</w:t>
+      </w:r>
+      <w:r>
+        <w:t xml:space="preserve"> </w:t>
+      </w:r>
+      <w:r>
+        <w:t xml:space="preserve">withdrew</w:t>
+      </w:r>
+      <w:r>
+        <w:t xml:space="preserve"> </w:t>
+      </w:r>
+      <w:r>
+        <w:t xml:space="preserve">“cash”</w:t>
+      </w:r>
+      <w:r>
+        <w:t xml:space="preserve"> </w:t>
+      </w:r>
+      <w:r>
+        <w:t xml:space="preserve">from</w:t>
+      </w:r>
+      <w:r>
+        <w:t xml:space="preserve"> </w:t>
+      </w:r>
+      <w:r>
+        <w:t xml:space="preserve">the</w:t>
+      </w:r>
+      <w:r>
+        <w:t xml:space="preserve"> </w:t>
+      </w:r>
+      <w:r>
+        <w:t xml:space="preserve">Account</w:t>
+      </w:r>
+      <w:r>
+        <w:t xml:space="preserve"> </w:t>
+      </w:r>
+      <w:r>
+        <w:t xml:space="preserve">in</w:t>
+      </w:r>
+      <w:r>
+        <w:t xml:space="preserve"> </w:t>
+      </w:r>
+      <w:r>
+        <w:t xml:space="preserve">the</w:t>
+      </w:r>
+      <w:r>
+        <w:t xml:space="preserve"> </w:t>
+      </w:r>
+      <w:r>
+        <w:t xml:space="preserve">amount</w:t>
+      </w:r>
+      <w:r>
+        <w:t xml:space="preserve"> </w:t>
+      </w:r>
+      <w:r>
+        <w:t xml:space="preserve">of</w:t>
+      </w:r>
+      <w:r>
+        <w:t xml:space="preserve"> </w:t>
+      </w:r>
+      <w:r>
+        <w:t xml:space="preserve">$10,000.00</w:t>
+      </w:r>
+      <w:r>
+        <w:t xml:space="preserve"> </w:t>
+      </w:r>
+      <w:r>
+        <w:t xml:space="preserve">utilizing</w:t>
+      </w:r>
+      <w:r>
+        <w:t xml:space="preserve"> </w:t>
+      </w:r>
+      <w:r>
+        <w:t xml:space="preserve">Check</w:t>
+      </w:r>
+      <w:r>
+        <w:t xml:space="preserve"> </w:t>
+      </w:r>
+      <w:r>
+        <w:t xml:space="preserve">No.</w:t>
+      </w:r>
+      <w:r>
+        <w:t xml:space="preserve"> </w:t>
+      </w:r>
+      <w:r>
+        <w:t xml:space="preserve">930.</w:t>
       </w:r>
     </w:p>
     <w:p>
       <w:pPr>
-        <w:pStyle w:val="NumberedParagraph"/>
+        <w:tabs>
+          <w:tab w:val="left" w:pos="1440"/>
+        </w:tabs>
+        <w:spacing w:before="0" w:after="0" w:line="552" w:lineRule="exact"/>
+        <w:ind w:left="0" w:firstLine="720"/>
+        <w:jc w:val="left"/>
       </w:pPr>
       <w:r>
         <w:t xml:space="preserve">15.</w:t>
@@ -429,12 +3155,137 @@
         <w:tab/>
       </w:r>
       <w:r>
-        <w:t xml:space="preserve">On or about October 4, 2024, Debtor withdrew “cash” from the Account in the amount of $10,000.00 utilizing Check No. 931.</w:t>
+        <w:t xml:space="preserve">On</w:t>
+      </w:r>
+      <w:r>
+        <w:t xml:space="preserve"> </w:t>
+      </w:r>
+      <w:r>
+        <w:t xml:space="preserve">or</w:t>
+      </w:r>
+      <w:r>
+        <w:t xml:space="preserve"> </w:t>
+      </w:r>
+      <w:r>
+        <w:t xml:space="preserve">about</w:t>
+      </w:r>
+      <w:r>
+        <w:t xml:space="preserve"> </w:t>
+      </w:r>
+      <w:r>
+        <w:t xml:space="preserve">October</w:t>
+      </w:r>
+      <w:r>
+        <w:t xml:space="preserve"> </w:t>
+      </w:r>
+      <w:r>
+        <w:t xml:space="preserve">4,</w:t>
+      </w:r>
+      <w:r>
+        <w:t xml:space="preserve"> </w:t>
+      </w:r>
+      <w:r>
+        <w:t xml:space="preserve">2024,</w:t>
+      </w:r>
+      <w:r>
+        <w:t xml:space="preserve"> </w:t>
+      </w:r>
+      <w:r>
+        <w:t xml:space="preserve">Debtor</w:t>
+      </w:r>
+      <w:r>
+        <w:t xml:space="preserve"> </w:t>
+      </w:r>
+      <w:r>
+        <w:t xml:space="preserve">withdrew</w:t>
+      </w:r>
+      <w:r>
+        <w:t xml:space="preserve"> </w:t>
+      </w:r>
+      <w:r>
+        <w:t xml:space="preserve">“cash”</w:t>
+      </w:r>
+      <w:r>
+        <w:t xml:space="preserve"> </w:t>
+      </w:r>
+      <w:r>
+        <w:t xml:space="preserve">from</w:t>
+      </w:r>
+      <w:r>
+        <w:t xml:space="preserve"> </w:t>
+      </w:r>
+      <w:r>
+        <w:t xml:space="preserve">the</w:t>
+      </w:r>
+      <w:r>
+        <w:t xml:space="preserve"> </w:t>
+      </w:r>
+      <w:r>
+        <w:t xml:space="preserve">Account</w:t>
+      </w:r>
+      <w:r>
+        <w:t xml:space="preserve"> </w:t>
+      </w:r>
+      <w:r>
+        <w:t xml:space="preserve">in</w:t>
+      </w:r>
+      <w:r>
+        <w:t xml:space="preserve"> </w:t>
+      </w:r>
+      <w:r>
+        <w:t xml:space="preserve">the</w:t>
+      </w:r>
+      <w:r>
+        <w:t xml:space="preserve"> </w:t>
+      </w:r>
+      <w:r>
+        <w:t xml:space="preserve">amount</w:t>
+      </w:r>
+      <w:r>
+        <w:t xml:space="preserve"> </w:t>
+      </w:r>
+      <w:r>
+        <w:t xml:space="preserve">of</w:t>
+      </w:r>
+      <w:r>
+        <w:t xml:space="preserve"> </w:t>
+      </w:r>
+      <w:r>
+        <w:t xml:space="preserve">$10,000.00</w:t>
+      </w:r>
+      <w:r>
+        <w:t xml:space="preserve"> </w:t>
+      </w:r>
+      <w:r>
+        <w:t xml:space="preserve">utilizing</w:t>
+      </w:r>
+      <w:r>
+        <w:t xml:space="preserve"> </w:t>
+      </w:r>
+      <w:r>
+        <w:t xml:space="preserve">Check</w:t>
+      </w:r>
+      <w:r>
+        <w:t xml:space="preserve"> </w:t>
+      </w:r>
+      <w:r>
+        <w:t xml:space="preserve">No.</w:t>
+      </w:r>
+      <w:r>
+        <w:t xml:space="preserve"> </w:t>
+      </w:r>
+      <w:r>
+        <w:t xml:space="preserve">931.</w:t>
       </w:r>
     </w:p>
     <w:p>
       <w:pPr>
-        <w:pStyle w:val="NumberedParagraph"/>
+        <w:tabs>
+          <w:tab w:val="left" w:pos="1440"/>
+        </w:tabs>
+        <w:spacing w:before="0" w:after="0" w:line="552" w:lineRule="exact"/>
+        <w:ind w:left="0" w:firstLine="720"/>
+        <w:jc w:val="left"/>
       </w:pPr>
       <w:r>
         <w:t xml:space="preserve">16.</w:t>
@@ -443,12 +3294,137 @@
         <w:tab/>
       </w:r>
       <w:r>
-        <w:t xml:space="preserve">On or about October 8, 2024, Debtor withdrew “cash” from the Account in the amount of $10,000.00 utilizing Check No. 932.</w:t>
+        <w:t xml:space="preserve">On</w:t>
+      </w:r>
+      <w:r>
+        <w:t xml:space="preserve"> </w:t>
+      </w:r>
+      <w:r>
+        <w:t xml:space="preserve">or</w:t>
+      </w:r>
+      <w:r>
+        <w:t xml:space="preserve"> </w:t>
+      </w:r>
+      <w:r>
+        <w:t xml:space="preserve">about</w:t>
+      </w:r>
+      <w:r>
+        <w:t xml:space="preserve"> </w:t>
+      </w:r>
+      <w:r>
+        <w:t xml:space="preserve">October</w:t>
+      </w:r>
+      <w:r>
+        <w:t xml:space="preserve"> </w:t>
+      </w:r>
+      <w:r>
+        <w:t xml:space="preserve">8,</w:t>
+      </w:r>
+      <w:r>
+        <w:t xml:space="preserve"> </w:t>
+      </w:r>
+      <w:r>
+        <w:t xml:space="preserve">2024,</w:t>
+      </w:r>
+      <w:r>
+        <w:t xml:space="preserve"> </w:t>
+      </w:r>
+      <w:r>
+        <w:t xml:space="preserve">Debtor</w:t>
+      </w:r>
+      <w:r>
+        <w:t xml:space="preserve"> </w:t>
+      </w:r>
+      <w:r>
+        <w:t xml:space="preserve">withdrew</w:t>
+      </w:r>
+      <w:r>
+        <w:t xml:space="preserve"> </w:t>
+      </w:r>
+      <w:r>
+        <w:t xml:space="preserve">“cash”</w:t>
+      </w:r>
+      <w:r>
+        <w:t xml:space="preserve"> </w:t>
+      </w:r>
+      <w:r>
+        <w:t xml:space="preserve">from</w:t>
+      </w:r>
+      <w:r>
+        <w:t xml:space="preserve"> </w:t>
+      </w:r>
+      <w:r>
+        <w:t xml:space="preserve">the</w:t>
+      </w:r>
+      <w:r>
+        <w:t xml:space="preserve"> </w:t>
+      </w:r>
+      <w:r>
+        <w:t xml:space="preserve">Account</w:t>
+      </w:r>
+      <w:r>
+        <w:t xml:space="preserve"> </w:t>
+      </w:r>
+      <w:r>
+        <w:t xml:space="preserve">in</w:t>
+      </w:r>
+      <w:r>
+        <w:t xml:space="preserve"> </w:t>
+      </w:r>
+      <w:r>
+        <w:t xml:space="preserve">the</w:t>
+      </w:r>
+      <w:r>
+        <w:t xml:space="preserve"> </w:t>
+      </w:r>
+      <w:r>
+        <w:t xml:space="preserve">amount</w:t>
+      </w:r>
+      <w:r>
+        <w:t xml:space="preserve"> </w:t>
+      </w:r>
+      <w:r>
+        <w:t xml:space="preserve">of</w:t>
+      </w:r>
+      <w:r>
+        <w:t xml:space="preserve"> </w:t>
+      </w:r>
+      <w:r>
+        <w:t xml:space="preserve">$10,000.00</w:t>
+      </w:r>
+      <w:r>
+        <w:t xml:space="preserve"> </w:t>
+      </w:r>
+      <w:r>
+        <w:t xml:space="preserve">utilizing</w:t>
+      </w:r>
+      <w:r>
+        <w:t xml:space="preserve"> </w:t>
+      </w:r>
+      <w:r>
+        <w:t xml:space="preserve">Check</w:t>
+      </w:r>
+      <w:r>
+        <w:t xml:space="preserve"> </w:t>
+      </w:r>
+      <w:r>
+        <w:t xml:space="preserve">No.</w:t>
+      </w:r>
+      <w:r>
+        <w:t xml:space="preserve"> </w:t>
+      </w:r>
+      <w:r>
+        <w:t xml:space="preserve">932.</w:t>
       </w:r>
     </w:p>
     <w:p>
       <w:pPr>
-        <w:pStyle w:val="NumberedParagraph"/>
+        <w:tabs>
+          <w:tab w:val="left" w:pos="1440"/>
+        </w:tabs>
+        <w:spacing w:before="0" w:after="0" w:line="552" w:lineRule="exact"/>
+        <w:ind w:left="0" w:firstLine="720"/>
+        <w:jc w:val="left"/>
       </w:pPr>
       <w:r>
         <w:t xml:space="preserve">17.</w:t>
@@ -457,31 +3433,347 @@
         <w:tab/>
       </w:r>
       <w:r>
-        <w:t xml:space="preserve">Contemporaneously with the cash withdrawals referenced in paragraphs 12-16, above, Debtor transferred a sum equal to each cash withdrawal, being $45,000.00 in the aggregate, to Defendant (collectively, the “Transfers”).</w:t>
+        <w:t xml:space="preserve">Contemporaneously</w:t>
+      </w:r>
+      <w:r>
+        <w:t xml:space="preserve"> </w:t>
+      </w:r>
+      <w:r>
+        <w:t xml:space="preserve">with</w:t>
+      </w:r>
+      <w:r>
+        <w:t xml:space="preserve"> </w:t>
+      </w:r>
+      <w:r>
+        <w:t xml:space="preserve">the</w:t>
+      </w:r>
+      <w:r>
+        <w:t xml:space="preserve"> </w:t>
+      </w:r>
+      <w:r>
+        <w:t xml:space="preserve">cash</w:t>
+      </w:r>
+      <w:r>
+        <w:t xml:space="preserve"> </w:t>
+      </w:r>
+      <w:r>
+        <w:t xml:space="preserve">withdrawals</w:t>
+      </w:r>
+      <w:r>
+        <w:t xml:space="preserve"> </w:t>
+      </w:r>
+      <w:r>
+        <w:t xml:space="preserve">referenced</w:t>
+      </w:r>
+      <w:r>
+        <w:t xml:space="preserve"> </w:t>
+      </w:r>
+      <w:r>
+        <w:t xml:space="preserve">in</w:t>
+      </w:r>
+      <w:r>
+        <w:t xml:space="preserve"> </w:t>
+      </w:r>
+      <w:r>
+        <w:t xml:space="preserve">paragraphs</w:t>
+      </w:r>
+      <w:r>
+        <w:t xml:space="preserve"> </w:t>
+      </w:r>
+      <w:r>
+        <w:t xml:space="preserve">12</w:t>
+        <w:noBreakHyphen/>
+        <w:t xml:space="preserve">16,</w:t>
+      </w:r>
+      <w:r>
+        <w:t xml:space="preserve"> </w:t>
+      </w:r>
+      <w:r>
+        <w:t xml:space="preserve">above,</w:t>
+      </w:r>
+      <w:r>
+        <w:t xml:space="preserve"> </w:t>
+      </w:r>
+      <w:r>
+        <w:t xml:space="preserve">Debtor</w:t>
+      </w:r>
+      <w:r>
+        <w:t xml:space="preserve"> </w:t>
+      </w:r>
+      <w:r>
+        <w:t xml:space="preserve">transferred</w:t>
+      </w:r>
+      <w:r>
+        <w:t xml:space="preserve"> </w:t>
+      </w:r>
+      <w:r>
+        <w:t xml:space="preserve">a</w:t>
+      </w:r>
+      <w:r>
+        <w:t xml:space="preserve"> </w:t>
+      </w:r>
+      <w:r>
+        <w:t xml:space="preserve">sum</w:t>
+      </w:r>
+      <w:r>
+        <w:t xml:space="preserve"> </w:t>
+      </w:r>
+      <w:r>
+        <w:t xml:space="preserve">equal</w:t>
+      </w:r>
+      <w:r>
+        <w:t xml:space="preserve"> </w:t>
+      </w:r>
+      <w:r>
+        <w:t xml:space="preserve">to</w:t>
+      </w:r>
+      <w:r>
+        <w:t xml:space="preserve"> </w:t>
+      </w:r>
+      <w:r>
+        <w:t xml:space="preserve">each</w:t>
+      </w:r>
+      <w:r>
+        <w:t xml:space="preserve"> </w:t>
+      </w:r>
+      <w:r>
+        <w:t xml:space="preserve">cash</w:t>
+      </w:r>
+      <w:r>
+        <w:t xml:space="preserve"> </w:t>
+      </w:r>
+      <w:r>
+        <w:t xml:space="preserve">withdrawal,</w:t>
+      </w:r>
+      <w:r>
+        <w:t xml:space="preserve"> </w:t>
+      </w:r>
+      <w:r>
+        <w:t xml:space="preserve">being</w:t>
+      </w:r>
+      <w:r>
+        <w:t xml:space="preserve"> </w:t>
+      </w:r>
+      <w:r>
+        <w:t xml:space="preserve">$45,000.00</w:t>
+      </w:r>
+      <w:r>
+        <w:t xml:space="preserve"> </w:t>
+      </w:r>
+      <w:r>
+        <w:t xml:space="preserve">in</w:t>
+      </w:r>
+      <w:r>
+        <w:t xml:space="preserve"> </w:t>
+      </w:r>
+      <w:r>
+        <w:t xml:space="preserve">the</w:t>
+      </w:r>
+      <w:r>
+        <w:t xml:space="preserve"> </w:t>
+      </w:r>
+      <w:r>
+        <w:t xml:space="preserve">aggregate,</w:t>
+      </w:r>
+      <w:r>
+        <w:t xml:space="preserve"> </w:t>
+      </w:r>
+      <w:r>
+        <w:t xml:space="preserve">to</w:t>
+      </w:r>
+      <w:r>
+        <w:t xml:space="preserve"> </w:t>
+      </w:r>
+      <w:r>
+        <w:t xml:space="preserve">Defendant</w:t>
+      </w:r>
+      <w:r>
+        <w:t xml:space="preserve"> </w:t>
+      </w:r>
+      <w:r>
+        <w:t xml:space="preserve">(collectively,</w:t>
+      </w:r>
+      <w:r>
+        <w:t xml:space="preserve"> </w:t>
+      </w:r>
+      <w:r>
+        <w:t xml:space="preserve">the</w:t>
+      </w:r>
+      <w:r>
+        <w:t xml:space="preserve"> </w:t>
+      </w:r>
+      <w:r>
+        <w:t xml:space="preserve">“Transfers”).</w:t>
       </w:r>
     </w:p>
-    <w:bookmarkEnd w:id="21"/>
-    <w:bookmarkStart w:id="23" w:name="count-i"/>
     <w:p>
       <w:pPr>
         <w:pStyle w:val="Heading1"/>
+        <w:keepNext/>
+        <w:keepLines/>
+        <w:spacing w:before="0" w:after="0" w:line="552" w:lineRule="exact"/>
+        <w:ind w:left="0" w:firstLine="0"/>
+        <w:jc w:val="center"/>
       </w:pPr>
       <w:r>
-        <w:t xml:space="preserve">COUNT I</w:t>
+        <w:rPr>
+          <w:b/>
+          <w:bCs/>
+        </w:rPr>
+        <w:t xml:space="preserve">COUNT</w:t>
+      </w:r>
+      <w:r>
+        <w:rPr>
+          <w:b/>
+          <w:bCs/>
+        </w:rPr>
+        <w:t xml:space="preserve"> </w:t>
+      </w:r>
+      <w:r>
+        <w:rPr>
+          <w:b/>
+          <w:bCs/>
+        </w:rPr>
+        <w:t xml:space="preserve">I</w:t>
       </w:r>
     </w:p>
-    <w:bookmarkStart w:id="22" w:name="Xa54147a554195676faf37ee837c7adfddfcf971"/>
     <w:p>
       <w:pPr>
         <w:pStyle w:val="Heading2"/>
+        <w:keepNext/>
+        <w:keepLines/>
+        <w:spacing w:before="0" w:after="0" w:line="552" w:lineRule="exact"/>
+        <w:ind w:left="0" w:firstLine="0"/>
+        <w:jc w:val="center"/>
       </w:pPr>
       <w:r>
-        <w:t xml:space="preserve">TURNOVER OF PROPERTY PURSUANT TO 11 U.S.C. § 542</w:t>
+        <w:rPr>
+          <w:b/>
+          <w:bCs/>
+        </w:rPr>
+        <w:t xml:space="preserve">TURNOVER</w:t>
+      </w:r>
+      <w:r>
+        <w:rPr>
+          <w:b/>
+          <w:bCs/>
+        </w:rPr>
+        <w:t xml:space="preserve"> </w:t>
+      </w:r>
+      <w:r>
+        <w:rPr>
+          <w:b/>
+          <w:bCs/>
+        </w:rPr>
+        <w:t xml:space="preserve">OF</w:t>
+      </w:r>
+      <w:r>
+        <w:rPr>
+          <w:b/>
+          <w:bCs/>
+        </w:rPr>
+        <w:t xml:space="preserve"> </w:t>
+      </w:r>
+      <w:r>
+        <w:rPr>
+          <w:b/>
+          <w:bCs/>
+        </w:rPr>
+        <w:t xml:space="preserve">PROPERTY</w:t>
+      </w:r>
+      <w:r>
+        <w:rPr>
+          <w:b/>
+          <w:bCs/>
+        </w:rPr>
+        <w:t xml:space="preserve"> </w:t>
+      </w:r>
+      <w:r>
+        <w:rPr>
+          <w:b/>
+          <w:bCs/>
+        </w:rPr>
+        <w:t xml:space="preserve">PURSUANT</w:t>
+      </w:r>
+      <w:r>
+        <w:rPr>
+          <w:b/>
+          <w:bCs/>
+        </w:rPr>
+        <w:t xml:space="preserve"> </w:t>
+      </w:r>
+      <w:r>
+        <w:rPr>
+          <w:b/>
+          <w:bCs/>
+        </w:rPr>
+        <w:t xml:space="preserve">TO</w:t>
+      </w:r>
+      <w:r>
+        <w:rPr>
+          <w:b/>
+          <w:bCs/>
+        </w:rPr>
+        <w:t xml:space="preserve"> </w:t>
+      </w:r>
+      <w:r>
+        <w:rPr>
+          <w:b/>
+          <w:bCs/>
+        </w:rPr>
+        <w:t xml:space="preserve">11</w:t>
+      </w:r>
+      <w:r>
+        <w:rPr>
+          <w:b/>
+          <w:bCs/>
+        </w:rPr>
+        <w:t xml:space="preserve"> </w:t>
+      </w:r>
+      <w:r>
+        <w:rPr>
+          <w:b/>
+          <w:bCs/>
+        </w:rPr>
+        <w:t xml:space="preserve">U.S.C.</w:t>
+      </w:r>
+      <w:r>
+        <w:rPr>
+          <w:b/>
+          <w:bCs/>
+        </w:rPr>
+        <w:t xml:space="preserve"> </w:t>
+      </w:r>
+      <w:r>
+        <w:rPr>
+          <w:b/>
+          <w:bCs/>
+        </w:rPr>
+        <w:t xml:space="preserve">§</w:t>
+      </w:r>
+      <w:r>
+        <w:rPr>
+          <w:b/>
+          <w:bCs/>
+        </w:rPr>
+        <w:t xml:space="preserve"> </w:t>
+      </w:r>
+      <w:r>
+        <w:rPr>
+          <w:b/>
+          <w:bCs/>
+        </w:rPr>
+        <w:t xml:space="preserve">542</w:t>
       </w:r>
     </w:p>
     <w:p>
       <w:pPr>
-        <w:pStyle w:val="NumberedParagraph"/>
+        <w:tabs>
+          <w:tab w:val="left" w:pos="1440"/>
+        </w:tabs>
+        <w:spacing w:before="0" w:after="0" w:line="552" w:lineRule="exact"/>
+        <w:ind w:left="0" w:firstLine="720"/>
+        <w:jc w:val="left"/>
       </w:pPr>
       <w:r>
         <w:t xml:space="preserve">18.</w:t>
@@ -490,12 +3782,107 @@
         <w:tab/>
       </w:r>
       <w:r>
-        <w:t xml:space="preserve">Paragraphs 1 through 17 are incorporated by reference herein as if more fully set out hereafter.</w:t>
+        <w:t xml:space="preserve">Paragraphs</w:t>
+      </w:r>
+      <w:r>
+        <w:t xml:space="preserve"> </w:t>
+      </w:r>
+      <w:r>
+        <w:t xml:space="preserve">1</w:t>
+      </w:r>
+      <w:r>
+        <w:t xml:space="preserve"> </w:t>
+      </w:r>
+      <w:r>
+        <w:t xml:space="preserve">through</w:t>
+      </w:r>
+      <w:r>
+        <w:t xml:space="preserve"> </w:t>
+      </w:r>
+      <w:r>
+        <w:t xml:space="preserve">17</w:t>
+      </w:r>
+      <w:r>
+        <w:t xml:space="preserve"> </w:t>
+      </w:r>
+      <w:r>
+        <w:t xml:space="preserve">are</w:t>
+      </w:r>
+      <w:r>
+        <w:t xml:space="preserve"> </w:t>
+      </w:r>
+      <w:r>
+        <w:t xml:space="preserve">incorporated</w:t>
+      </w:r>
+      <w:r>
+        <w:t xml:space="preserve"> </w:t>
+      </w:r>
+      <w:r>
+        <w:t xml:space="preserve">by</w:t>
+      </w:r>
+      <w:r>
+        <w:t xml:space="preserve"> </w:t>
+      </w:r>
+      <w:r>
+        <w:t xml:space="preserve">reference</w:t>
+      </w:r>
+      <w:r>
+        <w:t xml:space="preserve"> </w:t>
+      </w:r>
+      <w:r>
+        <w:t xml:space="preserve">herein</w:t>
+      </w:r>
+      <w:r>
+        <w:t xml:space="preserve"> </w:t>
+      </w:r>
+      <w:r>
+        <w:t xml:space="preserve">as</w:t>
+      </w:r>
+      <w:r>
+        <w:t xml:space="preserve"> </w:t>
+      </w:r>
+      <w:r>
+        <w:t xml:space="preserve">if</w:t>
+      </w:r>
+      <w:r>
+        <w:t xml:space="preserve"> </w:t>
+      </w:r>
+      <w:r>
+        <w:t xml:space="preserve">more</w:t>
+      </w:r>
+      <w:r>
+        <w:t xml:space="preserve"> </w:t>
+      </w:r>
+      <w:r>
+        <w:t xml:space="preserve">fully</w:t>
+      </w:r>
+      <w:r>
+        <w:t xml:space="preserve"> </w:t>
+      </w:r>
+      <w:r>
+        <w:t xml:space="preserve">set</w:t>
+      </w:r>
+      <w:r>
+        <w:t xml:space="preserve"> </w:t>
+      </w:r>
+      <w:r>
+        <w:t xml:space="preserve">out</w:t>
+      </w:r>
+      <w:r>
+        <w:t xml:space="preserve"> </w:t>
+      </w:r>
+      <w:r>
+        <w:t xml:space="preserve">hereafter.</w:t>
       </w:r>
     </w:p>
     <w:p>
       <w:pPr>
-        <w:pStyle w:val="NumberedParagraph"/>
+        <w:tabs>
+          <w:tab w:val="left" w:pos="1440"/>
+        </w:tabs>
+        <w:spacing w:before="0" w:after="0" w:line="552" w:lineRule="exact"/>
+        <w:ind w:left="0" w:firstLine="720"/>
+        <w:jc w:val="left"/>
       </w:pPr>
       <w:r>
         <w:t xml:space="preserve">19.</w:t>
@@ -504,12 +3891,125 @@
         <w:tab/>
       </w:r>
       <w:r>
-        <w:t xml:space="preserve">Prior to the Transfers, Debtor and Defendant entered into an oral agreement for Debtor to loan money to Defendant.</w:t>
+        <w:t xml:space="preserve">Prior</w:t>
+      </w:r>
+      <w:r>
+        <w:t xml:space="preserve"> </w:t>
+      </w:r>
+      <w:r>
+        <w:t xml:space="preserve">to</w:t>
+      </w:r>
+      <w:r>
+        <w:t xml:space="preserve"> </w:t>
+      </w:r>
+      <w:r>
+        <w:t xml:space="preserve">the</w:t>
+      </w:r>
+      <w:r>
+        <w:t xml:space="preserve"> </w:t>
+      </w:r>
+      <w:r>
+        <w:t xml:space="preserve">Transfers,</w:t>
+      </w:r>
+      <w:r>
+        <w:t xml:space="preserve"> </w:t>
+      </w:r>
+      <w:r>
+        <w:t xml:space="preserve">Debtor</w:t>
+      </w:r>
+      <w:r>
+        <w:t xml:space="preserve"> </w:t>
+      </w:r>
+      <w:r>
+        <w:t xml:space="preserve">and</w:t>
+      </w:r>
+      <w:r>
+        <w:t xml:space="preserve"> </w:t>
+      </w:r>
+      <w:r>
+        <w:t xml:space="preserve">Defendant</w:t>
+      </w:r>
+      <w:r>
+        <w:t xml:space="preserve"> </w:t>
+      </w:r>
+      <w:r>
+        <w:t xml:space="preserve">entered</w:t>
+      </w:r>
+      <w:r>
+        <w:t xml:space="preserve"> </w:t>
+      </w:r>
+      <w:r>
+        <w:t xml:space="preserve">into</w:t>
+      </w:r>
+      <w:r>
+        <w:t xml:space="preserve"> </w:t>
+      </w:r>
+      <w:r>
+        <w:t xml:space="preserve">an</w:t>
+      </w:r>
+      <w:r>
+        <w:t xml:space="preserve"> </w:t>
+      </w:r>
+      <w:r>
+        <w:t xml:space="preserve">oral</w:t>
+      </w:r>
+      <w:r>
+        <w:t xml:space="preserve"> </w:t>
+      </w:r>
+      <w:r>
+        <w:t xml:space="preserve">agreement</w:t>
+      </w:r>
+      <w:r>
+        <w:t xml:space="preserve"> </w:t>
+      </w:r>
+      <w:r>
+        <w:t xml:space="preserve">for</w:t>
+      </w:r>
+      <w:r>
+        <w:t xml:space="preserve"> </w:t>
+      </w:r>
+      <w:r>
+        <w:t xml:space="preserve">Debtor</w:t>
+      </w:r>
+      <w:r>
+        <w:t xml:space="preserve"> </w:t>
+      </w:r>
+      <w:r>
+        <w:t xml:space="preserve">to</w:t>
+      </w:r>
+      <w:r>
+        <w:t xml:space="preserve"> </w:t>
+      </w:r>
+      <w:r>
+        <w:t xml:space="preserve">loan</w:t>
+      </w:r>
+      <w:r>
+        <w:t xml:space="preserve"> </w:t>
+      </w:r>
+      <w:r>
+        <w:t xml:space="preserve">money</w:t>
+      </w:r>
+      <w:r>
+        <w:t xml:space="preserve"> </w:t>
+      </w:r>
+      <w:r>
+        <w:t xml:space="preserve">to</w:t>
+      </w:r>
+      <w:r>
+        <w:t xml:space="preserve"> </w:t>
+      </w:r>
+      <w:r>
+        <w:t xml:space="preserve">Defendant.</w:t>
       </w:r>
     </w:p>
     <w:p>
       <w:pPr>
-        <w:pStyle w:val="NumberedParagraph"/>
+        <w:tabs>
+          <w:tab w:val="left" w:pos="1440"/>
+        </w:tabs>
+        <w:spacing w:before="0" w:after="0" w:line="552" w:lineRule="exact"/>
+        <w:ind w:left="0" w:firstLine="720"/>
+        <w:jc w:val="left"/>
       </w:pPr>
       <w:r>
         <w:t xml:space="preserve">20.</w:t>
@@ -518,12 +4018,107 @@
         <w:tab/>
       </w:r>
       <w:r>
-        <w:t xml:space="preserve">Per the loan agreement, Debtor agreed to loan a sum of at least $45,000.00 to Defendant.</w:t>
+        <w:t xml:space="preserve">Per</w:t>
+      </w:r>
+      <w:r>
+        <w:t xml:space="preserve"> </w:t>
+      </w:r>
+      <w:r>
+        <w:t xml:space="preserve">the</w:t>
+      </w:r>
+      <w:r>
+        <w:t xml:space="preserve"> </w:t>
+      </w:r>
+      <w:r>
+        <w:t xml:space="preserve">loan</w:t>
+      </w:r>
+      <w:r>
+        <w:t xml:space="preserve"> </w:t>
+      </w:r>
+      <w:r>
+        <w:t xml:space="preserve">agreement,</w:t>
+      </w:r>
+      <w:r>
+        <w:t xml:space="preserve"> </w:t>
+      </w:r>
+      <w:r>
+        <w:t xml:space="preserve">Debtor</w:t>
+      </w:r>
+      <w:r>
+        <w:t xml:space="preserve"> </w:t>
+      </w:r>
+      <w:r>
+        <w:t xml:space="preserve">agreed</w:t>
+      </w:r>
+      <w:r>
+        <w:t xml:space="preserve"> </w:t>
+      </w:r>
+      <w:r>
+        <w:t xml:space="preserve">to</w:t>
+      </w:r>
+      <w:r>
+        <w:t xml:space="preserve"> </w:t>
+      </w:r>
+      <w:r>
+        <w:t xml:space="preserve">loan</w:t>
+      </w:r>
+      <w:r>
+        <w:t xml:space="preserve"> </w:t>
+      </w:r>
+      <w:r>
+        <w:t xml:space="preserve">a</w:t>
+      </w:r>
+      <w:r>
+        <w:t xml:space="preserve"> </w:t>
+      </w:r>
+      <w:r>
+        <w:t xml:space="preserve">sum</w:t>
+      </w:r>
+      <w:r>
+        <w:t xml:space="preserve"> </w:t>
+      </w:r>
+      <w:r>
+        <w:t xml:space="preserve">of</w:t>
+      </w:r>
+      <w:r>
+        <w:t xml:space="preserve"> </w:t>
+      </w:r>
+      <w:r>
+        <w:t xml:space="preserve">at</w:t>
+      </w:r>
+      <w:r>
+        <w:t xml:space="preserve"> </w:t>
+      </w:r>
+      <w:r>
+        <w:t xml:space="preserve">least</w:t>
+      </w:r>
+      <w:r>
+        <w:t xml:space="preserve"> </w:t>
+      </w:r>
+      <w:r>
+        <w:t xml:space="preserve">$45,000.00</w:t>
+      </w:r>
+      <w:r>
+        <w:t xml:space="preserve"> </w:t>
+      </w:r>
+      <w:r>
+        <w:t xml:space="preserve">to</w:t>
+      </w:r>
+      <w:r>
+        <w:t xml:space="preserve"> </w:t>
+      </w:r>
+      <w:r>
+        <w:t xml:space="preserve">Defendant.</w:t>
       </w:r>
     </w:p>
     <w:p>
       <w:pPr>
-        <w:pStyle w:val="NumberedParagraph"/>
+        <w:tabs>
+          <w:tab w:val="left" w:pos="1440"/>
+        </w:tabs>
+        <w:spacing w:before="0" w:after="0" w:line="552" w:lineRule="exact"/>
+        <w:ind w:left="0" w:firstLine="720"/>
+        <w:jc w:val="left"/>
       </w:pPr>
       <w:r>
         <w:t xml:space="preserve">21.</w:t>
@@ -532,12 +4127,137 @@
         <w:tab/>
       </w:r>
       <w:r>
-        <w:t xml:space="preserve">Debtor fulfilled his obligation(s) under the loan agreement by transferring the sum of $45,000.00, in cash, to Defendant per the Transfers.</w:t>
+        <w:t xml:space="preserve">Debtor</w:t>
+      </w:r>
+      <w:r>
+        <w:t xml:space="preserve"> </w:t>
+      </w:r>
+      <w:r>
+        <w:t xml:space="preserve">fulfilled</w:t>
+      </w:r>
+      <w:r>
+        <w:t xml:space="preserve"> </w:t>
+      </w:r>
+      <w:r>
+        <w:t xml:space="preserve">his</w:t>
+      </w:r>
+      <w:r>
+        <w:t xml:space="preserve"> </w:t>
+      </w:r>
+      <w:r>
+        <w:t xml:space="preserve">obligation(s)</w:t>
+      </w:r>
+      <w:r>
+        <w:t xml:space="preserve"> </w:t>
+      </w:r>
+      <w:r>
+        <w:t xml:space="preserve">under</w:t>
+      </w:r>
+      <w:r>
+        <w:t xml:space="preserve"> </w:t>
+      </w:r>
+      <w:r>
+        <w:t xml:space="preserve">the</w:t>
+      </w:r>
+      <w:r>
+        <w:t xml:space="preserve"> </w:t>
+      </w:r>
+      <w:r>
+        <w:t xml:space="preserve">loan</w:t>
+      </w:r>
+      <w:r>
+        <w:t xml:space="preserve"> </w:t>
+      </w:r>
+      <w:r>
+        <w:t xml:space="preserve">agreement</w:t>
+      </w:r>
+      <w:r>
+        <w:t xml:space="preserve"> </w:t>
+      </w:r>
+      <w:r>
+        <w:t xml:space="preserve">by</w:t>
+      </w:r>
+      <w:r>
+        <w:t xml:space="preserve"> </w:t>
+      </w:r>
+      <w:r>
+        <w:t xml:space="preserve">transferring</w:t>
+      </w:r>
+      <w:r>
+        <w:t xml:space="preserve"> </w:t>
+      </w:r>
+      <w:r>
+        <w:t xml:space="preserve">the</w:t>
+      </w:r>
+      <w:r>
+        <w:t xml:space="preserve"> </w:t>
+      </w:r>
+      <w:r>
+        <w:t xml:space="preserve">sum</w:t>
+      </w:r>
+      <w:r>
+        <w:t xml:space="preserve"> </w:t>
+      </w:r>
+      <w:r>
+        <w:t xml:space="preserve">of</w:t>
+      </w:r>
+      <w:r>
+        <w:t xml:space="preserve"> </w:t>
+      </w:r>
+      <w:r>
+        <w:t xml:space="preserve">$45,000.00,</w:t>
+      </w:r>
+      <w:r>
+        <w:t xml:space="preserve"> </w:t>
+      </w:r>
+      <w:r>
+        <w:t xml:space="preserve">in</w:t>
+      </w:r>
+      <w:r>
+        <w:t xml:space="preserve"> </w:t>
+      </w:r>
+      <w:r>
+        <w:t xml:space="preserve">cash,</w:t>
+      </w:r>
+      <w:r>
+        <w:t xml:space="preserve"> </w:t>
+      </w:r>
+      <w:r>
+        <w:t xml:space="preserve">to</w:t>
+      </w:r>
+      <w:r>
+        <w:t xml:space="preserve"> </w:t>
+      </w:r>
+      <w:r>
+        <w:t xml:space="preserve">Defendant</w:t>
+      </w:r>
+      <w:r>
+        <w:t xml:space="preserve"> </w:t>
+      </w:r>
+      <w:r>
+        <w:t xml:space="preserve">per</w:t>
+      </w:r>
+      <w:r>
+        <w:t xml:space="preserve"> </w:t>
+      </w:r>
+      <w:r>
+        <w:t xml:space="preserve">the</w:t>
+      </w:r>
+      <w:r>
+        <w:t xml:space="preserve"> </w:t>
+      </w:r>
+      <w:r>
+        <w:t xml:space="preserve">Transfers.</w:t>
       </w:r>
     </w:p>
     <w:p>
       <w:pPr>
-        <w:pStyle w:val="NumberedParagraph"/>
+        <w:tabs>
+          <w:tab w:val="left" w:pos="1440"/>
+        </w:tabs>
+        <w:spacing w:before="0" w:after="0" w:line="552" w:lineRule="exact"/>
+        <w:ind w:left="0" w:firstLine="720"/>
+        <w:jc w:val="left"/>
       </w:pPr>
       <w:r>
         <w:t xml:space="preserve">22.</w:t>
@@ -546,12 +4266,119 @@
         <w:tab/>
       </w:r>
       <w:r>
-        <w:t xml:space="preserve">Per the loan agreement, Defendant agreed to repay the sum of $45,000.00 to Debtor upon demand by Debtor.</w:t>
+        <w:t xml:space="preserve">Per</w:t>
+      </w:r>
+      <w:r>
+        <w:t xml:space="preserve"> </w:t>
+      </w:r>
+      <w:r>
+        <w:t xml:space="preserve">the</w:t>
+      </w:r>
+      <w:r>
+        <w:t xml:space="preserve"> </w:t>
+      </w:r>
+      <w:r>
+        <w:t xml:space="preserve">loan</w:t>
+      </w:r>
+      <w:r>
+        <w:t xml:space="preserve"> </w:t>
+      </w:r>
+      <w:r>
+        <w:t xml:space="preserve">agreement,</w:t>
+      </w:r>
+      <w:r>
+        <w:t xml:space="preserve"> </w:t>
+      </w:r>
+      <w:r>
+        <w:t xml:space="preserve">Defendant</w:t>
+      </w:r>
+      <w:r>
+        <w:t xml:space="preserve"> </w:t>
+      </w:r>
+      <w:r>
+        <w:t xml:space="preserve">agreed</w:t>
+      </w:r>
+      <w:r>
+        <w:t xml:space="preserve"> </w:t>
+      </w:r>
+      <w:r>
+        <w:t xml:space="preserve">to</w:t>
+      </w:r>
+      <w:r>
+        <w:t xml:space="preserve"> </w:t>
+      </w:r>
+      <w:r>
+        <w:t xml:space="preserve">repay</w:t>
+      </w:r>
+      <w:r>
+        <w:t xml:space="preserve"> </w:t>
+      </w:r>
+      <w:r>
+        <w:t xml:space="preserve">the</w:t>
+      </w:r>
+      <w:r>
+        <w:t xml:space="preserve"> </w:t>
+      </w:r>
+      <w:r>
+        <w:t xml:space="preserve">sum</w:t>
+      </w:r>
+      <w:r>
+        <w:t xml:space="preserve"> </w:t>
+      </w:r>
+      <w:r>
+        <w:t xml:space="preserve">of</w:t>
+      </w:r>
+      <w:r>
+        <w:t xml:space="preserve"> </w:t>
+      </w:r>
+      <w:r>
+        <w:t xml:space="preserve">$45,000.00</w:t>
+      </w:r>
+      <w:r>
+        <w:t xml:space="preserve"> </w:t>
+      </w:r>
+      <w:r>
+        <w:t xml:space="preserve">to</w:t>
+      </w:r>
+      <w:r>
+        <w:t xml:space="preserve"> </w:t>
+      </w:r>
+      <w:r>
+        <w:t xml:space="preserve">Debtor</w:t>
+      </w:r>
+      <w:r>
+        <w:t xml:space="preserve"> </w:t>
+      </w:r>
+      <w:r>
+        <w:t xml:space="preserve">upon</w:t>
+      </w:r>
+      <w:r>
+        <w:t xml:space="preserve"> </w:t>
+      </w:r>
+      <w:r>
+        <w:t xml:space="preserve">demand</w:t>
+      </w:r>
+      <w:r>
+        <w:t xml:space="preserve"> </w:t>
+      </w:r>
+      <w:r>
+        <w:t xml:space="preserve">by</w:t>
+      </w:r>
+      <w:r>
+        <w:t xml:space="preserve"> </w:t>
+      </w:r>
+      <w:r>
+        <w:t xml:space="preserve">Debtor.</w:t>
       </w:r>
     </w:p>
     <w:p>
       <w:pPr>
-        <w:pStyle w:val="NumberedParagraph"/>
+        <w:tabs>
+          <w:tab w:val="left" w:pos="1440"/>
+        </w:tabs>
+        <w:spacing w:before="0" w:after="0" w:line="552" w:lineRule="exact"/>
+        <w:ind w:left="0" w:firstLine="720"/>
+        <w:jc w:val="left"/>
       </w:pPr>
       <w:r>
         <w:t xml:space="preserve">23.</w:t>
@@ -560,12 +4387,149 @@
         <w:tab/>
       </w:r>
       <w:r>
-        <w:t xml:space="preserve">Per the loan agreement, the loan could and would be payable by Defendant to Debtor in less than a term of one year.</w:t>
+        <w:t xml:space="preserve">Per</w:t>
+      </w:r>
+      <w:r>
+        <w:t xml:space="preserve"> </w:t>
+      </w:r>
+      <w:r>
+        <w:t xml:space="preserve">the</w:t>
+      </w:r>
+      <w:r>
+        <w:t xml:space="preserve"> </w:t>
+      </w:r>
+      <w:r>
+        <w:t xml:space="preserve">loan</w:t>
+      </w:r>
+      <w:r>
+        <w:t xml:space="preserve"> </w:t>
+      </w:r>
+      <w:r>
+        <w:t xml:space="preserve">agreement,</w:t>
+      </w:r>
+      <w:r>
+        <w:t xml:space="preserve"> </w:t>
+      </w:r>
+      <w:r>
+        <w:t xml:space="preserve">the</w:t>
+      </w:r>
+      <w:r>
+        <w:t xml:space="preserve"> </w:t>
+      </w:r>
+      <w:r>
+        <w:t xml:space="preserve">loan</w:t>
+      </w:r>
+      <w:r>
+        <w:t xml:space="preserve"> </w:t>
+      </w:r>
+      <w:r>
+        <w:t xml:space="preserve">could</w:t>
+      </w:r>
+      <w:r>
+        <w:t xml:space="preserve"> </w:t>
+      </w:r>
+      <w:r>
+        <w:t xml:space="preserve">and</w:t>
+      </w:r>
+      <w:r>
+        <w:t xml:space="preserve"> </w:t>
+      </w:r>
+      <w:r>
+        <w:t xml:space="preserve">would</w:t>
+      </w:r>
+      <w:r>
+        <w:t xml:space="preserve"> </w:t>
+      </w:r>
+      <w:r>
+        <w:t xml:space="preserve">be</w:t>
+      </w:r>
+      <w:r>
+        <w:t xml:space="preserve"> </w:t>
+      </w:r>
+      <w:r>
+        <w:t xml:space="preserve">payable</w:t>
+      </w:r>
+      <w:r>
+        <w:t xml:space="preserve"> </w:t>
+      </w:r>
+      <w:r>
+        <w:t xml:space="preserve">by</w:t>
+      </w:r>
+      <w:r>
+        <w:t xml:space="preserve"> </w:t>
+      </w:r>
+      <w:r>
+        <w:t xml:space="preserve">Defendant</w:t>
+      </w:r>
+      <w:r>
+        <w:t xml:space="preserve"> </w:t>
+      </w:r>
+      <w:r>
+        <w:t xml:space="preserve">to</w:t>
+      </w:r>
+      <w:r>
+        <w:t xml:space="preserve"> </w:t>
+      </w:r>
+      <w:r>
+        <w:t xml:space="preserve">Debtor</w:t>
+      </w:r>
+      <w:r>
+        <w:t xml:space="preserve"> </w:t>
+      </w:r>
+      <w:r>
+        <w:t xml:space="preserve">in</w:t>
+      </w:r>
+      <w:r>
+        <w:t xml:space="preserve"> </w:t>
+      </w:r>
+      <w:r>
+        <w:t xml:space="preserve">less</w:t>
+      </w:r>
+      <w:r>
+        <w:t xml:space="preserve"> </w:t>
+      </w:r>
+      <w:r>
+        <w:t xml:space="preserve">than</w:t>
+      </w:r>
+      <w:r>
+        <w:t xml:space="preserve"> </w:t>
+      </w:r>
+      <w:r>
+        <w:t xml:space="preserve">a</w:t>
+      </w:r>
+      <w:r>
+        <w:t xml:space="preserve"> </w:t>
+      </w:r>
+      <w:r>
+        <w:t xml:space="preserve">term</w:t>
+      </w:r>
+      <w:r>
+        <w:t xml:space="preserve"> </w:t>
+      </w:r>
+      <w:r>
+        <w:t xml:space="preserve">of</w:t>
+      </w:r>
+      <w:r>
+        <w:t xml:space="preserve"> </w:t>
+      </w:r>
+      <w:r>
+        <w:t xml:space="preserve">one</w:t>
+      </w:r>
+      <w:r>
+        <w:t xml:space="preserve"> </w:t>
+      </w:r>
+      <w:r>
+        <w:t xml:space="preserve">year.</w:t>
       </w:r>
     </w:p>
     <w:p>
       <w:pPr>
-        <w:pStyle w:val="NumberedParagraph"/>
+        <w:tabs>
+          <w:tab w:val="left" w:pos="1440"/>
+        </w:tabs>
+        <w:spacing w:before="0" w:after="0" w:line="552" w:lineRule="exact"/>
+        <w:ind w:left="0" w:firstLine="720"/>
+        <w:jc w:val="left"/>
       </w:pPr>
       <w:r>
         <w:t xml:space="preserve">24.</w:t>
@@ -574,12 +4538,149 @@
         <w:tab/>
       </w:r>
       <w:r>
-        <w:t xml:space="preserve">The debt owed by Defendant to Debtor became property of Debtor’s bankruptcy estate on the Petition Date and remains property of the estate.</w:t>
+        <w:t xml:space="preserve">The</w:t>
+      </w:r>
+      <w:r>
+        <w:t xml:space="preserve"> </w:t>
+      </w:r>
+      <w:r>
+        <w:t xml:space="preserve">debt</w:t>
+      </w:r>
+      <w:r>
+        <w:t xml:space="preserve"> </w:t>
+      </w:r>
+      <w:r>
+        <w:t xml:space="preserve">owed</w:t>
+      </w:r>
+      <w:r>
+        <w:t xml:space="preserve"> </w:t>
+      </w:r>
+      <w:r>
+        <w:t xml:space="preserve">by</w:t>
+      </w:r>
+      <w:r>
+        <w:t xml:space="preserve"> </w:t>
+      </w:r>
+      <w:r>
+        <w:t xml:space="preserve">Defendant</w:t>
+      </w:r>
+      <w:r>
+        <w:t xml:space="preserve"> </w:t>
+      </w:r>
+      <w:r>
+        <w:t xml:space="preserve">to</w:t>
+      </w:r>
+      <w:r>
+        <w:t xml:space="preserve"> </w:t>
+      </w:r>
+      <w:r>
+        <w:t xml:space="preserve">Debtor</w:t>
+      </w:r>
+      <w:r>
+        <w:t xml:space="preserve"> </w:t>
+      </w:r>
+      <w:r>
+        <w:t xml:space="preserve">became</w:t>
+      </w:r>
+      <w:r>
+        <w:t xml:space="preserve"> </w:t>
+      </w:r>
+      <w:r>
+        <w:t xml:space="preserve">property</w:t>
+      </w:r>
+      <w:r>
+        <w:t xml:space="preserve"> </w:t>
+      </w:r>
+      <w:r>
+        <w:t xml:space="preserve">of</w:t>
+      </w:r>
+      <w:r>
+        <w:t xml:space="preserve"> </w:t>
+      </w:r>
+      <w:r>
+        <w:t xml:space="preserve">Debtor’s</w:t>
+      </w:r>
+      <w:r>
+        <w:t xml:space="preserve"> </w:t>
+      </w:r>
+      <w:r>
+        <w:t xml:space="preserve">bankruptcy</w:t>
+      </w:r>
+      <w:r>
+        <w:t xml:space="preserve"> </w:t>
+      </w:r>
+      <w:r>
+        <w:t xml:space="preserve">estate</w:t>
+      </w:r>
+      <w:r>
+        <w:t xml:space="preserve"> </w:t>
+      </w:r>
+      <w:r>
+        <w:t xml:space="preserve">on</w:t>
+      </w:r>
+      <w:r>
+        <w:t xml:space="preserve"> </w:t>
+      </w:r>
+      <w:r>
+        <w:t xml:space="preserve">the</w:t>
+      </w:r>
+      <w:r>
+        <w:t xml:space="preserve"> </w:t>
+      </w:r>
+      <w:r>
+        <w:t xml:space="preserve">Petition</w:t>
+      </w:r>
+      <w:r>
+        <w:t xml:space="preserve"> </w:t>
+      </w:r>
+      <w:r>
+        <w:t xml:space="preserve">Date</w:t>
+      </w:r>
+      <w:r>
+        <w:t xml:space="preserve"> </w:t>
+      </w:r>
+      <w:r>
+        <w:t xml:space="preserve">and</w:t>
+      </w:r>
+      <w:r>
+        <w:t xml:space="preserve"> </w:t>
+      </w:r>
+      <w:r>
+        <w:t xml:space="preserve">remains</w:t>
+      </w:r>
+      <w:r>
+        <w:t xml:space="preserve"> </w:t>
+      </w:r>
+      <w:r>
+        <w:t xml:space="preserve">property</w:t>
+      </w:r>
+      <w:r>
+        <w:t xml:space="preserve"> </w:t>
+      </w:r>
+      <w:r>
+        <w:t xml:space="preserve">of</w:t>
+      </w:r>
+      <w:r>
+        <w:t xml:space="preserve"> </w:t>
+      </w:r>
+      <w:r>
+        <w:t xml:space="preserve">the</w:t>
+      </w:r>
+      <w:r>
+        <w:t xml:space="preserve"> </w:t>
+      </w:r>
+      <w:r>
+        <w:t xml:space="preserve">estate.</w:t>
       </w:r>
     </w:p>
     <w:p>
       <w:pPr>
-        <w:pStyle w:val="NumberedParagraph"/>
+        <w:tabs>
+          <w:tab w:val="left" w:pos="1440"/>
+        </w:tabs>
+        <w:spacing w:before="0" w:after="0" w:line="552" w:lineRule="exact"/>
+        <w:ind w:left="0" w:firstLine="720"/>
+        <w:jc w:val="left"/>
       </w:pPr>
       <w:r>
         <w:t xml:space="preserve">25.</w:t>
@@ -588,12 +4689,197 @@
         <w:tab/>
       </w:r>
       <w:r>
-        <w:t xml:space="preserve">By letter dated April 11, 2025, Trustee made demand upon Defendant to pay the sum of $45,000.00 to the bankruptcy estate in accordance with the loan agreement between Defendant and Debtor.</w:t>
+        <w:t xml:space="preserve">By</w:t>
+      </w:r>
+      <w:r>
+        <w:t xml:space="preserve"> </w:t>
+      </w:r>
+      <w:r>
+        <w:t xml:space="preserve">letter</w:t>
+      </w:r>
+      <w:r>
+        <w:t xml:space="preserve"> </w:t>
+      </w:r>
+      <w:r>
+        <w:t xml:space="preserve">dated</w:t>
+      </w:r>
+      <w:r>
+        <w:t xml:space="preserve"> </w:t>
+      </w:r>
+      <w:r>
+        <w:t xml:space="preserve">April</w:t>
+      </w:r>
+      <w:r>
+        <w:t xml:space="preserve"> </w:t>
+      </w:r>
+      <w:r>
+        <w:t xml:space="preserve">11,</w:t>
+      </w:r>
+      <w:r>
+        <w:t xml:space="preserve"> </w:t>
+      </w:r>
+      <w:r>
+        <w:t xml:space="preserve">2025,</w:t>
+      </w:r>
+      <w:r>
+        <w:t xml:space="preserve"> </w:t>
+      </w:r>
+      <w:r>
+        <w:t xml:space="preserve">Trustee</w:t>
+      </w:r>
+      <w:r>
+        <w:t xml:space="preserve"> </w:t>
+      </w:r>
+      <w:r>
+        <w:t xml:space="preserve">made</w:t>
+      </w:r>
+      <w:r>
+        <w:t xml:space="preserve"> </w:t>
+      </w:r>
+      <w:r>
+        <w:t xml:space="preserve">demand</w:t>
+      </w:r>
+      <w:r>
+        <w:t xml:space="preserve"> </w:t>
+      </w:r>
+      <w:r>
+        <w:t xml:space="preserve">upon</w:t>
+      </w:r>
+      <w:r>
+        <w:t xml:space="preserve"> </w:t>
+      </w:r>
+      <w:r>
+        <w:t xml:space="preserve">Defendant</w:t>
+      </w:r>
+      <w:r>
+        <w:t xml:space="preserve"> </w:t>
+      </w:r>
+      <w:r>
+        <w:t xml:space="preserve">to</w:t>
+      </w:r>
+      <w:r>
+        <w:t xml:space="preserve"> </w:t>
+      </w:r>
+      <w:r>
+        <w:t xml:space="preserve">pay</w:t>
+      </w:r>
+      <w:r>
+        <w:t xml:space="preserve"> </w:t>
+      </w:r>
+      <w:r>
+        <w:t xml:space="preserve">the</w:t>
+      </w:r>
+      <w:r>
+        <w:t xml:space="preserve"> </w:t>
+      </w:r>
+      <w:r>
+        <w:t xml:space="preserve">sum</w:t>
+      </w:r>
+      <w:r>
+        <w:t xml:space="preserve"> </w:t>
+      </w:r>
+      <w:r>
+        <w:t xml:space="preserve">of</w:t>
+      </w:r>
+      <w:r>
+        <w:t xml:space="preserve"> </w:t>
+      </w:r>
+      <w:r>
+        <w:t xml:space="preserve">$45,000.00</w:t>
+      </w:r>
+      <w:r>
+        <w:t xml:space="preserve"> </w:t>
+      </w:r>
+      <w:r>
+        <w:t xml:space="preserve">to</w:t>
+      </w:r>
+      <w:r>
+        <w:t xml:space="preserve"> </w:t>
+      </w:r>
+      <w:r>
+        <w:t xml:space="preserve">the</w:t>
+      </w:r>
+      <w:r>
+        <w:t xml:space="preserve"> </w:t>
+      </w:r>
+      <w:r>
+        <w:t xml:space="preserve">bankruptcy</w:t>
+      </w:r>
+      <w:r>
+        <w:t xml:space="preserve"> </w:t>
+      </w:r>
+      <w:r>
+        <w:t xml:space="preserve">estate</w:t>
+      </w:r>
+      <w:r>
+        <w:t xml:space="preserve"> </w:t>
+      </w:r>
+      <w:r>
+        <w:t xml:space="preserve">in</w:t>
+      </w:r>
+      <w:r>
+        <w:t xml:space="preserve"> </w:t>
+      </w:r>
+      <w:r>
+        <w:t xml:space="preserve">accordance</w:t>
+      </w:r>
+      <w:r>
+        <w:t xml:space="preserve"> </w:t>
+      </w:r>
+      <w:r>
+        <w:t xml:space="preserve">with</w:t>
+      </w:r>
+      <w:r>
+        <w:t xml:space="preserve"> </w:t>
+      </w:r>
+      <w:r>
+        <w:t xml:space="preserve">the</w:t>
+      </w:r>
+      <w:r>
+        <w:t xml:space="preserve"> </w:t>
+      </w:r>
+      <w:r>
+        <w:t xml:space="preserve">loan</w:t>
+      </w:r>
+      <w:r>
+        <w:t xml:space="preserve"> </w:t>
+      </w:r>
+      <w:r>
+        <w:t xml:space="preserve">agreement</w:t>
+      </w:r>
+      <w:r>
+        <w:t xml:space="preserve"> </w:t>
+      </w:r>
+      <w:r>
+        <w:t xml:space="preserve">between</w:t>
+      </w:r>
+      <w:r>
+        <w:t xml:space="preserve"> </w:t>
+      </w:r>
+      <w:r>
+        <w:t xml:space="preserve">Defendant</w:t>
+      </w:r>
+      <w:r>
+        <w:t xml:space="preserve"> </w:t>
+      </w:r>
+      <w:r>
+        <w:t xml:space="preserve">and</w:t>
+      </w:r>
+      <w:r>
+        <w:t xml:space="preserve"> </w:t>
+      </w:r>
+      <w:r>
+        <w:t xml:space="preserve">Debtor.</w:t>
       </w:r>
     </w:p>
     <w:p>
       <w:pPr>
-        <w:pStyle w:val="NumberedParagraph"/>
+        <w:tabs>
+          <w:tab w:val="left" w:pos="1440"/>
+        </w:tabs>
+        <w:spacing w:before="0" w:after="0" w:line="552" w:lineRule="exact"/>
+        <w:ind w:left="0" w:firstLine="720"/>
+        <w:jc w:val="left"/>
       </w:pPr>
       <w:r>
         <w:t xml:space="preserve">26.</w:t>
@@ -602,12 +4888,65 @@
         <w:tab/>
       </w:r>
       <w:r>
-        <w:t xml:space="preserve">Defendant failed to respond to Trustee’s demand for payment.</w:t>
+        <w:t xml:space="preserve">Defendant</w:t>
+      </w:r>
+      <w:r>
+        <w:t xml:space="preserve"> </w:t>
+      </w:r>
+      <w:r>
+        <w:t xml:space="preserve">failed</w:t>
+      </w:r>
+      <w:r>
+        <w:t xml:space="preserve"> </w:t>
+      </w:r>
+      <w:r>
+        <w:t xml:space="preserve">to</w:t>
+      </w:r>
+      <w:r>
+        <w:t xml:space="preserve"> </w:t>
+      </w:r>
+      <w:r>
+        <w:t xml:space="preserve">respond</w:t>
+      </w:r>
+      <w:r>
+        <w:t xml:space="preserve"> </w:t>
+      </w:r>
+      <w:r>
+        <w:t xml:space="preserve">to</w:t>
+      </w:r>
+      <w:r>
+        <w:t xml:space="preserve"> </w:t>
+      </w:r>
+      <w:r>
+        <w:t xml:space="preserve">Trustee’s</w:t>
+      </w:r>
+      <w:r>
+        <w:t xml:space="preserve"> </w:t>
+      </w:r>
+      <w:r>
+        <w:t xml:space="preserve">demand</w:t>
+      </w:r>
+      <w:r>
+        <w:t xml:space="preserve"> </w:t>
+      </w:r>
+      <w:r>
+        <w:t xml:space="preserve">for</w:t>
+      </w:r>
+      <w:r>
+        <w:t xml:space="preserve"> </w:t>
+      </w:r>
+      <w:r>
+        <w:t xml:space="preserve">payment.</w:t>
       </w:r>
     </w:p>
     <w:p>
       <w:pPr>
-        <w:pStyle w:val="NumberedParagraph"/>
+        <w:tabs>
+          <w:tab w:val="left" w:pos="1440"/>
+        </w:tabs>
+        <w:spacing w:before="0" w:after="0" w:line="552" w:lineRule="exact"/>
+        <w:ind w:left="0" w:firstLine="720"/>
+        <w:jc w:val="left"/>
       </w:pPr>
       <w:r>
         <w:t xml:space="preserve">27.</w:t>
@@ -616,12 +4955,209 @@
         <w:tab/>
       </w:r>
       <w:r>
-        <w:t xml:space="preserve">By letter dated May 22, 2025, counsel for Trustee made demand upon Defendant to pay the sum of $45,000.00 to the bankruptcy estate in accordance with the loan agreement between Defendant and Debtor.</w:t>
+        <w:t xml:space="preserve">By</w:t>
+      </w:r>
+      <w:r>
+        <w:t xml:space="preserve"> </w:t>
+      </w:r>
+      <w:r>
+        <w:t xml:space="preserve">letter</w:t>
+      </w:r>
+      <w:r>
+        <w:t xml:space="preserve"> </w:t>
+      </w:r>
+      <w:r>
+        <w:t xml:space="preserve">dated</w:t>
+      </w:r>
+      <w:r>
+        <w:t xml:space="preserve"> </w:t>
+      </w:r>
+      <w:r>
+        <w:t xml:space="preserve">May</w:t>
+      </w:r>
+      <w:r>
+        <w:t xml:space="preserve"> </w:t>
+      </w:r>
+      <w:r>
+        <w:t xml:space="preserve">22,</w:t>
+      </w:r>
+      <w:r>
+        <w:t xml:space="preserve"> </w:t>
+      </w:r>
+      <w:r>
+        <w:t xml:space="preserve">2025,</w:t>
+      </w:r>
+      <w:r>
+        <w:t xml:space="preserve"> </w:t>
+      </w:r>
+      <w:r>
+        <w:t xml:space="preserve">counsel</w:t>
+      </w:r>
+      <w:r>
+        <w:t xml:space="preserve"> </w:t>
+      </w:r>
+      <w:r>
+        <w:t xml:space="preserve">for</w:t>
+      </w:r>
+      <w:r>
+        <w:t xml:space="preserve"> </w:t>
+      </w:r>
+      <w:r>
+        <w:t xml:space="preserve">Trustee</w:t>
+      </w:r>
+      <w:r>
+        <w:t xml:space="preserve"> </w:t>
+      </w:r>
+      <w:r>
+        <w:t xml:space="preserve">made</w:t>
+      </w:r>
+      <w:r>
+        <w:t xml:space="preserve"> </w:t>
+      </w:r>
+      <w:r>
+        <w:t xml:space="preserve">demand</w:t>
+      </w:r>
+      <w:r>
+        <w:t xml:space="preserve"> </w:t>
+      </w:r>
+      <w:r>
+        <w:t xml:space="preserve">upon</w:t>
+      </w:r>
+      <w:r>
+        <w:t xml:space="preserve"> </w:t>
+      </w:r>
+      <w:r>
+        <w:t xml:space="preserve">Defendant</w:t>
+      </w:r>
+      <w:r>
+        <w:t xml:space="preserve"> </w:t>
+      </w:r>
+      <w:r>
+        <w:t xml:space="preserve">to</w:t>
+      </w:r>
+      <w:r>
+        <w:t xml:space="preserve"> </w:t>
+      </w:r>
+      <w:r>
+        <w:t xml:space="preserve">pay</w:t>
+      </w:r>
+      <w:r>
+        <w:t xml:space="preserve"> </w:t>
+      </w:r>
+      <w:r>
+        <w:t xml:space="preserve">the</w:t>
+      </w:r>
+      <w:r>
+        <w:t xml:space="preserve"> </w:t>
+      </w:r>
+      <w:r>
+        <w:t xml:space="preserve">sum</w:t>
+      </w:r>
+      <w:r>
+        <w:t xml:space="preserve"> </w:t>
+      </w:r>
+      <w:r>
+        <w:t xml:space="preserve">of</w:t>
+      </w:r>
+      <w:r>
+        <w:t xml:space="preserve"> </w:t>
+      </w:r>
+      <w:r>
+        <w:t xml:space="preserve">$45,000.00</w:t>
+      </w:r>
+      <w:r>
+        <w:t xml:space="preserve"> </w:t>
+      </w:r>
+      <w:r>
+        <w:t xml:space="preserve">to</w:t>
+      </w:r>
+      <w:r>
+        <w:t xml:space="preserve"> </w:t>
+      </w:r>
+      <w:r>
+        <w:t xml:space="preserve">the</w:t>
+      </w:r>
+      <w:r>
+        <w:t xml:space="preserve"> </w:t>
+      </w:r>
+      <w:r>
+        <w:t xml:space="preserve">bankruptcy</w:t>
+      </w:r>
+      <w:r>
+        <w:t xml:space="preserve"> </w:t>
+      </w:r>
+      <w:r>
+        <w:t xml:space="preserve">estate</w:t>
+      </w:r>
+      <w:r>
+        <w:t xml:space="preserve"> </w:t>
+      </w:r>
+      <w:r>
+        <w:t xml:space="preserve">in</w:t>
+      </w:r>
+      <w:r>
+        <w:t xml:space="preserve"> </w:t>
+      </w:r>
+      <w:r>
+        <w:t xml:space="preserve">accordance</w:t>
+      </w:r>
+      <w:r>
+        <w:t xml:space="preserve"> </w:t>
+      </w:r>
+      <w:r>
+        <w:t xml:space="preserve">with</w:t>
+      </w:r>
+      <w:r>
+        <w:t xml:space="preserve"> </w:t>
+      </w:r>
+      <w:r>
+        <w:t xml:space="preserve">the</w:t>
+      </w:r>
+      <w:r>
+        <w:t xml:space="preserve"> </w:t>
+      </w:r>
+      <w:r>
+        <w:t xml:space="preserve">loan</w:t>
+      </w:r>
+      <w:r>
+        <w:t xml:space="preserve"> </w:t>
+      </w:r>
+      <w:r>
+        <w:t xml:space="preserve">agreement</w:t>
+      </w:r>
+      <w:r>
+        <w:t xml:space="preserve"> </w:t>
+      </w:r>
+      <w:r>
+        <w:t xml:space="preserve">between</w:t>
+      </w:r>
+      <w:r>
+        <w:t xml:space="preserve"> </w:t>
+      </w:r>
+      <w:r>
+        <w:t xml:space="preserve">Defendant</w:t>
+      </w:r>
+      <w:r>
+        <w:t xml:space="preserve"> </w:t>
+      </w:r>
+      <w:r>
+        <w:t xml:space="preserve">and</w:t>
+      </w:r>
+      <w:r>
+        <w:t xml:space="preserve"> </w:t>
+      </w:r>
+      <w:r>
+        <w:t xml:space="preserve">Debtor.</w:t>
       </w:r>
     </w:p>
     <w:p>
       <w:pPr>
-        <w:pStyle w:val="NumberedParagraph"/>
+        <w:tabs>
+          <w:tab w:val="left" w:pos="1440"/>
+        </w:tabs>
+        <w:spacing w:before="0" w:after="0" w:line="552" w:lineRule="exact"/>
+        <w:ind w:left="0" w:firstLine="720"/>
+        <w:jc w:val="left"/>
       </w:pPr>
       <w:r>
         <w:t xml:space="preserve">28.</w:t>
@@ -630,12 +5166,65 @@
         <w:tab/>
       </w:r>
       <w:r>
-        <w:t xml:space="preserve">Defendant failed to respond to counsel’s demand for payment.</w:t>
+        <w:t xml:space="preserve">Defendant</w:t>
+      </w:r>
+      <w:r>
+        <w:t xml:space="preserve"> </w:t>
+      </w:r>
+      <w:r>
+        <w:t xml:space="preserve">failed</w:t>
+      </w:r>
+      <w:r>
+        <w:t xml:space="preserve"> </w:t>
+      </w:r>
+      <w:r>
+        <w:t xml:space="preserve">to</w:t>
+      </w:r>
+      <w:r>
+        <w:t xml:space="preserve"> </w:t>
+      </w:r>
+      <w:r>
+        <w:t xml:space="preserve">respond</w:t>
+      </w:r>
+      <w:r>
+        <w:t xml:space="preserve"> </w:t>
+      </w:r>
+      <w:r>
+        <w:t xml:space="preserve">to</w:t>
+      </w:r>
+      <w:r>
+        <w:t xml:space="preserve"> </w:t>
+      </w:r>
+      <w:r>
+        <w:t xml:space="preserve">counsel’s</w:t>
+      </w:r>
+      <w:r>
+        <w:t xml:space="preserve"> </w:t>
+      </w:r>
+      <w:r>
+        <w:t xml:space="preserve">demand</w:t>
+      </w:r>
+      <w:r>
+        <w:t xml:space="preserve"> </w:t>
+      </w:r>
+      <w:r>
+        <w:t xml:space="preserve">for</w:t>
+      </w:r>
+      <w:r>
+        <w:t xml:space="preserve"> </w:t>
+      </w:r>
+      <w:r>
+        <w:t xml:space="preserve">payment.</w:t>
       </w:r>
     </w:p>
     <w:p>
       <w:pPr>
-        <w:pStyle w:val="NumberedParagraph"/>
+        <w:tabs>
+          <w:tab w:val="left" w:pos="1440"/>
+        </w:tabs>
+        <w:spacing w:before="0" w:after="0" w:line="552" w:lineRule="exact"/>
+        <w:ind w:left="0" w:firstLine="720"/>
+        <w:jc w:val="left"/>
       </w:pPr>
       <w:r>
         <w:t xml:space="preserve">29.</w:t>
@@ -644,40 +5233,639 @@
         <w:tab/>
       </w:r>
       <w:r>
-        <w:t xml:space="preserve">As of the date of this Complaint, Defendant owes a debt to the Debtor in the amount of $45,000.00, which is now past due and payable to the bankruptcy estate.</w:t>
+        <w:t xml:space="preserve">As</w:t>
+      </w:r>
+      <w:r>
+        <w:t xml:space="preserve"> </w:t>
+      </w:r>
+      <w:r>
+        <w:t xml:space="preserve">of</w:t>
+      </w:r>
+      <w:r>
+        <w:t xml:space="preserve"> </w:t>
+      </w:r>
+      <w:r>
+        <w:t xml:space="preserve">the</w:t>
+      </w:r>
+      <w:r>
+        <w:t xml:space="preserve"> </w:t>
+      </w:r>
+      <w:r>
+        <w:t xml:space="preserve">date</w:t>
+      </w:r>
+      <w:r>
+        <w:t xml:space="preserve"> </w:t>
+      </w:r>
+      <w:r>
+        <w:t xml:space="preserve">of</w:t>
+      </w:r>
+      <w:r>
+        <w:t xml:space="preserve"> </w:t>
+      </w:r>
+      <w:r>
+        <w:t xml:space="preserve">this</w:t>
+      </w:r>
+      <w:r>
+        <w:t xml:space="preserve"> </w:t>
+      </w:r>
+      <w:r>
+        <w:t xml:space="preserve">Complaint,</w:t>
+      </w:r>
+      <w:r>
+        <w:t xml:space="preserve"> </w:t>
+      </w:r>
+      <w:r>
+        <w:t xml:space="preserve">Defendant</w:t>
+      </w:r>
+      <w:r>
+        <w:t xml:space="preserve"> </w:t>
+      </w:r>
+      <w:r>
+        <w:t xml:space="preserve">owes</w:t>
+      </w:r>
+      <w:r>
+        <w:t xml:space="preserve"> </w:t>
+      </w:r>
+      <w:r>
+        <w:t xml:space="preserve">a</w:t>
+      </w:r>
+      <w:r>
+        <w:t xml:space="preserve"> </w:t>
+      </w:r>
+      <w:r>
+        <w:t xml:space="preserve">debt</w:t>
+      </w:r>
+      <w:r>
+        <w:t xml:space="preserve"> </w:t>
+      </w:r>
+      <w:r>
+        <w:t xml:space="preserve">to</w:t>
+      </w:r>
+      <w:r>
+        <w:t xml:space="preserve"> </w:t>
+      </w:r>
+      <w:r>
+        <w:t xml:space="preserve">the</w:t>
+      </w:r>
+      <w:r>
+        <w:t xml:space="preserve"> </w:t>
+      </w:r>
+      <w:r>
+        <w:t xml:space="preserve">Debtor</w:t>
+      </w:r>
+      <w:r>
+        <w:t xml:space="preserve"> </w:t>
+      </w:r>
+      <w:r>
+        <w:t xml:space="preserve">in</w:t>
+      </w:r>
+      <w:r>
+        <w:t xml:space="preserve"> </w:t>
+      </w:r>
+      <w:r>
+        <w:t xml:space="preserve">the</w:t>
+      </w:r>
+      <w:r>
+        <w:t xml:space="preserve"> </w:t>
+      </w:r>
+      <w:r>
+        <w:t xml:space="preserve">amount</w:t>
+      </w:r>
+      <w:r>
+        <w:t xml:space="preserve"> </w:t>
+      </w:r>
+      <w:r>
+        <w:t xml:space="preserve">of</w:t>
+      </w:r>
+      <w:r>
+        <w:t xml:space="preserve"> </w:t>
+      </w:r>
+      <w:r>
+        <w:t xml:space="preserve">$45,000.00,</w:t>
+      </w:r>
+      <w:r>
+        <w:t xml:space="preserve"> </w:t>
+      </w:r>
+      <w:r>
+        <w:t xml:space="preserve">which</w:t>
+      </w:r>
+      <w:r>
+        <w:t xml:space="preserve"> </w:t>
+      </w:r>
+      <w:r>
+        <w:t xml:space="preserve">is</w:t>
+      </w:r>
+      <w:r>
+        <w:t xml:space="preserve"> </w:t>
+      </w:r>
+      <w:r>
+        <w:t xml:space="preserve">now</w:t>
+      </w:r>
+      <w:r>
+        <w:t xml:space="preserve"> </w:t>
+      </w:r>
+      <w:r>
+        <w:t xml:space="preserve">past</w:t>
+      </w:r>
+      <w:r>
+        <w:t xml:space="preserve"> </w:t>
+      </w:r>
+      <w:r>
+        <w:t xml:space="preserve">due</w:t>
+      </w:r>
+      <w:r>
+        <w:t xml:space="preserve"> </w:t>
+      </w:r>
+      <w:r>
+        <w:t xml:space="preserve">and</w:t>
+      </w:r>
+      <w:r>
+        <w:t xml:space="preserve"> </w:t>
+      </w:r>
+      <w:r>
+        <w:t xml:space="preserve">payable</w:t>
+      </w:r>
+      <w:r>
+        <w:t xml:space="preserve"> </w:t>
+      </w:r>
+      <w:r>
+        <w:t xml:space="preserve">to</w:t>
+      </w:r>
+      <w:r>
+        <w:t xml:space="preserve"> </w:t>
+      </w:r>
+      <w:r>
+        <w:t xml:space="preserve">the</w:t>
+      </w:r>
+      <w:r>
+        <w:t xml:space="preserve"> </w:t>
+      </w:r>
+      <w:r>
+        <w:t xml:space="preserve">bankruptcy</w:t>
+      </w:r>
+      <w:r>
+        <w:t xml:space="preserve"> </w:t>
+      </w:r>
+      <w:r>
+        <w:t xml:space="preserve">estate.</w:t>
       </w:r>
     </w:p>
     <w:p>
       <w:pPr>
-        <w:pStyle w:val="UnnumberedParagraph"/>
+        <w:spacing w:before="0" w:after="0" w:line="552" w:lineRule="exact"/>
+        <w:ind w:left="0" w:firstLine="720"/>
+        <w:jc w:val="left"/>
       </w:pPr>
       <w:r>
-        <w:t xml:space="preserve">WHEREFORE, Trustee prays that this Honorable Court make and enter judgment in favor of the Trustee and against the Defendant in the amount of $45,000.00, plus costs and pre- and post-judgment interest thereon; and grant such other and further relief as is just and proper.</w:t>
+        <w:t xml:space="preserve">WHEREFORE,</w:t>
+      </w:r>
+      <w:r>
+        <w:t xml:space="preserve"> </w:t>
+      </w:r>
+      <w:r>
+        <w:t xml:space="preserve">Trustee</w:t>
+      </w:r>
+      <w:r>
+        <w:t xml:space="preserve"> </w:t>
+      </w:r>
+      <w:r>
+        <w:t xml:space="preserve">prays</w:t>
+      </w:r>
+      <w:r>
+        <w:t xml:space="preserve"> </w:t>
+      </w:r>
+      <w:r>
+        <w:t xml:space="preserve">that</w:t>
+      </w:r>
+      <w:r>
+        <w:t xml:space="preserve"> </w:t>
+      </w:r>
+      <w:r>
+        <w:t xml:space="preserve">this</w:t>
+      </w:r>
+      <w:r>
+        <w:t xml:space="preserve"> </w:t>
+      </w:r>
+      <w:r>
+        <w:t xml:space="preserve">Honorable</w:t>
+      </w:r>
+      <w:r>
+        <w:t xml:space="preserve"> </w:t>
+      </w:r>
+      <w:r>
+        <w:t xml:space="preserve">Court</w:t>
+      </w:r>
+      <w:r>
+        <w:t xml:space="preserve"> </w:t>
+      </w:r>
+      <w:r>
+        <w:t xml:space="preserve">make</w:t>
+      </w:r>
+      <w:r>
+        <w:t xml:space="preserve"> </w:t>
+      </w:r>
+      <w:r>
+        <w:t xml:space="preserve">and</w:t>
+      </w:r>
+      <w:r>
+        <w:t xml:space="preserve"> </w:t>
+      </w:r>
+      <w:r>
+        <w:t xml:space="preserve">enter</w:t>
+      </w:r>
+      <w:r>
+        <w:t xml:space="preserve"> </w:t>
+      </w:r>
+      <w:r>
+        <w:t xml:space="preserve">judgment</w:t>
+      </w:r>
+      <w:r>
+        <w:t xml:space="preserve"> </w:t>
+      </w:r>
+      <w:r>
+        <w:t xml:space="preserve">in</w:t>
+      </w:r>
+      <w:r>
+        <w:t xml:space="preserve"> </w:t>
+      </w:r>
+      <w:r>
+        <w:t xml:space="preserve">favor</w:t>
+      </w:r>
+      <w:r>
+        <w:t xml:space="preserve"> </w:t>
+      </w:r>
+      <w:r>
+        <w:t xml:space="preserve">of</w:t>
+      </w:r>
+      <w:r>
+        <w:t xml:space="preserve"> </w:t>
+      </w:r>
+      <w:r>
+        <w:t xml:space="preserve">the</w:t>
+      </w:r>
+      <w:r>
+        <w:t xml:space="preserve"> </w:t>
+      </w:r>
+      <w:r>
+        <w:t xml:space="preserve">Trustee</w:t>
+      </w:r>
+      <w:r>
+        <w:t xml:space="preserve"> </w:t>
+      </w:r>
+      <w:r>
+        <w:t xml:space="preserve">and</w:t>
+      </w:r>
+      <w:r>
+        <w:t xml:space="preserve"> </w:t>
+      </w:r>
+      <w:r>
+        <w:t xml:space="preserve">against</w:t>
+      </w:r>
+      <w:r>
+        <w:t xml:space="preserve"> </w:t>
+      </w:r>
+      <w:r>
+        <w:t xml:space="preserve">the</w:t>
+      </w:r>
+      <w:r>
+        <w:t xml:space="preserve"> </w:t>
+      </w:r>
+      <w:r>
+        <w:t xml:space="preserve">Defendant</w:t>
+      </w:r>
+      <w:r>
+        <w:t xml:space="preserve"> </w:t>
+      </w:r>
+      <w:r>
+        <w:t xml:space="preserve">in</w:t>
+      </w:r>
+      <w:r>
+        <w:t xml:space="preserve"> </w:t>
+      </w:r>
+      <w:r>
+        <w:t xml:space="preserve">the</w:t>
+      </w:r>
+      <w:r>
+        <w:t xml:space="preserve"> </w:t>
+      </w:r>
+      <w:r>
+        <w:t xml:space="preserve">amount</w:t>
+      </w:r>
+      <w:r>
+        <w:t xml:space="preserve"> </w:t>
+      </w:r>
+      <w:r>
+        <w:t xml:space="preserve">of</w:t>
+      </w:r>
+      <w:r>
+        <w:t xml:space="preserve"> </w:t>
+      </w:r>
+      <w:r>
+        <w:t xml:space="preserve">$45,000.00,</w:t>
+      </w:r>
+      <w:r>
+        <w:t xml:space="preserve"> </w:t>
+      </w:r>
+      <w:r>
+        <w:t xml:space="preserve">plus</w:t>
+      </w:r>
+      <w:r>
+        <w:t xml:space="preserve"> </w:t>
+      </w:r>
+      <w:r>
+        <w:t xml:space="preserve">costs</w:t>
+      </w:r>
+      <w:r>
+        <w:t xml:space="preserve"> </w:t>
+      </w:r>
+      <w:r>
+        <w:t xml:space="preserve">and</w:t>
+      </w:r>
+      <w:r>
+        <w:t xml:space="preserve"> </w:t>
+      </w:r>
+      <w:r>
+        <w:t xml:space="preserve">pre-</w:t>
+      </w:r>
+      <w:r>
+        <w:t xml:space="preserve"> </w:t>
+      </w:r>
+      <w:r>
+        <w:t xml:space="preserve">and</w:t>
+      </w:r>
+      <w:r>
+        <w:t xml:space="preserve"> </w:t>
+      </w:r>
+      <w:r>
+        <w:t xml:space="preserve">post-judgment</w:t>
+      </w:r>
+      <w:r>
+        <w:t xml:space="preserve"> </w:t>
+      </w:r>
+      <w:r>
+        <w:t xml:space="preserve">interest</w:t>
+      </w:r>
+      <w:r>
+        <w:t xml:space="preserve"> </w:t>
+      </w:r>
+      <w:r>
+        <w:t xml:space="preserve">thereon;</w:t>
+      </w:r>
+      <w:r>
+        <w:t xml:space="preserve"> </w:t>
+      </w:r>
+      <w:r>
+        <w:t xml:space="preserve">and</w:t>
+      </w:r>
+      <w:r>
+        <w:t xml:space="preserve"> </w:t>
+      </w:r>
+      <w:r>
+        <w:t xml:space="preserve">grant</w:t>
+      </w:r>
+      <w:r>
+        <w:t xml:space="preserve"> </w:t>
+      </w:r>
+      <w:r>
+        <w:t xml:space="preserve">such</w:t>
+      </w:r>
+      <w:r>
+        <w:t xml:space="preserve"> </w:t>
+      </w:r>
+      <w:r>
+        <w:t xml:space="preserve">other</w:t>
+      </w:r>
+      <w:r>
+        <w:t xml:space="preserve"> </w:t>
+      </w:r>
+      <w:r>
+        <w:t xml:space="preserve">and</w:t>
+      </w:r>
+      <w:r>
+        <w:t xml:space="preserve"> </w:t>
+      </w:r>
+      <w:r>
+        <w:t xml:space="preserve">further</w:t>
+      </w:r>
+      <w:r>
+        <w:t xml:space="preserve"> </w:t>
+      </w:r>
+      <w:r>
+        <w:t xml:space="preserve">relief</w:t>
+      </w:r>
+      <w:r>
+        <w:t xml:space="preserve"> </w:t>
+      </w:r>
+      <w:r>
+        <w:t xml:space="preserve">as</w:t>
+      </w:r>
+      <w:r>
+        <w:t xml:space="preserve"> </w:t>
+      </w:r>
+      <w:r>
+        <w:t xml:space="preserve">is</w:t>
+      </w:r>
+      <w:r>
+        <w:t xml:space="preserve"> </w:t>
+      </w:r>
+      <w:r>
+        <w:t xml:space="preserve">just</w:t>
+      </w:r>
+      <w:r>
+        <w:t xml:space="preserve"> </w:t>
+      </w:r>
+      <w:r>
+        <w:t xml:space="preserve">and</w:t>
+      </w:r>
+      <w:r>
+        <w:t xml:space="preserve"> </w:t>
+      </w:r>
+      <w:r>
+        <w:t xml:space="preserve">proper.</w:t>
       </w:r>
     </w:p>
-    <w:bookmarkEnd w:id="22"/>
-    <w:bookmarkEnd w:id="23"/>
-    <w:bookmarkStart w:id="25" w:name="count-ii"/>
     <w:p>
       <w:pPr>
         <w:pStyle w:val="Heading1"/>
+        <w:keepNext/>
+        <w:keepLines/>
+        <w:spacing w:before="0" w:after="0" w:line="552" w:lineRule="exact"/>
+        <w:ind w:left="0" w:firstLine="0"/>
+        <w:jc w:val="center"/>
       </w:pPr>
       <w:r>
-        <w:t xml:space="preserve">COUNT II</w:t>
+        <w:rPr>
+          <w:b/>
+          <w:bCs/>
+        </w:rPr>
+        <w:t xml:space="preserve">COUNT</w:t>
+      </w:r>
+      <w:r>
+        <w:rPr>
+          <w:b/>
+          <w:bCs/>
+        </w:rPr>
+        <w:t xml:space="preserve"> </w:t>
+      </w:r>
+      <w:r>
+        <w:rPr>
+          <w:b/>
+          <w:bCs/>
+        </w:rPr>
+        <w:t xml:space="preserve">II</w:t>
       </w:r>
     </w:p>
-    <w:bookmarkStart w:id="24" w:name="X33baa97db3646428fdf139eb168da219d42b442"/>
     <w:p>
       <w:pPr>
         <w:pStyle w:val="Heading2"/>
+        <w:keepNext/>
+        <w:keepLines/>
+        <w:spacing w:before="0" w:after="0" w:line="552" w:lineRule="exact"/>
+        <w:ind w:left="0" w:firstLine="0"/>
+        <w:jc w:val="center"/>
       </w:pPr>
       <w:r>
-        <w:t xml:space="preserve">AVOIDANCE OF FRAUDULENT TRANSFERS PURSUANT TO 11 U.S.C. § 548</w:t>
+        <w:rPr>
+          <w:b/>
+          <w:bCs/>
+        </w:rPr>
+        <w:t xml:space="preserve">AVOIDANCE</w:t>
+      </w:r>
+      <w:r>
+        <w:rPr>
+          <w:b/>
+          <w:bCs/>
+        </w:rPr>
+        <w:t xml:space="preserve"> </w:t>
+      </w:r>
+      <w:r>
+        <w:rPr>
+          <w:b/>
+          <w:bCs/>
+        </w:rPr>
+        <w:t xml:space="preserve">OF</w:t>
+      </w:r>
+      <w:r>
+        <w:rPr>
+          <w:b/>
+          <w:bCs/>
+        </w:rPr>
+        <w:t xml:space="preserve"> </w:t>
+      </w:r>
+      <w:r>
+        <w:rPr>
+          <w:b/>
+          <w:bCs/>
+        </w:rPr>
+        <w:t xml:space="preserve">FRAUDULENT</w:t>
+      </w:r>
+      <w:r>
+        <w:rPr>
+          <w:b/>
+          <w:bCs/>
+        </w:rPr>
+        <w:t xml:space="preserve"> </w:t>
+      </w:r>
+      <w:r>
+        <w:rPr>
+          <w:b/>
+          <w:bCs/>
+        </w:rPr>
+        <w:t xml:space="preserve">TRANSFERS</w:t>
+      </w:r>
+      <w:r>
+        <w:rPr>
+          <w:b/>
+          <w:bCs/>
+        </w:rPr>
+        <w:t xml:space="preserve"> </w:t>
+      </w:r>
+      <w:r>
+        <w:rPr>
+          <w:b/>
+          <w:bCs/>
+        </w:rPr>
+        <w:t xml:space="preserve">PURSUANT</w:t>
+      </w:r>
+      <w:r>
+        <w:rPr>
+          <w:b/>
+          <w:bCs/>
+        </w:rPr>
+        <w:t xml:space="preserve"> </w:t>
+      </w:r>
+      <w:r>
+        <w:rPr>
+          <w:b/>
+          <w:bCs/>
+        </w:rPr>
+        <w:t xml:space="preserve">TO</w:t>
+      </w:r>
+      <w:r>
+        <w:rPr>
+          <w:b/>
+          <w:bCs/>
+        </w:rPr>
+        <w:t xml:space="preserve"> </w:t>
+      </w:r>
+      <w:r>
+        <w:rPr>
+          <w:b/>
+          <w:bCs/>
+        </w:rPr>
+        <w:t xml:space="preserve">11</w:t>
+      </w:r>
+      <w:r>
+        <w:rPr>
+          <w:b/>
+          <w:bCs/>
+        </w:rPr>
+        <w:t xml:space="preserve"> </w:t>
+      </w:r>
+      <w:r>
+        <w:rPr>
+          <w:b/>
+          <w:bCs/>
+        </w:rPr>
+        <w:t xml:space="preserve">U.S.C.</w:t>
+      </w:r>
+      <w:r>
+        <w:rPr>
+          <w:b/>
+          <w:bCs/>
+        </w:rPr>
+        <w:t xml:space="preserve"> </w:t>
+      </w:r>
+      <w:r>
+        <w:rPr>
+          <w:b/>
+          <w:bCs/>
+        </w:rPr>
+        <w:t xml:space="preserve">§</w:t>
+      </w:r>
+      <w:r>
+        <w:rPr>
+          <w:b/>
+          <w:bCs/>
+        </w:rPr>
+        <w:t xml:space="preserve"> </w:t>
+      </w:r>
+      <w:r>
+        <w:rPr>
+          <w:b/>
+          <w:bCs/>
+        </w:rPr>
+        <w:t xml:space="preserve">548</w:t>
       </w:r>
     </w:p>
     <w:p>
       <w:pPr>
-        <w:pStyle w:val="NumberedParagraph"/>
+        <w:tabs>
+          <w:tab w:val="left" w:pos="1440"/>
+        </w:tabs>
+        <w:spacing w:before="0" w:after="0" w:line="552" w:lineRule="exact"/>
+        <w:ind w:left="0" w:firstLine="720"/>
+        <w:jc w:val="left"/>
       </w:pPr>
       <w:r>
         <w:t xml:space="preserve">30.</w:t>
@@ -686,12 +5874,107 @@
         <w:tab/>
       </w:r>
       <w:r>
-        <w:t xml:space="preserve">Paragraphs 1 through 29 are incorporated by reference herein as if more fully set out hereafter.</w:t>
+        <w:t xml:space="preserve">Paragraphs</w:t>
+      </w:r>
+      <w:r>
+        <w:t xml:space="preserve"> </w:t>
+      </w:r>
+      <w:r>
+        <w:t xml:space="preserve">1</w:t>
+      </w:r>
+      <w:r>
+        <w:t xml:space="preserve"> </w:t>
+      </w:r>
+      <w:r>
+        <w:t xml:space="preserve">through</w:t>
+      </w:r>
+      <w:r>
+        <w:t xml:space="preserve"> </w:t>
+      </w:r>
+      <w:r>
+        <w:t xml:space="preserve">29</w:t>
+      </w:r>
+      <w:r>
+        <w:t xml:space="preserve"> </w:t>
+      </w:r>
+      <w:r>
+        <w:t xml:space="preserve">are</w:t>
+      </w:r>
+      <w:r>
+        <w:t xml:space="preserve"> </w:t>
+      </w:r>
+      <w:r>
+        <w:t xml:space="preserve">incorporated</w:t>
+      </w:r>
+      <w:r>
+        <w:t xml:space="preserve"> </w:t>
+      </w:r>
+      <w:r>
+        <w:t xml:space="preserve">by</w:t>
+      </w:r>
+      <w:r>
+        <w:t xml:space="preserve"> </w:t>
+      </w:r>
+      <w:r>
+        <w:t xml:space="preserve">reference</w:t>
+      </w:r>
+      <w:r>
+        <w:t xml:space="preserve"> </w:t>
+      </w:r>
+      <w:r>
+        <w:t xml:space="preserve">herein</w:t>
+      </w:r>
+      <w:r>
+        <w:t xml:space="preserve"> </w:t>
+      </w:r>
+      <w:r>
+        <w:t xml:space="preserve">as</w:t>
+      </w:r>
+      <w:r>
+        <w:t xml:space="preserve"> </w:t>
+      </w:r>
+      <w:r>
+        <w:t xml:space="preserve">if</w:t>
+      </w:r>
+      <w:r>
+        <w:t xml:space="preserve"> </w:t>
+      </w:r>
+      <w:r>
+        <w:t xml:space="preserve">more</w:t>
+      </w:r>
+      <w:r>
+        <w:t xml:space="preserve"> </w:t>
+      </w:r>
+      <w:r>
+        <w:t xml:space="preserve">fully</w:t>
+      </w:r>
+      <w:r>
+        <w:t xml:space="preserve"> </w:t>
+      </w:r>
+      <w:r>
+        <w:t xml:space="preserve">set</w:t>
+      </w:r>
+      <w:r>
+        <w:t xml:space="preserve"> </w:t>
+      </w:r>
+      <w:r>
+        <w:t xml:space="preserve">out</w:t>
+      </w:r>
+      <w:r>
+        <w:t xml:space="preserve"> </w:t>
+      </w:r>
+      <w:r>
+        <w:t xml:space="preserve">hereafter.</w:t>
       </w:r>
     </w:p>
     <w:p>
       <w:pPr>
-        <w:pStyle w:val="NumberedParagraph"/>
+        <w:tabs>
+          <w:tab w:val="left" w:pos="1440"/>
+        </w:tabs>
+        <w:spacing w:before="0" w:after="0" w:line="552" w:lineRule="exact"/>
+        <w:ind w:left="0" w:firstLine="720"/>
+        <w:jc w:val="left"/>
       </w:pPr>
       <w:r>
         <w:t xml:space="preserve">31.</w:t>
@@ -700,12 +5983,119 @@
         <w:tab/>
       </w:r>
       <w:r>
-        <w:t xml:space="preserve">Each of the Transfers was made by Debtor to Defendant approximately 3 months prior to the Petition Date.</w:t>
+        <w:t xml:space="preserve">Each</w:t>
+      </w:r>
+      <w:r>
+        <w:t xml:space="preserve"> </w:t>
+      </w:r>
+      <w:r>
+        <w:t xml:space="preserve">of</w:t>
+      </w:r>
+      <w:r>
+        <w:t xml:space="preserve"> </w:t>
+      </w:r>
+      <w:r>
+        <w:t xml:space="preserve">the</w:t>
+      </w:r>
+      <w:r>
+        <w:t xml:space="preserve"> </w:t>
+      </w:r>
+      <w:r>
+        <w:t xml:space="preserve">Transfers</w:t>
+      </w:r>
+      <w:r>
+        <w:t xml:space="preserve"> </w:t>
+      </w:r>
+      <w:r>
+        <w:t xml:space="preserve">was</w:t>
+      </w:r>
+      <w:r>
+        <w:t xml:space="preserve"> </w:t>
+      </w:r>
+      <w:r>
+        <w:t xml:space="preserve">made</w:t>
+      </w:r>
+      <w:r>
+        <w:t xml:space="preserve"> </w:t>
+      </w:r>
+      <w:r>
+        <w:t xml:space="preserve">by</w:t>
+      </w:r>
+      <w:r>
+        <w:t xml:space="preserve"> </w:t>
+      </w:r>
+      <w:r>
+        <w:t xml:space="preserve">Debtor</w:t>
+      </w:r>
+      <w:r>
+        <w:t xml:space="preserve"> </w:t>
+      </w:r>
+      <w:r>
+        <w:t xml:space="preserve">to</w:t>
+      </w:r>
+      <w:r>
+        <w:t xml:space="preserve"> </w:t>
+      </w:r>
+      <w:r>
+        <w:t xml:space="preserve">Defendant</w:t>
+      </w:r>
+      <w:r>
+        <w:t xml:space="preserve"> </w:t>
+      </w:r>
+      <w:r>
+        <w:t xml:space="preserve">approximately</w:t>
+      </w:r>
+      <w:r>
+        <w:t xml:space="preserve"> </w:t>
+      </w:r>
+      <w:r>
+        <w:t xml:space="preserve">3</w:t>
+      </w:r>
+      <w:r>
+        <w:t xml:space="preserve"> </w:t>
+      </w:r>
+      <w:r>
+        <w:t xml:space="preserve">months</w:t>
+      </w:r>
+      <w:r>
+        <w:t xml:space="preserve"> </w:t>
+      </w:r>
+      <w:r>
+        <w:t xml:space="preserve">prior</w:t>
+      </w:r>
+      <w:r>
+        <w:t xml:space="preserve"> </w:t>
+      </w:r>
+      <w:r>
+        <w:t xml:space="preserve">to</w:t>
+      </w:r>
+      <w:r>
+        <w:t xml:space="preserve"> </w:t>
+      </w:r>
+      <w:r>
+        <w:t xml:space="preserve">the</w:t>
+      </w:r>
+      <w:r>
+        <w:t xml:space="preserve"> </w:t>
+      </w:r>
+      <w:r>
+        <w:t xml:space="preserve">Petition</w:t>
+      </w:r>
+      <w:r>
+        <w:t xml:space="preserve"> </w:t>
+      </w:r>
+      <w:r>
+        <w:t xml:space="preserve">Date.</w:t>
       </w:r>
     </w:p>
     <w:p>
       <w:pPr>
-        <w:pStyle w:val="NumberedParagraph"/>
+        <w:tabs>
+          <w:tab w:val="left" w:pos="1440"/>
+        </w:tabs>
+        <w:spacing w:before="0" w:after="0" w:line="552" w:lineRule="exact"/>
+        <w:ind w:left="0" w:firstLine="720"/>
+        <w:jc w:val="left"/>
       </w:pPr>
       <w:r>
         <w:t xml:space="preserve">32.</w:t>
@@ -714,12 +6104,107 @@
         <w:tab/>
       </w:r>
       <w:r>
-        <w:t xml:space="preserve">Debtor possessed an ownership interest in the funds transferred from Debtor to Defendant via the Transfers.</w:t>
+        <w:t xml:space="preserve">Debtor</w:t>
+      </w:r>
+      <w:r>
+        <w:t xml:space="preserve"> </w:t>
+      </w:r>
+      <w:r>
+        <w:t xml:space="preserve">possessed</w:t>
+      </w:r>
+      <w:r>
+        <w:t xml:space="preserve"> </w:t>
+      </w:r>
+      <w:r>
+        <w:t xml:space="preserve">an</w:t>
+      </w:r>
+      <w:r>
+        <w:t xml:space="preserve"> </w:t>
+      </w:r>
+      <w:r>
+        <w:t xml:space="preserve">ownership</w:t>
+      </w:r>
+      <w:r>
+        <w:t xml:space="preserve"> </w:t>
+      </w:r>
+      <w:r>
+        <w:t xml:space="preserve">interest</w:t>
+      </w:r>
+      <w:r>
+        <w:t xml:space="preserve"> </w:t>
+      </w:r>
+      <w:r>
+        <w:t xml:space="preserve">in</w:t>
+      </w:r>
+      <w:r>
+        <w:t xml:space="preserve"> </w:t>
+      </w:r>
+      <w:r>
+        <w:t xml:space="preserve">the</w:t>
+      </w:r>
+      <w:r>
+        <w:t xml:space="preserve"> </w:t>
+      </w:r>
+      <w:r>
+        <w:t xml:space="preserve">funds</w:t>
+      </w:r>
+      <w:r>
+        <w:t xml:space="preserve"> </w:t>
+      </w:r>
+      <w:r>
+        <w:t xml:space="preserve">transferred</w:t>
+      </w:r>
+      <w:r>
+        <w:t xml:space="preserve"> </w:t>
+      </w:r>
+      <w:r>
+        <w:t xml:space="preserve">from</w:t>
+      </w:r>
+      <w:r>
+        <w:t xml:space="preserve"> </w:t>
+      </w:r>
+      <w:r>
+        <w:t xml:space="preserve">Debtor</w:t>
+      </w:r>
+      <w:r>
+        <w:t xml:space="preserve"> </w:t>
+      </w:r>
+      <w:r>
+        <w:t xml:space="preserve">to</w:t>
+      </w:r>
+      <w:r>
+        <w:t xml:space="preserve"> </w:t>
+      </w:r>
+      <w:r>
+        <w:t xml:space="preserve">Defendant</w:t>
+      </w:r>
+      <w:r>
+        <w:t xml:space="preserve"> </w:t>
+      </w:r>
+      <w:r>
+        <w:t xml:space="preserve">via</w:t>
+      </w:r>
+      <w:r>
+        <w:t xml:space="preserve"> </w:t>
+      </w:r>
+      <w:r>
+        <w:t xml:space="preserve">the</w:t>
+      </w:r>
+      <w:r>
+        <w:t xml:space="preserve"> </w:t>
+      </w:r>
+      <w:r>
+        <w:t xml:space="preserve">Transfers.</w:t>
       </w:r>
     </w:p>
     <w:p>
       <w:pPr>
-        <w:pStyle w:val="NumberedParagraph"/>
+        <w:tabs>
+          <w:tab w:val="left" w:pos="1440"/>
+        </w:tabs>
+        <w:spacing w:before="0" w:after="0" w:line="552" w:lineRule="exact"/>
+        <w:ind w:left="0" w:firstLine="720"/>
+        <w:jc w:val="left"/>
       </w:pPr>
       <w:r>
         <w:t xml:space="preserve">33.</w:t>
@@ -728,12 +6213,119 @@
         <w:tab/>
       </w:r>
       <w:r>
-        <w:t xml:space="preserve">Debtor received no monetary or otherwise quantifiable, economic consideration from Defendant in exchange for any of the Transfers.</w:t>
+        <w:t xml:space="preserve">Debtor</w:t>
+      </w:r>
+      <w:r>
+        <w:t xml:space="preserve"> </w:t>
+      </w:r>
+      <w:r>
+        <w:t xml:space="preserve">received</w:t>
+      </w:r>
+      <w:r>
+        <w:t xml:space="preserve"> </w:t>
+      </w:r>
+      <w:r>
+        <w:t xml:space="preserve">no</w:t>
+      </w:r>
+      <w:r>
+        <w:t xml:space="preserve"> </w:t>
+      </w:r>
+      <w:r>
+        <w:t xml:space="preserve">monetary</w:t>
+      </w:r>
+      <w:r>
+        <w:t xml:space="preserve"> </w:t>
+      </w:r>
+      <w:r>
+        <w:t xml:space="preserve">or</w:t>
+      </w:r>
+      <w:r>
+        <w:t xml:space="preserve"> </w:t>
+      </w:r>
+      <w:r>
+        <w:t xml:space="preserve">otherwise</w:t>
+      </w:r>
+      <w:r>
+        <w:t xml:space="preserve"> </w:t>
+      </w:r>
+      <w:r>
+        <w:t xml:space="preserve">quantifiable,</w:t>
+      </w:r>
+      <w:r>
+        <w:t xml:space="preserve"> </w:t>
+      </w:r>
+      <w:r>
+        <w:t xml:space="preserve">economic</w:t>
+      </w:r>
+      <w:r>
+        <w:t xml:space="preserve"> </w:t>
+      </w:r>
+      <w:r>
+        <w:t xml:space="preserve">consideration</w:t>
+      </w:r>
+      <w:r>
+        <w:t xml:space="preserve"> </w:t>
+      </w:r>
+      <w:r>
+        <w:t xml:space="preserve">from</w:t>
+      </w:r>
+      <w:r>
+        <w:t xml:space="preserve"> </w:t>
+      </w:r>
+      <w:r>
+        <w:t xml:space="preserve">Defendant</w:t>
+      </w:r>
+      <w:r>
+        <w:t xml:space="preserve"> </w:t>
+      </w:r>
+      <w:r>
+        <w:t xml:space="preserve">in</w:t>
+      </w:r>
+      <w:r>
+        <w:t xml:space="preserve"> </w:t>
+      </w:r>
+      <w:r>
+        <w:t xml:space="preserve">exchange</w:t>
+      </w:r>
+      <w:r>
+        <w:t xml:space="preserve"> </w:t>
+      </w:r>
+      <w:r>
+        <w:t xml:space="preserve">for</w:t>
+      </w:r>
+      <w:r>
+        <w:t xml:space="preserve"> </w:t>
+      </w:r>
+      <w:r>
+        <w:t xml:space="preserve">any</w:t>
+      </w:r>
+      <w:r>
+        <w:t xml:space="preserve"> </w:t>
+      </w:r>
+      <w:r>
+        <w:t xml:space="preserve">of</w:t>
+      </w:r>
+      <w:r>
+        <w:t xml:space="preserve"> </w:t>
+      </w:r>
+      <w:r>
+        <w:t xml:space="preserve">the</w:t>
+      </w:r>
+      <w:r>
+        <w:t xml:space="preserve"> </w:t>
+      </w:r>
+      <w:r>
+        <w:t xml:space="preserve">Transfers.</w:t>
       </w:r>
     </w:p>
     <w:p>
       <w:pPr>
-        <w:pStyle w:val="NumberedParagraph"/>
+        <w:tabs>
+          <w:tab w:val="left" w:pos="1440"/>
+        </w:tabs>
+        <w:spacing w:before="0" w:after="0" w:line="552" w:lineRule="exact"/>
+        <w:ind w:left="0" w:firstLine="720"/>
+        <w:jc w:val="left"/>
       </w:pPr>
       <w:r>
         <w:t xml:space="preserve">34.</w:t>
@@ -742,12 +6334,131 @@
         <w:tab/>
       </w:r>
       <w:r>
-        <w:t xml:space="preserve">Debtor was insolvent on the date of each of the Transfer or became insolvent as a result of the Transfers.</w:t>
+        <w:t xml:space="preserve">Debtor</w:t>
+      </w:r>
+      <w:r>
+        <w:t xml:space="preserve"> </w:t>
+      </w:r>
+      <w:r>
+        <w:t xml:space="preserve">was</w:t>
+      </w:r>
+      <w:r>
+        <w:t xml:space="preserve"> </w:t>
+      </w:r>
+      <w:r>
+        <w:t xml:space="preserve">insolvent</w:t>
+      </w:r>
+      <w:r>
+        <w:t xml:space="preserve"> </w:t>
+      </w:r>
+      <w:r>
+        <w:t xml:space="preserve">on</w:t>
+      </w:r>
+      <w:r>
+        <w:t xml:space="preserve"> </w:t>
+      </w:r>
+      <w:r>
+        <w:t xml:space="preserve">the</w:t>
+      </w:r>
+      <w:r>
+        <w:t xml:space="preserve"> </w:t>
+      </w:r>
+      <w:r>
+        <w:t xml:space="preserve">date</w:t>
+      </w:r>
+      <w:r>
+        <w:t xml:space="preserve"> </w:t>
+      </w:r>
+      <w:r>
+        <w:t xml:space="preserve">of</w:t>
+      </w:r>
+      <w:r>
+        <w:t xml:space="preserve"> </w:t>
+      </w:r>
+      <w:r>
+        <w:t xml:space="preserve">each</w:t>
+      </w:r>
+      <w:r>
+        <w:t xml:space="preserve"> </w:t>
+      </w:r>
+      <w:r>
+        <w:t xml:space="preserve">of</w:t>
+      </w:r>
+      <w:r>
+        <w:t xml:space="preserve"> </w:t>
+      </w:r>
+      <w:r>
+        <w:t xml:space="preserve">the</w:t>
+      </w:r>
+      <w:r>
+        <w:t xml:space="preserve"> </w:t>
+      </w:r>
+      <w:r>
+        <w:t xml:space="preserve">Transfer</w:t>
+      </w:r>
+      <w:r>
+        <w:t xml:space="preserve"> </w:t>
+      </w:r>
+      <w:r>
+        <w:t xml:space="preserve">or</w:t>
+      </w:r>
+      <w:r>
+        <w:t xml:space="preserve"> </w:t>
+      </w:r>
+      <w:r>
+        <w:t xml:space="preserve">became</w:t>
+      </w:r>
+      <w:r>
+        <w:t xml:space="preserve"> </w:t>
+      </w:r>
+      <w:r>
+        <w:t xml:space="preserve">insolvent</w:t>
+      </w:r>
+      <w:r>
+        <w:t xml:space="preserve"> </w:t>
+      </w:r>
+      <w:r>
+        <w:t xml:space="preserve">as</w:t>
+      </w:r>
+      <w:r>
+        <w:t xml:space="preserve"> </w:t>
+      </w:r>
+      <w:r>
+        <w:t xml:space="preserve">a</w:t>
+      </w:r>
+      <w:r>
+        <w:t xml:space="preserve"> </w:t>
+      </w:r>
+      <w:r>
+        <w:t xml:space="preserve">result</w:t>
+      </w:r>
+      <w:r>
+        <w:t xml:space="preserve"> </w:t>
+      </w:r>
+      <w:r>
+        <w:t xml:space="preserve">of</w:t>
+      </w:r>
+      <w:r>
+        <w:t xml:space="preserve"> </w:t>
+      </w:r>
+      <w:r>
+        <w:t xml:space="preserve">the</w:t>
+      </w:r>
+      <w:r>
+        <w:t xml:space="preserve"> </w:t>
+      </w:r>
+      <w:r>
+        <w:t xml:space="preserve">Transfers.</w:t>
       </w:r>
     </w:p>
     <w:p>
       <w:pPr>
-        <w:pStyle w:val="NumberedParagraph"/>
+        <w:tabs>
+          <w:tab w:val="left" w:pos="1440"/>
+        </w:tabs>
+        <w:spacing w:before="0" w:after="0" w:line="552" w:lineRule="exact"/>
+        <w:ind w:left="0" w:firstLine="720"/>
+        <w:jc w:val="left"/>
       </w:pPr>
       <w:r>
         <w:t xml:space="preserve">35.</w:t>
@@ -756,40 +6467,649 @@
         <w:tab/>
       </w:r>
       <w:r>
-        <w:t xml:space="preserve">To the extent the Transfers were not made on account of a valid loan agreement, the Transfers were fraudulent transfers as defined by 11 U.S.C. § 548.</w:t>
+        <w:t xml:space="preserve">To</w:t>
+      </w:r>
+      <w:r>
+        <w:t xml:space="preserve"> </w:t>
+      </w:r>
+      <w:r>
+        <w:t xml:space="preserve">the</w:t>
+      </w:r>
+      <w:r>
+        <w:t xml:space="preserve"> </w:t>
+      </w:r>
+      <w:r>
+        <w:t xml:space="preserve">extent</w:t>
+      </w:r>
+      <w:r>
+        <w:t xml:space="preserve"> </w:t>
+      </w:r>
+      <w:r>
+        <w:t xml:space="preserve">the</w:t>
+      </w:r>
+      <w:r>
+        <w:t xml:space="preserve"> </w:t>
+      </w:r>
+      <w:r>
+        <w:t xml:space="preserve">Transfers</w:t>
+      </w:r>
+      <w:r>
+        <w:t xml:space="preserve"> </w:t>
+      </w:r>
+      <w:r>
+        <w:t xml:space="preserve">were</w:t>
+      </w:r>
+      <w:r>
+        <w:t xml:space="preserve"> </w:t>
+      </w:r>
+      <w:r>
+        <w:t xml:space="preserve">not</w:t>
+      </w:r>
+      <w:r>
+        <w:t xml:space="preserve"> </w:t>
+      </w:r>
+      <w:r>
+        <w:t xml:space="preserve">made</w:t>
+      </w:r>
+      <w:r>
+        <w:t xml:space="preserve"> </w:t>
+      </w:r>
+      <w:r>
+        <w:t xml:space="preserve">on</w:t>
+      </w:r>
+      <w:r>
+        <w:t xml:space="preserve"> </w:t>
+      </w:r>
+      <w:r>
+        <w:t xml:space="preserve">account</w:t>
+      </w:r>
+      <w:r>
+        <w:t xml:space="preserve"> </w:t>
+      </w:r>
+      <w:r>
+        <w:t xml:space="preserve">of</w:t>
+      </w:r>
+      <w:r>
+        <w:t xml:space="preserve"> </w:t>
+      </w:r>
+      <w:r>
+        <w:t xml:space="preserve">a</w:t>
+      </w:r>
+      <w:r>
+        <w:t xml:space="preserve"> </w:t>
+      </w:r>
+      <w:r>
+        <w:t xml:space="preserve">valid</w:t>
+      </w:r>
+      <w:r>
+        <w:t xml:space="preserve"> </w:t>
+      </w:r>
+      <w:r>
+        <w:t xml:space="preserve">loan</w:t>
+      </w:r>
+      <w:r>
+        <w:t xml:space="preserve"> </w:t>
+      </w:r>
+      <w:r>
+        <w:t xml:space="preserve">agreement,</w:t>
+      </w:r>
+      <w:r>
+        <w:t xml:space="preserve"> </w:t>
+      </w:r>
+      <w:r>
+        <w:t xml:space="preserve">the</w:t>
+      </w:r>
+      <w:r>
+        <w:t xml:space="preserve"> </w:t>
+      </w:r>
+      <w:r>
+        <w:t xml:space="preserve">Transfers</w:t>
+      </w:r>
+      <w:r>
+        <w:t xml:space="preserve"> </w:t>
+      </w:r>
+      <w:r>
+        <w:t xml:space="preserve">were</w:t>
+      </w:r>
+      <w:r>
+        <w:t xml:space="preserve"> </w:t>
+      </w:r>
+      <w:r>
+        <w:t xml:space="preserve">fraudulent</w:t>
+      </w:r>
+      <w:r>
+        <w:t xml:space="preserve"> </w:t>
+      </w:r>
+      <w:r>
+        <w:t xml:space="preserve">transfers</w:t>
+      </w:r>
+      <w:r>
+        <w:t xml:space="preserve"> </w:t>
+      </w:r>
+      <w:r>
+        <w:t xml:space="preserve">as</w:t>
+      </w:r>
+      <w:r>
+        <w:t xml:space="preserve"> </w:t>
+      </w:r>
+      <w:r>
+        <w:t xml:space="preserve">defined</w:t>
+      </w:r>
+      <w:r>
+        <w:t xml:space="preserve"> </w:t>
+      </w:r>
+      <w:r>
+        <w:t xml:space="preserve">by</w:t>
+      </w:r>
+      <w:r>
+        <w:t xml:space="preserve"> </w:t>
+      </w:r>
+      <w:r>
+        <w:t xml:space="preserve">11</w:t>
+      </w:r>
+      <w:r>
+        <w:t xml:space="preserve"> </w:t>
+      </w:r>
+      <w:r>
+        <w:t xml:space="preserve">U.S.C.</w:t>
+      </w:r>
+      <w:r>
+        <w:t xml:space="preserve"> </w:t>
+      </w:r>
+      <w:r>
+        <w:t xml:space="preserve">§</w:t>
+      </w:r>
+      <w:r>
+        <w:t xml:space="preserve"> </w:t>
+      </w:r>
+      <w:r>
+        <w:t xml:space="preserve">548.</w:t>
       </w:r>
     </w:p>
     <w:p>
       <w:pPr>
-        <w:pStyle w:val="UnnumberedParagraph"/>
+        <w:spacing w:before="0" w:after="0" w:line="552" w:lineRule="exact"/>
+        <w:ind w:left="0" w:firstLine="720"/>
+        <w:jc w:val="left"/>
       </w:pPr>
       <w:r>
-        <w:t xml:space="preserve">WHEREFORE, Trustee prays that this Honorable Court make and enter judgment in favor of the Trustee and against the Defendant, avoiding and setting aside each of the Transfers as a fraudulent transfer pursuant to 11 U.S.C. § 548; and grant such other and further relief as the Court deems just and proper.</w:t>
+        <w:t xml:space="preserve">WHEREFORE,</w:t>
+      </w:r>
+      <w:r>
+        <w:t xml:space="preserve"> </w:t>
+      </w:r>
+      <w:r>
+        <w:t xml:space="preserve">Trustee</w:t>
+      </w:r>
+      <w:r>
+        <w:t xml:space="preserve"> </w:t>
+      </w:r>
+      <w:r>
+        <w:t xml:space="preserve">prays</w:t>
+      </w:r>
+      <w:r>
+        <w:t xml:space="preserve"> </w:t>
+      </w:r>
+      <w:r>
+        <w:t xml:space="preserve">that</w:t>
+      </w:r>
+      <w:r>
+        <w:t xml:space="preserve"> </w:t>
+      </w:r>
+      <w:r>
+        <w:t xml:space="preserve">this</w:t>
+      </w:r>
+      <w:r>
+        <w:t xml:space="preserve"> </w:t>
+      </w:r>
+      <w:r>
+        <w:t xml:space="preserve">Honorable</w:t>
+      </w:r>
+      <w:r>
+        <w:t xml:space="preserve"> </w:t>
+      </w:r>
+      <w:r>
+        <w:t xml:space="preserve">Court</w:t>
+      </w:r>
+      <w:r>
+        <w:t xml:space="preserve"> </w:t>
+      </w:r>
+      <w:r>
+        <w:t xml:space="preserve">make</w:t>
+      </w:r>
+      <w:r>
+        <w:t xml:space="preserve"> </w:t>
+      </w:r>
+      <w:r>
+        <w:t xml:space="preserve">and</w:t>
+      </w:r>
+      <w:r>
+        <w:t xml:space="preserve"> </w:t>
+      </w:r>
+      <w:r>
+        <w:t xml:space="preserve">enter</w:t>
+      </w:r>
+      <w:r>
+        <w:t xml:space="preserve"> </w:t>
+      </w:r>
+      <w:r>
+        <w:t xml:space="preserve">judgment</w:t>
+      </w:r>
+      <w:r>
+        <w:t xml:space="preserve"> </w:t>
+      </w:r>
+      <w:r>
+        <w:t xml:space="preserve">in</w:t>
+      </w:r>
+      <w:r>
+        <w:t xml:space="preserve"> </w:t>
+      </w:r>
+      <w:r>
+        <w:t xml:space="preserve">favor</w:t>
+      </w:r>
+      <w:r>
+        <w:t xml:space="preserve"> </w:t>
+      </w:r>
+      <w:r>
+        <w:t xml:space="preserve">of</w:t>
+      </w:r>
+      <w:r>
+        <w:t xml:space="preserve"> </w:t>
+      </w:r>
+      <w:r>
+        <w:t xml:space="preserve">the</w:t>
+      </w:r>
+      <w:r>
+        <w:t xml:space="preserve"> </w:t>
+      </w:r>
+      <w:r>
+        <w:t xml:space="preserve">Trustee</w:t>
+      </w:r>
+      <w:r>
+        <w:t xml:space="preserve"> </w:t>
+      </w:r>
+      <w:r>
+        <w:t xml:space="preserve">and</w:t>
+      </w:r>
+      <w:r>
+        <w:t xml:space="preserve"> </w:t>
+      </w:r>
+      <w:r>
+        <w:t xml:space="preserve">against</w:t>
+      </w:r>
+      <w:r>
+        <w:t xml:space="preserve"> </w:t>
+      </w:r>
+      <w:r>
+        <w:t xml:space="preserve">the</w:t>
+      </w:r>
+      <w:r>
+        <w:t xml:space="preserve"> </w:t>
+      </w:r>
+      <w:r>
+        <w:t xml:space="preserve">Defendant,</w:t>
+      </w:r>
+      <w:r>
+        <w:t xml:space="preserve"> </w:t>
+      </w:r>
+      <w:r>
+        <w:t xml:space="preserve">avoiding</w:t>
+      </w:r>
+      <w:r>
+        <w:t xml:space="preserve"> </w:t>
+      </w:r>
+      <w:r>
+        <w:t xml:space="preserve">and</w:t>
+      </w:r>
+      <w:r>
+        <w:t xml:space="preserve"> </w:t>
+      </w:r>
+      <w:r>
+        <w:t xml:space="preserve">setting</w:t>
+      </w:r>
+      <w:r>
+        <w:t xml:space="preserve"> </w:t>
+      </w:r>
+      <w:r>
+        <w:t xml:space="preserve">aside</w:t>
+      </w:r>
+      <w:r>
+        <w:t xml:space="preserve"> </w:t>
+      </w:r>
+      <w:r>
+        <w:t xml:space="preserve">each</w:t>
+      </w:r>
+      <w:r>
+        <w:t xml:space="preserve"> </w:t>
+      </w:r>
+      <w:r>
+        <w:t xml:space="preserve">of</w:t>
+      </w:r>
+      <w:r>
+        <w:t xml:space="preserve"> </w:t>
+      </w:r>
+      <w:r>
+        <w:t xml:space="preserve">the</w:t>
+      </w:r>
+      <w:r>
+        <w:t xml:space="preserve"> </w:t>
+      </w:r>
+      <w:r>
+        <w:t xml:space="preserve">Transfers</w:t>
+      </w:r>
+      <w:r>
+        <w:t xml:space="preserve"> </w:t>
+      </w:r>
+      <w:r>
+        <w:t xml:space="preserve">as</w:t>
+      </w:r>
+      <w:r>
+        <w:t xml:space="preserve"> </w:t>
+      </w:r>
+      <w:r>
+        <w:t xml:space="preserve">a</w:t>
+      </w:r>
+      <w:r>
+        <w:t xml:space="preserve"> </w:t>
+      </w:r>
+      <w:r>
+        <w:t xml:space="preserve">fraudulent</w:t>
+      </w:r>
+      <w:r>
+        <w:t xml:space="preserve"> </w:t>
+      </w:r>
+      <w:r>
+        <w:t xml:space="preserve">transfer</w:t>
+      </w:r>
+      <w:r>
+        <w:t xml:space="preserve"> </w:t>
+      </w:r>
+      <w:r>
+        <w:t xml:space="preserve">pursuant</w:t>
+      </w:r>
+      <w:r>
+        <w:t xml:space="preserve"> </w:t>
+      </w:r>
+      <w:r>
+        <w:t xml:space="preserve">to</w:t>
+      </w:r>
+      <w:r>
+        <w:t xml:space="preserve"> </w:t>
+      </w:r>
+      <w:r>
+        <w:t xml:space="preserve">11</w:t>
+      </w:r>
+      <w:r>
+        <w:t xml:space="preserve"> </w:t>
+      </w:r>
+      <w:r>
+        <w:t xml:space="preserve">U.S.C.</w:t>
+      </w:r>
+      <w:r>
+        <w:t xml:space="preserve"> </w:t>
+      </w:r>
+      <w:r>
+        <w:t xml:space="preserve">§</w:t>
+      </w:r>
+      <w:r>
+        <w:t xml:space="preserve"> </w:t>
+      </w:r>
+      <w:r>
+        <w:t xml:space="preserve">548;</w:t>
+      </w:r>
+      <w:r>
+        <w:t xml:space="preserve"> </w:t>
+      </w:r>
+      <w:r>
+        <w:t xml:space="preserve">and</w:t>
+      </w:r>
+      <w:r>
+        <w:t xml:space="preserve"> </w:t>
+      </w:r>
+      <w:r>
+        <w:t xml:space="preserve">grant</w:t>
+      </w:r>
+      <w:r>
+        <w:t xml:space="preserve"> </w:t>
+      </w:r>
+      <w:r>
+        <w:t xml:space="preserve">such</w:t>
+      </w:r>
+      <w:r>
+        <w:t xml:space="preserve"> </w:t>
+      </w:r>
+      <w:r>
+        <w:t xml:space="preserve">other</w:t>
+      </w:r>
+      <w:r>
+        <w:t xml:space="preserve"> </w:t>
+      </w:r>
+      <w:r>
+        <w:t xml:space="preserve">and</w:t>
+      </w:r>
+      <w:r>
+        <w:t xml:space="preserve"> </w:t>
+      </w:r>
+      <w:r>
+        <w:t xml:space="preserve">further</w:t>
+      </w:r>
+      <w:r>
+        <w:t xml:space="preserve"> </w:t>
+      </w:r>
+      <w:r>
+        <w:t xml:space="preserve">relief</w:t>
+      </w:r>
+      <w:r>
+        <w:t xml:space="preserve"> </w:t>
+      </w:r>
+      <w:r>
+        <w:t xml:space="preserve">as</w:t>
+      </w:r>
+      <w:r>
+        <w:t xml:space="preserve"> </w:t>
+      </w:r>
+      <w:r>
+        <w:t xml:space="preserve">the</w:t>
+      </w:r>
+      <w:r>
+        <w:t xml:space="preserve"> </w:t>
+      </w:r>
+      <w:r>
+        <w:t xml:space="preserve">Court</w:t>
+      </w:r>
+      <w:r>
+        <w:t xml:space="preserve"> </w:t>
+      </w:r>
+      <w:r>
+        <w:t xml:space="preserve">deems</w:t>
+      </w:r>
+      <w:r>
+        <w:t xml:space="preserve"> </w:t>
+      </w:r>
+      <w:r>
+        <w:t xml:space="preserve">just</w:t>
+      </w:r>
+      <w:r>
+        <w:t xml:space="preserve"> </w:t>
+      </w:r>
+      <w:r>
+        <w:t xml:space="preserve">and</w:t>
+      </w:r>
+      <w:r>
+        <w:t xml:space="preserve"> </w:t>
+      </w:r>
+      <w:r>
+        <w:t xml:space="preserve">proper.</w:t>
       </w:r>
     </w:p>
-    <w:bookmarkEnd w:id="24"/>
-    <w:bookmarkEnd w:id="25"/>
-    <w:bookmarkStart w:id="27" w:name="count-iii"/>
     <w:p>
       <w:pPr>
         <w:pStyle w:val="Heading1"/>
+        <w:keepNext/>
+        <w:keepLines/>
+        <w:spacing w:before="0" w:after="0" w:line="552" w:lineRule="exact"/>
+        <w:ind w:left="0" w:firstLine="0"/>
+        <w:jc w:val="center"/>
       </w:pPr>
       <w:r>
-        <w:t xml:space="preserve">COUNT III</w:t>
+        <w:rPr>
+          <w:b/>
+          <w:bCs/>
+        </w:rPr>
+        <w:t xml:space="preserve">COUNT</w:t>
+      </w:r>
+      <w:r>
+        <w:rPr>
+          <w:b/>
+          <w:bCs/>
+        </w:rPr>
+        <w:t xml:space="preserve"> </w:t>
+      </w:r>
+      <w:r>
+        <w:rPr>
+          <w:b/>
+          <w:bCs/>
+        </w:rPr>
+        <w:t xml:space="preserve">III</w:t>
       </w:r>
     </w:p>
-    <w:bookmarkStart w:id="26" w:name="X45d15b373db52c8a5ec7f5ce42bfac679d10a1b"/>
     <w:p>
       <w:pPr>
         <w:pStyle w:val="Heading2"/>
+        <w:keepNext/>
+        <w:keepLines/>
+        <w:spacing w:before="0" w:after="0" w:line="552" w:lineRule="exact"/>
+        <w:ind w:left="0" w:firstLine="0"/>
+        <w:jc w:val="center"/>
       </w:pPr>
       <w:r>
-        <w:t xml:space="preserve">TURNOVER OF PROPERTY PURSUANT TO 11 U.S.C. § 550</w:t>
+        <w:rPr>
+          <w:b/>
+          <w:bCs/>
+        </w:rPr>
+        <w:t xml:space="preserve">TURNOVER</w:t>
+      </w:r>
+      <w:r>
+        <w:rPr>
+          <w:b/>
+          <w:bCs/>
+        </w:rPr>
+        <w:t xml:space="preserve"> </w:t>
+      </w:r>
+      <w:r>
+        <w:rPr>
+          <w:b/>
+          <w:bCs/>
+        </w:rPr>
+        <w:t xml:space="preserve">OF</w:t>
+      </w:r>
+      <w:r>
+        <w:rPr>
+          <w:b/>
+          <w:bCs/>
+        </w:rPr>
+        <w:t xml:space="preserve"> </w:t>
+      </w:r>
+      <w:r>
+        <w:rPr>
+          <w:b/>
+          <w:bCs/>
+        </w:rPr>
+        <w:t xml:space="preserve">PROPERTY</w:t>
+      </w:r>
+      <w:r>
+        <w:rPr>
+          <w:b/>
+          <w:bCs/>
+        </w:rPr>
+        <w:t xml:space="preserve"> </w:t>
+      </w:r>
+      <w:r>
+        <w:rPr>
+          <w:b/>
+          <w:bCs/>
+        </w:rPr>
+        <w:t xml:space="preserve">PURSUANT</w:t>
+      </w:r>
+      <w:r>
+        <w:rPr>
+          <w:b/>
+          <w:bCs/>
+        </w:rPr>
+        <w:t xml:space="preserve"> </w:t>
+      </w:r>
+      <w:r>
+        <w:rPr>
+          <w:b/>
+          <w:bCs/>
+        </w:rPr>
+        <w:t xml:space="preserve">TO</w:t>
+      </w:r>
+      <w:r>
+        <w:rPr>
+          <w:b/>
+          <w:bCs/>
+        </w:rPr>
+        <w:t xml:space="preserve"> </w:t>
+      </w:r>
+      <w:r>
+        <w:rPr>
+          <w:b/>
+          <w:bCs/>
+        </w:rPr>
+        <w:t xml:space="preserve">11</w:t>
+      </w:r>
+      <w:r>
+        <w:rPr>
+          <w:b/>
+          <w:bCs/>
+        </w:rPr>
+        <w:t xml:space="preserve"> </w:t>
+      </w:r>
+      <w:r>
+        <w:rPr>
+          <w:b/>
+          <w:bCs/>
+        </w:rPr>
+        <w:t xml:space="preserve">U.S.C.</w:t>
+      </w:r>
+      <w:r>
+        <w:rPr>
+          <w:b/>
+          <w:bCs/>
+        </w:rPr>
+        <w:t xml:space="preserve"> </w:t>
+      </w:r>
+      <w:r>
+        <w:rPr>
+          <w:b/>
+          <w:bCs/>
+        </w:rPr>
+        <w:t xml:space="preserve">§</w:t>
+      </w:r>
+      <w:r>
+        <w:rPr>
+          <w:b/>
+          <w:bCs/>
+        </w:rPr>
+        <w:t xml:space="preserve"> </w:t>
+      </w:r>
+      <w:r>
+        <w:rPr>
+          <w:b/>
+          <w:bCs/>
+        </w:rPr>
+        <w:t xml:space="preserve">550</w:t>
       </w:r>
     </w:p>
     <w:p>
       <w:pPr>
-        <w:pStyle w:val="NumberedParagraph"/>
+        <w:tabs>
+          <w:tab w:val="left" w:pos="1440"/>
+        </w:tabs>
+        <w:spacing w:before="0" w:after="0" w:line="552" w:lineRule="exact"/>
+        <w:ind w:left="0" w:firstLine="720"/>
+        <w:jc w:val="left"/>
       </w:pPr>
       <w:r>
         <w:t xml:space="preserve">36.</w:t>
@@ -798,12 +7118,107 @@
         <w:tab/>
       </w:r>
       <w:r>
-        <w:t xml:space="preserve">Paragraphs 1 through 35 are incorporated by reference herein as if more fully set out hereafter.</w:t>
+        <w:t xml:space="preserve">Paragraphs</w:t>
+      </w:r>
+      <w:r>
+        <w:t xml:space="preserve"> </w:t>
+      </w:r>
+      <w:r>
+        <w:t xml:space="preserve">1</w:t>
+      </w:r>
+      <w:r>
+        <w:t xml:space="preserve"> </w:t>
+      </w:r>
+      <w:r>
+        <w:t xml:space="preserve">through</w:t>
+      </w:r>
+      <w:r>
+        <w:t xml:space="preserve"> </w:t>
+      </w:r>
+      <w:r>
+        <w:t xml:space="preserve">35</w:t>
+      </w:r>
+      <w:r>
+        <w:t xml:space="preserve"> </w:t>
+      </w:r>
+      <w:r>
+        <w:t xml:space="preserve">are</w:t>
+      </w:r>
+      <w:r>
+        <w:t xml:space="preserve"> </w:t>
+      </w:r>
+      <w:r>
+        <w:t xml:space="preserve">incorporated</w:t>
+      </w:r>
+      <w:r>
+        <w:t xml:space="preserve"> </w:t>
+      </w:r>
+      <w:r>
+        <w:t xml:space="preserve">by</w:t>
+      </w:r>
+      <w:r>
+        <w:t xml:space="preserve"> </w:t>
+      </w:r>
+      <w:r>
+        <w:t xml:space="preserve">reference</w:t>
+      </w:r>
+      <w:r>
+        <w:t xml:space="preserve"> </w:t>
+      </w:r>
+      <w:r>
+        <w:t xml:space="preserve">herein</w:t>
+      </w:r>
+      <w:r>
+        <w:t xml:space="preserve"> </w:t>
+      </w:r>
+      <w:r>
+        <w:t xml:space="preserve">as</w:t>
+      </w:r>
+      <w:r>
+        <w:t xml:space="preserve"> </w:t>
+      </w:r>
+      <w:r>
+        <w:t xml:space="preserve">if</w:t>
+      </w:r>
+      <w:r>
+        <w:t xml:space="preserve"> </w:t>
+      </w:r>
+      <w:r>
+        <w:t xml:space="preserve">more</w:t>
+      </w:r>
+      <w:r>
+        <w:t xml:space="preserve"> </w:t>
+      </w:r>
+      <w:r>
+        <w:t xml:space="preserve">fully</w:t>
+      </w:r>
+      <w:r>
+        <w:t xml:space="preserve"> </w:t>
+      </w:r>
+      <w:r>
+        <w:t xml:space="preserve">set</w:t>
+      </w:r>
+      <w:r>
+        <w:t xml:space="preserve"> </w:t>
+      </w:r>
+      <w:r>
+        <w:t xml:space="preserve">out</w:t>
+      </w:r>
+      <w:r>
+        <w:t xml:space="preserve"> </w:t>
+      </w:r>
+      <w:r>
+        <w:t xml:space="preserve">hereafter.</w:t>
       </w:r>
     </w:p>
     <w:p>
       <w:pPr>
-        <w:pStyle w:val="NumberedParagraph"/>
+        <w:tabs>
+          <w:tab w:val="left" w:pos="1440"/>
+        </w:tabs>
+        <w:spacing w:before="0" w:after="0" w:line="552" w:lineRule="exact"/>
+        <w:ind w:left="0" w:firstLine="720"/>
+        <w:jc w:val="left"/>
       </w:pPr>
       <w:r>
         <w:t xml:space="preserve">37.</w:t>
@@ -812,12 +7227,185 @@
         <w:tab/>
       </w:r>
       <w:r>
-        <w:t xml:space="preserve">To the extent the Transfers were not made on account of a valid loan agreement, each of the Transfers is subject to avoidance pursuant to 11 U.S.C. § 548.</w:t>
+        <w:t xml:space="preserve">To</w:t>
+      </w:r>
+      <w:r>
+        <w:t xml:space="preserve"> </w:t>
+      </w:r>
+      <w:r>
+        <w:t xml:space="preserve">the</w:t>
+      </w:r>
+      <w:r>
+        <w:t xml:space="preserve"> </w:t>
+      </w:r>
+      <w:r>
+        <w:t xml:space="preserve">extent</w:t>
+      </w:r>
+      <w:r>
+        <w:t xml:space="preserve"> </w:t>
+      </w:r>
+      <w:r>
+        <w:t xml:space="preserve">the</w:t>
+      </w:r>
+      <w:r>
+        <w:t xml:space="preserve"> </w:t>
+      </w:r>
+      <w:r>
+        <w:t xml:space="preserve">Transfers</w:t>
+      </w:r>
+      <w:r>
+        <w:t xml:space="preserve"> </w:t>
+      </w:r>
+      <w:r>
+        <w:t xml:space="preserve">were</w:t>
+      </w:r>
+      <w:r>
+        <w:t xml:space="preserve"> </w:t>
+      </w:r>
+      <w:r>
+        <w:t xml:space="preserve">not</w:t>
+      </w:r>
+      <w:r>
+        <w:t xml:space="preserve"> </w:t>
+      </w:r>
+      <w:r>
+        <w:t xml:space="preserve">made</w:t>
+      </w:r>
+      <w:r>
+        <w:t xml:space="preserve"> </w:t>
+      </w:r>
+      <w:r>
+        <w:t xml:space="preserve">on</w:t>
+      </w:r>
+      <w:r>
+        <w:t xml:space="preserve"> </w:t>
+      </w:r>
+      <w:r>
+        <w:t xml:space="preserve">account</w:t>
+      </w:r>
+      <w:r>
+        <w:t xml:space="preserve"> </w:t>
+      </w:r>
+      <w:r>
+        <w:t xml:space="preserve">of</w:t>
+      </w:r>
+      <w:r>
+        <w:t xml:space="preserve"> </w:t>
+      </w:r>
+      <w:r>
+        <w:t xml:space="preserve">a</w:t>
+      </w:r>
+      <w:r>
+        <w:t xml:space="preserve"> </w:t>
+      </w:r>
+      <w:r>
+        <w:t xml:space="preserve">valid</w:t>
+      </w:r>
+      <w:r>
+        <w:t xml:space="preserve"> </w:t>
+      </w:r>
+      <w:r>
+        <w:t xml:space="preserve">loan</w:t>
+      </w:r>
+      <w:r>
+        <w:t xml:space="preserve"> </w:t>
+      </w:r>
+      <w:r>
+        <w:t xml:space="preserve">agreement,</w:t>
+      </w:r>
+      <w:r>
+        <w:t xml:space="preserve"> </w:t>
+      </w:r>
+      <w:r>
+        <w:t xml:space="preserve">each</w:t>
+      </w:r>
+      <w:r>
+        <w:t xml:space="preserve"> </w:t>
+      </w:r>
+      <w:r>
+        <w:t xml:space="preserve">of</w:t>
+      </w:r>
+      <w:r>
+        <w:t xml:space="preserve"> </w:t>
+      </w:r>
+      <w:r>
+        <w:t xml:space="preserve">the</w:t>
+      </w:r>
+      <w:r>
+        <w:t xml:space="preserve"> </w:t>
+      </w:r>
+      <w:r>
+        <w:t xml:space="preserve">Transfers</w:t>
+      </w:r>
+      <w:r>
+        <w:t xml:space="preserve"> </w:t>
+      </w:r>
+      <w:r>
+        <w:t xml:space="preserve">is</w:t>
+      </w:r>
+      <w:r>
+        <w:t xml:space="preserve"> </w:t>
+      </w:r>
+      <w:r>
+        <w:t xml:space="preserve">subject</w:t>
+      </w:r>
+      <w:r>
+        <w:t xml:space="preserve"> </w:t>
+      </w:r>
+      <w:r>
+        <w:t xml:space="preserve">to</w:t>
+      </w:r>
+      <w:r>
+        <w:t xml:space="preserve"> </w:t>
+      </w:r>
+      <w:r>
+        <w:t xml:space="preserve">avoidance</w:t>
+      </w:r>
+      <w:r>
+        <w:t xml:space="preserve"> </w:t>
+      </w:r>
+      <w:r>
+        <w:t xml:space="preserve">pursuant</w:t>
+      </w:r>
+      <w:r>
+        <w:t xml:space="preserve"> </w:t>
+      </w:r>
+      <w:r>
+        <w:t xml:space="preserve">to</w:t>
+      </w:r>
+      <w:r>
+        <w:t xml:space="preserve"> </w:t>
+      </w:r>
+      <w:r>
+        <w:t xml:space="preserve">11</w:t>
+      </w:r>
+      <w:r>
+        <w:t xml:space="preserve"> </w:t>
+      </w:r>
+      <w:r>
+        <w:t xml:space="preserve">U.S.C.</w:t>
+      </w:r>
+      <w:r>
+        <w:t xml:space="preserve"> </w:t>
+      </w:r>
+      <w:r>
+        <w:t xml:space="preserve">§</w:t>
+      </w:r>
+      <w:r>
+        <w:t xml:space="preserve"> </w:t>
+      </w:r>
+      <w:r>
+        <w:t xml:space="preserve">548.</w:t>
       </w:r>
     </w:p>
     <w:p>
       <w:pPr>
-        <w:pStyle w:val="NumberedParagraph"/>
+        <w:tabs>
+          <w:tab w:val="left" w:pos="1440"/>
+        </w:tabs>
+        <w:spacing w:before="0" w:after="0" w:line="552" w:lineRule="exact"/>
+        <w:ind w:left="0" w:firstLine="720"/>
+        <w:jc w:val="left"/>
       </w:pPr>
       <w:r>
         <w:t xml:space="preserve">38.</w:t>
@@ -826,12 +7414,71 @@
         <w:tab/>
       </w:r>
       <w:r>
-        <w:t xml:space="preserve">Defendant was the initial transferee of each of the Transfers.</w:t>
+        <w:t xml:space="preserve">Defendant</w:t>
+      </w:r>
+      <w:r>
+        <w:t xml:space="preserve"> </w:t>
+      </w:r>
+      <w:r>
+        <w:t xml:space="preserve">was</w:t>
+      </w:r>
+      <w:r>
+        <w:t xml:space="preserve"> </w:t>
+      </w:r>
+      <w:r>
+        <w:t xml:space="preserve">the</w:t>
+      </w:r>
+      <w:r>
+        <w:t xml:space="preserve"> </w:t>
+      </w:r>
+      <w:r>
+        <w:t xml:space="preserve">initial</w:t>
+      </w:r>
+      <w:r>
+        <w:t xml:space="preserve"> </w:t>
+      </w:r>
+      <w:r>
+        <w:t xml:space="preserve">transferee</w:t>
+      </w:r>
+      <w:r>
+        <w:t xml:space="preserve"> </w:t>
+      </w:r>
+      <w:r>
+        <w:t xml:space="preserve">of</w:t>
+      </w:r>
+      <w:r>
+        <w:t xml:space="preserve"> </w:t>
+      </w:r>
+      <w:r>
+        <w:t xml:space="preserve">each</w:t>
+      </w:r>
+      <w:r>
+        <w:t xml:space="preserve"> </w:t>
+      </w:r>
+      <w:r>
+        <w:t xml:space="preserve">of</w:t>
+      </w:r>
+      <w:r>
+        <w:t xml:space="preserve"> </w:t>
+      </w:r>
+      <w:r>
+        <w:t xml:space="preserve">the</w:t>
+      </w:r>
+      <w:r>
+        <w:t xml:space="preserve"> </w:t>
+      </w:r>
+      <w:r>
+        <w:t xml:space="preserve">Transfers.</w:t>
       </w:r>
     </w:p>
     <w:p>
       <w:pPr>
-        <w:pStyle w:val="NumberedParagraph"/>
+        <w:tabs>
+          <w:tab w:val="left" w:pos="1440"/>
+        </w:tabs>
+        <w:spacing w:before="0" w:after="0" w:line="552" w:lineRule="exact"/>
+        <w:ind w:left="0" w:firstLine="720"/>
+        <w:jc w:val="left"/>
       </w:pPr>
       <w:r>
         <w:t xml:space="preserve">39.</w:t>
@@ -840,12 +7487,83 @@
         <w:tab/>
       </w:r>
       <w:r>
-        <w:t xml:space="preserve">Defendant was not a good faith transferee of any of the Transfers.</w:t>
+        <w:t xml:space="preserve">Defendant</w:t>
+      </w:r>
+      <w:r>
+        <w:t xml:space="preserve"> </w:t>
+      </w:r>
+      <w:r>
+        <w:t xml:space="preserve">was</w:t>
+      </w:r>
+      <w:r>
+        <w:t xml:space="preserve"> </w:t>
+      </w:r>
+      <w:r>
+        <w:t xml:space="preserve">not</w:t>
+      </w:r>
+      <w:r>
+        <w:t xml:space="preserve"> </w:t>
+      </w:r>
+      <w:r>
+        <w:t xml:space="preserve">a</w:t>
+      </w:r>
+      <w:r>
+        <w:t xml:space="preserve"> </w:t>
+      </w:r>
+      <w:r>
+        <w:t xml:space="preserve">good</w:t>
+      </w:r>
+      <w:r>
+        <w:t xml:space="preserve"> </w:t>
+      </w:r>
+      <w:r>
+        <w:t xml:space="preserve">faith</w:t>
+      </w:r>
+      <w:r>
+        <w:t xml:space="preserve"> </w:t>
+      </w:r>
+      <w:r>
+        <w:t xml:space="preserve">transferee</w:t>
+      </w:r>
+      <w:r>
+        <w:t xml:space="preserve"> </w:t>
+      </w:r>
+      <w:r>
+        <w:t xml:space="preserve">of</w:t>
+      </w:r>
+      <w:r>
+        <w:t xml:space="preserve"> </w:t>
+      </w:r>
+      <w:r>
+        <w:t xml:space="preserve">any</w:t>
+      </w:r>
+      <w:r>
+        <w:t xml:space="preserve"> </w:t>
+      </w:r>
+      <w:r>
+        <w:t xml:space="preserve">of</w:t>
+      </w:r>
+      <w:r>
+        <w:t xml:space="preserve"> </w:t>
+      </w:r>
+      <w:r>
+        <w:t xml:space="preserve">the</w:t>
+      </w:r>
+      <w:r>
+        <w:t xml:space="preserve"> </w:t>
+      </w:r>
+      <w:r>
+        <w:t xml:space="preserve">Transfers.</w:t>
       </w:r>
     </w:p>
     <w:p>
       <w:pPr>
-        <w:pStyle w:val="NumberedParagraph"/>
+        <w:tabs>
+          <w:tab w:val="left" w:pos="1440"/>
+        </w:tabs>
+        <w:spacing w:before="0" w:after="0" w:line="552" w:lineRule="exact"/>
+        <w:ind w:left="0" w:firstLine="720"/>
+        <w:jc w:val="left"/>
       </w:pPr>
       <w:r>
         <w:t xml:space="preserve">40.</w:t>
@@ -854,12 +7572,59 @@
         <w:tab/>
       </w:r>
       <w:r>
-        <w:t xml:space="preserve">Defendant was not and is not a minor.</w:t>
+        <w:t xml:space="preserve">Defendant</w:t>
+      </w:r>
+      <w:r>
+        <w:t xml:space="preserve"> </w:t>
+      </w:r>
+      <w:r>
+        <w:t xml:space="preserve">was</w:t>
+      </w:r>
+      <w:r>
+        <w:t xml:space="preserve"> </w:t>
+      </w:r>
+      <w:r>
+        <w:t xml:space="preserve">not</w:t>
+      </w:r>
+      <w:r>
+        <w:t xml:space="preserve"> </w:t>
+      </w:r>
+      <w:r>
+        <w:t xml:space="preserve">and</w:t>
+      </w:r>
+      <w:r>
+        <w:t xml:space="preserve"> </w:t>
+      </w:r>
+      <w:r>
+        <w:t xml:space="preserve">is</w:t>
+      </w:r>
+      <w:r>
+        <w:t xml:space="preserve"> </w:t>
+      </w:r>
+      <w:r>
+        <w:t xml:space="preserve">not</w:t>
+      </w:r>
+      <w:r>
+        <w:t xml:space="preserve"> </w:t>
+      </w:r>
+      <w:r>
+        <w:t xml:space="preserve">a</w:t>
+      </w:r>
+      <w:r>
+        <w:t xml:space="preserve"> </w:t>
+      </w:r>
+      <w:r>
+        <w:t xml:space="preserve">minor.</w:t>
       </w:r>
     </w:p>
     <w:p>
       <w:pPr>
-        <w:pStyle w:val="NumberedParagraph"/>
+        <w:tabs>
+          <w:tab w:val="left" w:pos="1440"/>
+        </w:tabs>
+        <w:spacing w:before="0" w:after="0" w:line="552" w:lineRule="exact"/>
+        <w:ind w:left="0" w:firstLine="720"/>
+        <w:jc w:val="left"/>
       </w:pPr>
       <w:r>
         <w:t xml:space="preserve">41.</w:t>
@@ -868,168 +7633,808 @@
         <w:tab/>
       </w:r>
       <w:r>
-        <w:t xml:space="preserve">Defendant was not and is not incompetent.</w:t>
+        <w:t xml:space="preserve">Defendant</w:t>
+      </w:r>
+      <w:r>
+        <w:t xml:space="preserve"> </w:t>
+      </w:r>
+      <w:r>
+        <w:t xml:space="preserve">was</w:t>
+      </w:r>
+      <w:r>
+        <w:t xml:space="preserve"> </w:t>
+      </w:r>
+      <w:r>
+        <w:t xml:space="preserve">not</w:t>
+      </w:r>
+      <w:r>
+        <w:t xml:space="preserve"> </w:t>
+      </w:r>
+      <w:r>
+        <w:t xml:space="preserve">and</w:t>
+      </w:r>
+      <w:r>
+        <w:t xml:space="preserve"> </w:t>
+      </w:r>
+      <w:r>
+        <w:t xml:space="preserve">is</w:t>
+      </w:r>
+      <w:r>
+        <w:t xml:space="preserve"> </w:t>
+      </w:r>
+      <w:r>
+        <w:t xml:space="preserve">not</w:t>
+      </w:r>
+      <w:r>
+        <w:t xml:space="preserve"> </w:t>
+      </w:r>
+      <w:r>
+        <w:t xml:space="preserve">incompetent.</w:t>
       </w:r>
     </w:p>
     <w:p>
       <w:pPr>
-        <w:pStyle w:val="UnnumberedParagraphKeep"/>
+        <w:keepNext/>
+        <w:keepLines/>
+        <w:spacing w:before="0" w:after="0" w:line="552" w:lineRule="exact"/>
+        <w:ind w:left="0" w:firstLine="720"/>
+        <w:jc w:val="left"/>
       </w:pPr>
       <w:r>
-        <w:t xml:space="preserve">WHEREFORE, Trustee prays that this Honorable Court make and enter judgment in favor of the Trustee and against the Defendant, pursuant to 11 U.S.C § 550, in an amount equal to the aggregate sum of the Transfers avoided in accordance with 11 U.S.C. § 548, plus costs and pre- and post-judgment interest; and grant such other and further relief as may be just and proper.</w:t>
+        <w:t xml:space="preserve">WHEREFORE,</w:t>
+      </w:r>
+      <w:r>
+        <w:t xml:space="preserve"> </w:t>
+      </w:r>
+      <w:r>
+        <w:t xml:space="preserve">Trustee</w:t>
+      </w:r>
+      <w:r>
+        <w:t xml:space="preserve"> </w:t>
+      </w:r>
+      <w:r>
+        <w:t xml:space="preserve">prays</w:t>
+      </w:r>
+      <w:r>
+        <w:t xml:space="preserve"> </w:t>
+      </w:r>
+      <w:r>
+        <w:t xml:space="preserve">that</w:t>
+      </w:r>
+      <w:r>
+        <w:t xml:space="preserve"> </w:t>
+      </w:r>
+      <w:r>
+        <w:t xml:space="preserve">this</w:t>
+      </w:r>
+      <w:r>
+        <w:t xml:space="preserve"> </w:t>
+      </w:r>
+      <w:r>
+        <w:t xml:space="preserve">Honorable</w:t>
+      </w:r>
+      <w:r>
+        <w:t xml:space="preserve"> </w:t>
+      </w:r>
+      <w:r>
+        <w:t xml:space="preserve">Court</w:t>
+      </w:r>
+      <w:r>
+        <w:t xml:space="preserve"> </w:t>
+      </w:r>
+      <w:r>
+        <w:t xml:space="preserve">make</w:t>
+      </w:r>
+      <w:r>
+        <w:t xml:space="preserve"> </w:t>
+      </w:r>
+      <w:r>
+        <w:t xml:space="preserve">and</w:t>
+      </w:r>
+      <w:r>
+        <w:t xml:space="preserve"> </w:t>
+      </w:r>
+      <w:r>
+        <w:t xml:space="preserve">enter</w:t>
+      </w:r>
+      <w:r>
+        <w:t xml:space="preserve"> </w:t>
+      </w:r>
+      <w:r>
+        <w:t xml:space="preserve">judgment</w:t>
+      </w:r>
+      <w:r>
+        <w:t xml:space="preserve"> </w:t>
+      </w:r>
+      <w:r>
+        <w:t xml:space="preserve">in</w:t>
+      </w:r>
+      <w:r>
+        <w:t xml:space="preserve"> </w:t>
+      </w:r>
+      <w:r>
+        <w:t xml:space="preserve">favor</w:t>
+      </w:r>
+      <w:r>
+        <w:t xml:space="preserve"> </w:t>
+      </w:r>
+      <w:r>
+        <w:t xml:space="preserve">of</w:t>
+      </w:r>
+      <w:r>
+        <w:t xml:space="preserve"> </w:t>
+      </w:r>
+      <w:r>
+        <w:t xml:space="preserve">the</w:t>
+      </w:r>
+      <w:r>
+        <w:t xml:space="preserve"> </w:t>
+      </w:r>
+      <w:r>
+        <w:t xml:space="preserve">Trustee</w:t>
+      </w:r>
+      <w:r>
+        <w:t xml:space="preserve"> </w:t>
+      </w:r>
+      <w:r>
+        <w:t xml:space="preserve">and</w:t>
+      </w:r>
+      <w:r>
+        <w:t xml:space="preserve"> </w:t>
+      </w:r>
+      <w:r>
+        <w:t xml:space="preserve">against</w:t>
+      </w:r>
+      <w:r>
+        <w:t xml:space="preserve"> </w:t>
+      </w:r>
+      <w:r>
+        <w:t xml:space="preserve">the</w:t>
+      </w:r>
+      <w:r>
+        <w:t xml:space="preserve"> </w:t>
+      </w:r>
+      <w:r>
+        <w:t xml:space="preserve">Defendant,</w:t>
+      </w:r>
+      <w:r>
+        <w:t xml:space="preserve"> </w:t>
+      </w:r>
+      <w:r>
+        <w:t xml:space="preserve">pursuant</w:t>
+      </w:r>
+      <w:r>
+        <w:t xml:space="preserve"> </w:t>
+      </w:r>
+      <w:r>
+        <w:t xml:space="preserve">to</w:t>
+      </w:r>
+      <w:r>
+        <w:t xml:space="preserve"> </w:t>
+      </w:r>
+      <w:r>
+        <w:t xml:space="preserve">11</w:t>
+      </w:r>
+      <w:r>
+        <w:t xml:space="preserve"> </w:t>
+      </w:r>
+      <w:r>
+        <w:t xml:space="preserve">U.S.C</w:t>
+      </w:r>
+      <w:r>
+        <w:t xml:space="preserve"> </w:t>
+      </w:r>
+      <w:r>
+        <w:t xml:space="preserve">§</w:t>
+      </w:r>
+      <w:r>
+        <w:t xml:space="preserve"> </w:t>
+      </w:r>
+      <w:r>
+        <w:t xml:space="preserve">550,</w:t>
+      </w:r>
+      <w:r>
+        <w:t xml:space="preserve"> </w:t>
+      </w:r>
+      <w:r>
+        <w:t xml:space="preserve">in</w:t>
+      </w:r>
+      <w:r>
+        <w:t xml:space="preserve"> </w:t>
+      </w:r>
+      <w:r>
+        <w:t xml:space="preserve">an</w:t>
+      </w:r>
+      <w:r>
+        <w:t xml:space="preserve"> </w:t>
+      </w:r>
+      <w:r>
+        <w:t xml:space="preserve">amount</w:t>
+      </w:r>
+      <w:r>
+        <w:t xml:space="preserve"> </w:t>
+      </w:r>
+      <w:r>
+        <w:t xml:space="preserve">equal</w:t>
+      </w:r>
+      <w:r>
+        <w:t xml:space="preserve"> </w:t>
+      </w:r>
+      <w:r>
+        <w:t xml:space="preserve">to</w:t>
+      </w:r>
+      <w:r>
+        <w:t xml:space="preserve"> </w:t>
+      </w:r>
+      <w:r>
+        <w:t xml:space="preserve">the</w:t>
+      </w:r>
+      <w:r>
+        <w:t xml:space="preserve"> </w:t>
+      </w:r>
+      <w:r>
+        <w:t xml:space="preserve">aggregate</w:t>
+      </w:r>
+      <w:r>
+        <w:t xml:space="preserve"> </w:t>
+      </w:r>
+      <w:r>
+        <w:t xml:space="preserve">sum</w:t>
+      </w:r>
+      <w:r>
+        <w:t xml:space="preserve"> </w:t>
+      </w:r>
+      <w:r>
+        <w:t xml:space="preserve">of</w:t>
+      </w:r>
+      <w:r>
+        <w:t xml:space="preserve"> </w:t>
+      </w:r>
+      <w:r>
+        <w:t xml:space="preserve">the</w:t>
+      </w:r>
+      <w:r>
+        <w:t xml:space="preserve"> </w:t>
+      </w:r>
+      <w:r>
+        <w:t xml:space="preserve">Transfers</w:t>
+      </w:r>
+      <w:r>
+        <w:t xml:space="preserve"> </w:t>
+      </w:r>
+      <w:r>
+        <w:t xml:space="preserve">avoided</w:t>
+      </w:r>
+      <w:r>
+        <w:t xml:space="preserve"> </w:t>
+      </w:r>
+      <w:r>
+        <w:t xml:space="preserve">in</w:t>
+      </w:r>
+      <w:r>
+        <w:t xml:space="preserve"> </w:t>
+      </w:r>
+      <w:r>
+        <w:t xml:space="preserve">accordance</w:t>
+      </w:r>
+      <w:r>
+        <w:t xml:space="preserve"> </w:t>
+      </w:r>
+      <w:r>
+        <w:t xml:space="preserve">with</w:t>
+      </w:r>
+      <w:r>
+        <w:t xml:space="preserve"> </w:t>
+      </w:r>
+      <w:r>
+        <w:t xml:space="preserve">11</w:t>
+      </w:r>
+      <w:r>
+        <w:t xml:space="preserve"> </w:t>
+      </w:r>
+      <w:r>
+        <w:t xml:space="preserve">U.S.C.</w:t>
+      </w:r>
+      <w:r>
+        <w:t xml:space="preserve"> </w:t>
+      </w:r>
+      <w:r>
+        <w:t xml:space="preserve">§</w:t>
+      </w:r>
+      <w:r>
+        <w:t xml:space="preserve"> </w:t>
+      </w:r>
+      <w:r>
+        <w:t xml:space="preserve">548,</w:t>
+      </w:r>
+      <w:r>
+        <w:t xml:space="preserve"> </w:t>
+      </w:r>
+      <w:r>
+        <w:t xml:space="preserve">plus</w:t>
+      </w:r>
+      <w:r>
+        <w:t xml:space="preserve"> </w:t>
+      </w:r>
+      <w:r>
+        <w:t xml:space="preserve">costs</w:t>
+      </w:r>
+      <w:r>
+        <w:t xml:space="preserve"> </w:t>
+      </w:r>
+      <w:r>
+        <w:t xml:space="preserve">and</w:t>
+      </w:r>
+      <w:r>
+        <w:t xml:space="preserve"> </w:t>
+      </w:r>
+      <w:r>
+        <w:t xml:space="preserve">pre-</w:t>
+      </w:r>
+      <w:r>
+        <w:t xml:space="preserve"> </w:t>
+      </w:r>
+      <w:r>
+        <w:t xml:space="preserve">and</w:t>
+      </w:r>
+      <w:r>
+        <w:t xml:space="preserve"> </w:t>
+      </w:r>
+      <w:r>
+        <w:t xml:space="preserve">post-judgment</w:t>
+      </w:r>
+      <w:r>
+        <w:t xml:space="preserve"> </w:t>
+      </w:r>
+      <w:r>
+        <w:t xml:space="preserve">interest;</w:t>
+      </w:r>
+      <w:r>
+        <w:t xml:space="preserve"> </w:t>
+      </w:r>
+      <w:r>
+        <w:t xml:space="preserve">and</w:t>
+      </w:r>
+      <w:r>
+        <w:t xml:space="preserve"> </w:t>
+      </w:r>
+      <w:r>
+        <w:t xml:space="preserve">grant</w:t>
+      </w:r>
+      <w:r>
+        <w:t xml:space="preserve"> </w:t>
+      </w:r>
+      <w:r>
+        <w:t xml:space="preserve">such</w:t>
+      </w:r>
+      <w:r>
+        <w:t xml:space="preserve"> </w:t>
+      </w:r>
+      <w:r>
+        <w:t xml:space="preserve">other</w:t>
+      </w:r>
+      <w:r>
+        <w:t xml:space="preserve"> </w:t>
+      </w:r>
+      <w:r>
+        <w:t xml:space="preserve">and</w:t>
+      </w:r>
+      <w:r>
+        <w:t xml:space="preserve"> </w:t>
+      </w:r>
+      <w:r>
+        <w:t xml:space="preserve">further</w:t>
+      </w:r>
+      <w:r>
+        <w:t xml:space="preserve"> </w:t>
+      </w:r>
+      <w:r>
+        <w:t xml:space="preserve">relief</w:t>
+      </w:r>
+      <w:r>
+        <w:t xml:space="preserve"> </w:t>
+      </w:r>
+      <w:r>
+        <w:t xml:space="preserve">as</w:t>
+      </w:r>
+      <w:r>
+        <w:t xml:space="preserve"> </w:t>
+      </w:r>
+      <w:r>
+        <w:t xml:space="preserve">may</w:t>
+      </w:r>
+      <w:r>
+        <w:t xml:space="preserve"> </w:t>
+      </w:r>
+      <w:r>
+        <w:t xml:space="preserve">be</w:t>
+      </w:r>
+      <w:r>
+        <w:t xml:space="preserve"> </w:t>
+      </w:r>
+      <w:r>
+        <w:t xml:space="preserve">just</w:t>
+      </w:r>
+      <w:r>
+        <w:t xml:space="preserve"> </w:t>
+      </w:r>
+      <w:r>
+        <w:t xml:space="preserve">and</w:t>
+      </w:r>
+      <w:r>
+        <w:t xml:space="preserve"> </w:t>
+      </w:r>
+      <w:r>
+        <w:t xml:space="preserve">proper.</w:t>
       </w:r>
     </w:p>
-    <w:p>
-      <w:pPr>
-        <w:pStyle w:val="BlankLine"/>
-      </w:pPr>
-      <w:r>
-        <w:t xml:space="preserve"> </w:t>
-      </w:r>
-    </w:p>
-    <w:p>
-      <w:pPr>
-        <w:pStyle w:val="SignatureBlock"/>
-      </w:pPr>
-      <w:r>
-        <w:t xml:space="preserve">Date: June 16, 2025</w:t>
-      </w:r>
-      <w:r>
-        <w:tab/>
-      </w:r>
-      <w:r>
-        <w:t xml:space="preserve">Respectfully submitted,</w:t>
-      </w:r>
-    </w:p>
-    <w:p>
-      <w:pPr>
-        <w:pStyle w:val="SignatureRight"/>
-      </w:pPr>
-      <w:r>
-        <w:t xml:space="preserve"> </w:t>
-      </w:r>
-    </w:p>
-    <w:p>
-      <w:pPr>
-        <w:pStyle w:val="SignatureRight"/>
-      </w:pPr>
-      <w:r>
-        <w:t xml:space="preserve">SUMMERS COMPTON WELLS LLC</w:t>
-      </w:r>
-    </w:p>
-    <w:p>
-      <w:pPr>
-        <w:pStyle w:val="SignatureRight"/>
-      </w:pPr>
-      <w:r>
-        <w:t xml:space="preserve"> </w:t>
-      </w:r>
-    </w:p>
-    <w:p>
-      <w:pPr>
-        <w:pStyle w:val="SignatureRight"/>
-      </w:pPr>
-      <w:r>
-        <w:t xml:space="preserve">By: /s/ Sarah E. Tomlinson</w:t>
-      </w:r>
-    </w:p>
-    <w:p>
-      <w:pPr>
-        <w:pStyle w:val="SignatureRight"/>
-      </w:pPr>
-      <w:r>
-        <w:t xml:space="preserve">SARAH E. TOMLINSON, (#72441MO)</w:t>
-      </w:r>
-    </w:p>
-    <w:p>
-      <w:pPr>
-        <w:pStyle w:val="SignatureRight"/>
-      </w:pPr>
-      <w:r>
-        <w:t xml:space="preserve">DAVID A. SOSNE (#28365MO)</w:t>
-      </w:r>
-    </w:p>
-    <w:p>
-      <w:pPr>
-        <w:pStyle w:val="SignatureRight"/>
-      </w:pPr>
-      <w:r>
-        <w:t xml:space="preserve">BRIAN J. LAFLAMME (#49776MO)</w:t>
-      </w:r>
-    </w:p>
-    <w:p>
-      <w:pPr>
-        <w:pStyle w:val="SignatureRight"/>
-      </w:pPr>
-      <w:r>
-        <w:t xml:space="preserve">Attorneys for Trustee</w:t>
-      </w:r>
-    </w:p>
-    <w:p>
-      <w:pPr>
-        <w:pStyle w:val="SignatureRight"/>
-      </w:pPr>
-      <w:r>
-        <w:t xml:space="preserve">903 S. Lindbergh Blvd, Suite 200</w:t>
-      </w:r>
-    </w:p>
-    <w:p>
-      <w:pPr>
-        <w:pStyle w:val="SignatureRight"/>
-      </w:pPr>
-      <w:r>
-        <w:t xml:space="preserve">St. Louis, MO 63131</w:t>
-      </w:r>
-    </w:p>
-    <w:p>
-      <w:pPr>
-        <w:pStyle w:val="SignatureRight"/>
-      </w:pPr>
-      <w:r>
-        <w:t xml:space="preserve">(314)991-4999</w:t>
-      </w:r>
-    </w:p>
-    <w:p>
-      <w:pPr>
-        <w:pStyle w:val="SignatureRight"/>
-      </w:pPr>
-      <w:r>
-        <w:t xml:space="preserve">(314)991-2413/FAX</w:t>
-      </w:r>
-    </w:p>
-    <w:p>
-      <w:pPr>
-        <w:pStyle w:val="SignatureRight"/>
-      </w:pPr>
-      <w:r>
-        <w:t xml:space="preserve">stomlinson@scw.law</w:t>
-      </w:r>
-    </w:p>
-    <w:p>
-      <w:pPr>
-        <w:pStyle w:val="SignatureRight"/>
-      </w:pPr>
-      <w:r>
-        <w:t xml:space="preserve">dasattymo@summerscomptonwells.com</w:t>
-      </w:r>
-    </w:p>
-    <w:p>
-      <w:pPr>
-        <w:pStyle w:val="SignatureRight"/>
-      </w:pPr>
-      <w:r>
-        <w:t xml:space="preserve">blaflamme@summerscomptonwells.com</w:t>
-      </w:r>
-    </w:p>
-    <w:bookmarkEnd w:id="26"/>
-    <w:bookmarkEnd w:id="27"/>
+    <w:tbl>
+      <w:tblPr>
+        <w:tblW w:w="9360" w:type="dxa"/>
+        <w:tblLayout w:type="fixed"/>
+        <w:tblCellMar>
+          <w:top w:w="0" w:type="dxa"/>
+          <w:left w:w="0" w:type="dxa"/>
+          <w:bottom w:w="0" w:type="dxa"/>
+          <w:right w:w="0" w:type="dxa"/>
+        </w:tblCellMar>
+        <w:tblLook w:val="0000" w:firstRow="0" w:lastRow="0" w:firstColumn="0" w:lastColumn="0" w:noHBand="0" w:noVBand="0"/>
+      </w:tblPr>
+      <w:tblGrid>
+        <w:gridCol w:w="4320"/>
+        <w:gridCol w:w="5040"/>
+      </w:tblGrid>
+      <w:tr>
+        <w:trPr>
+          <w:cantSplit/>
+        </w:trPr>
+        <w:tc>
+          <w:tcPr>
+            <w:tcW w:w="4320" w:type="dxa"/>
+          </w:tcPr>
+          <w:p>
+            <w:pPr>
+              <w:spacing w:before="552" w:after="0" w:line="276" w:lineRule="exact"/>
+              <w:ind w:left="0" w:firstLine="0"/>
+              <w:jc w:val="left"/>
+            </w:pPr>
+            <w:r>
+              <w:t xml:space="preserve">Date:</w:t>
+            </w:r>
+            <w:r>
+              <w:t xml:space="preserve"> </w:t>
+            </w:r>
+            <w:r>
+              <w:t xml:space="preserve">June</w:t>
+            </w:r>
+            <w:r>
+              <w:t xml:space="preserve"> </w:t>
+            </w:r>
+            <w:r>
+              <w:t xml:space="preserve">16,</w:t>
+            </w:r>
+            <w:r>
+              <w:t xml:space="preserve"> </w:t>
+            </w:r>
+            <w:r>
+              <w:t xml:space="preserve">2025</w:t>
+            </w:r>
+          </w:p>
+        </w:tc>
+        <w:tc>
+          <w:tcPr>
+            <w:tcW w:w="5040" w:type="dxa"/>
+            <w:tcMar>
+              <w:left w:w="288" w:type="dxa"/>
+            </w:tcMar>
+          </w:tcPr>
+          <w:p>
+            <w:pPr>
+              <w:spacing w:before="552" w:after="0" w:line="276" w:lineRule="exact"/>
+              <w:ind w:left="0" w:firstLine="0"/>
+              <w:jc w:val="left"/>
+            </w:pPr>
+            <w:r>
+              <w:t xml:space="preserve">Respectfully submitted,</w:t>
+            </w:r>
+          </w:p>
+          <w:p>
+            <w:pPr>
+              <w:spacing w:before="276" w:after="0" w:line="276" w:lineRule="exact"/>
+              <w:ind w:left="0" w:firstLine="0"/>
+              <w:jc w:val="left"/>
+            </w:pPr>
+            <w:r>
+              <w:t xml:space="preserve">SUMMERS</w:t>
+            </w:r>
+            <w:r>
+              <w:t xml:space="preserve"> </w:t>
+            </w:r>
+            <w:r>
+              <w:t xml:space="preserve">COMPTON</w:t>
+            </w:r>
+            <w:r>
+              <w:t xml:space="preserve"> </w:t>
+            </w:r>
+            <w:r>
+              <w:t xml:space="preserve">WELLS</w:t>
+            </w:r>
+            <w:r>
+              <w:t xml:space="preserve"> </w:t>
+            </w:r>
+            <w:r>
+              <w:t xml:space="preserve">LLC</w:t>
+            </w:r>
+          </w:p>
+          <w:p>
+            <w:pPr>
+              <w:spacing w:before="276" w:after="0" w:line="276" w:lineRule="exact"/>
+              <w:ind w:left="0" w:firstLine="0"/>
+              <w:jc w:val="left"/>
+            </w:pPr>
+            <w:r>
+              <w:t xml:space="preserve">By:</w:t>
+            </w:r>
+            <w:r>
+              <w:t xml:space="preserve"> </w:t>
+            </w:r>
+            <w:r>
+              <w:t xml:space="preserve">/s/</w:t>
+            </w:r>
+            <w:r>
+              <w:t xml:space="preserve"> </w:t>
+            </w:r>
+            <w:r>
+              <w:t xml:space="preserve">Sarah</w:t>
+            </w:r>
+            <w:r>
+              <w:t xml:space="preserve"> </w:t>
+            </w:r>
+            <w:r>
+              <w:t xml:space="preserve">E.</w:t>
+            </w:r>
+            <w:r>
+              <w:t xml:space="preserve"> </w:t>
+            </w:r>
+            <w:r>
+              <w:t xml:space="preserve">Tomlinson</w:t>
+            </w:r>
+          </w:p>
+          <w:p>
+            <w:pPr>
+              <w:spacing w:before="0" w:after="0" w:line="276" w:lineRule="exact"/>
+              <w:ind w:left="0" w:firstLine="0"/>
+              <w:jc w:val="left"/>
+            </w:pPr>
+            <w:r>
+              <w:t xml:space="preserve">SARAH</w:t>
+            </w:r>
+            <w:r>
+              <w:t xml:space="preserve"> </w:t>
+            </w:r>
+            <w:r>
+              <w:t xml:space="preserve">E.</w:t>
+            </w:r>
+            <w:r>
+              <w:t xml:space="preserve"> </w:t>
+            </w:r>
+            <w:r>
+              <w:t xml:space="preserve">TOMLINSON,</w:t>
+            </w:r>
+            <w:r>
+              <w:t xml:space="preserve"> </w:t>
+            </w:r>
+            <w:r>
+              <w:t xml:space="preserve">(#72441MO)</w:t>
+            </w:r>
+          </w:p>
+          <w:p>
+            <w:pPr>
+              <w:spacing w:before="0" w:after="0" w:line="276" w:lineRule="exact"/>
+              <w:ind w:left="0" w:firstLine="0"/>
+              <w:jc w:val="left"/>
+            </w:pPr>
+            <w:r>
+              <w:t xml:space="preserve">DAVID</w:t>
+            </w:r>
+            <w:r>
+              <w:t xml:space="preserve"> </w:t>
+            </w:r>
+            <w:r>
+              <w:t xml:space="preserve">A.</w:t>
+            </w:r>
+            <w:r>
+              <w:t xml:space="preserve"> </w:t>
+            </w:r>
+            <w:r>
+              <w:t xml:space="preserve">SOSNE</w:t>
+            </w:r>
+            <w:r>
+              <w:t xml:space="preserve"> </w:t>
+            </w:r>
+            <w:r>
+              <w:t xml:space="preserve">(#28365MO)</w:t>
+            </w:r>
+          </w:p>
+          <w:p>
+            <w:pPr>
+              <w:spacing w:before="0" w:after="0" w:line="276" w:lineRule="exact"/>
+              <w:ind w:left="0" w:firstLine="0"/>
+              <w:jc w:val="left"/>
+            </w:pPr>
+            <w:r>
+              <w:t xml:space="preserve">BRIAN</w:t>
+            </w:r>
+            <w:r>
+              <w:t xml:space="preserve"> </w:t>
+            </w:r>
+            <w:r>
+              <w:t xml:space="preserve">J.</w:t>
+            </w:r>
+            <w:r>
+              <w:t xml:space="preserve"> </w:t>
+            </w:r>
+            <w:r>
+              <w:t xml:space="preserve">LAFLAMME</w:t>
+            </w:r>
+            <w:r>
+              <w:t xml:space="preserve"> </w:t>
+            </w:r>
+            <w:r>
+              <w:t xml:space="preserve">(#49776MO)</w:t>
+            </w:r>
+          </w:p>
+          <w:p>
+            <w:pPr>
+              <w:spacing w:before="0" w:after="0" w:line="276" w:lineRule="exact"/>
+              <w:ind w:left="0" w:firstLine="0"/>
+              <w:jc w:val="left"/>
+            </w:pPr>
+            <w:r>
+              <w:t xml:space="preserve">Attorneys</w:t>
+            </w:r>
+            <w:r>
+              <w:t xml:space="preserve"> </w:t>
+            </w:r>
+            <w:r>
+              <w:t xml:space="preserve">for</w:t>
+            </w:r>
+            <w:r>
+              <w:t xml:space="preserve"> </w:t>
+            </w:r>
+            <w:r>
+              <w:t xml:space="preserve">Trustee</w:t>
+            </w:r>
+          </w:p>
+          <w:p>
+            <w:pPr>
+              <w:spacing w:before="0" w:after="0" w:line="276" w:lineRule="exact"/>
+              <w:ind w:left="0" w:firstLine="0"/>
+              <w:jc w:val="left"/>
+            </w:pPr>
+            <w:r>
+              <w:t xml:space="preserve">903</w:t>
+            </w:r>
+            <w:r>
+              <w:t xml:space="preserve"> </w:t>
+            </w:r>
+            <w:r>
+              <w:t xml:space="preserve">S.</w:t>
+            </w:r>
+            <w:r>
+              <w:t xml:space="preserve"> </w:t>
+            </w:r>
+            <w:r>
+              <w:t xml:space="preserve">Lindbergh</w:t>
+            </w:r>
+            <w:r>
+              <w:t xml:space="preserve"> </w:t>
+            </w:r>
+            <w:r>
+              <w:t xml:space="preserve">Blvd,</w:t>
+            </w:r>
+            <w:r>
+              <w:t xml:space="preserve"> </w:t>
+            </w:r>
+            <w:r>
+              <w:t xml:space="preserve">Suite</w:t>
+            </w:r>
+            <w:r>
+              <w:t xml:space="preserve"> </w:t>
+            </w:r>
+            <w:r>
+              <w:t xml:space="preserve">200</w:t>
+            </w:r>
+          </w:p>
+          <w:p>
+            <w:pPr>
+              <w:spacing w:before="0" w:after="0" w:line="276" w:lineRule="exact"/>
+              <w:ind w:left="0" w:firstLine="0"/>
+              <w:jc w:val="left"/>
+            </w:pPr>
+            <w:r>
+              <w:t xml:space="preserve">St.</w:t>
+            </w:r>
+            <w:r>
+              <w:t xml:space="preserve"> </w:t>
+            </w:r>
+            <w:r>
+              <w:t xml:space="preserve">Louis,</w:t>
+            </w:r>
+            <w:r>
+              <w:t xml:space="preserve"> </w:t>
+            </w:r>
+            <w:r>
+              <w:t xml:space="preserve">MO</w:t>
+            </w:r>
+            <w:r>
+              <w:t xml:space="preserve"> </w:t>
+            </w:r>
+            <w:r>
+              <w:t xml:space="preserve">63131</w:t>
+            </w:r>
+          </w:p>
+          <w:p>
+            <w:pPr>
+              <w:spacing w:before="0" w:after="0" w:line="276" w:lineRule="exact"/>
+              <w:ind w:left="0" w:firstLine="0"/>
+              <w:jc w:val="left"/>
+            </w:pPr>
+            <w:r>
+              <w:t xml:space="preserve">(314)991</w:t>
+              <w:noBreakHyphen/>
+              <w:t xml:space="preserve">4999</w:t>
+            </w:r>
+          </w:p>
+          <w:p>
+            <w:pPr>
+              <w:spacing w:before="0" w:after="0" w:line="276" w:lineRule="exact"/>
+              <w:ind w:left="0" w:firstLine="0"/>
+              <w:jc w:val="left"/>
+            </w:pPr>
+            <w:r>
+              <w:t xml:space="preserve">(314)991</w:t>
+              <w:noBreakHyphen/>
+              <w:t xml:space="preserve">2413/FAX</w:t>
+            </w:r>
+          </w:p>
+          <w:p>
+            <w:pPr>
+              <w:spacing w:before="0" w:after="0" w:line="276" w:lineRule="exact"/>
+              <w:ind w:left="0" w:firstLine="0"/>
+              <w:jc w:val="left"/>
+            </w:pPr>
+            <w:r>
+              <w:t xml:space="preserve">stomlinson@scw.law</w:t>
+            </w:r>
+          </w:p>
+          <w:p>
+            <w:pPr>
+              <w:spacing w:before="0" w:after="0" w:line="276" w:lineRule="exact"/>
+              <w:ind w:left="0" w:firstLine="0"/>
+              <w:jc w:val="left"/>
+            </w:pPr>
+            <w:r>
+              <w:t xml:space="preserve">dasattymo@summerscomptonwells.com</w:t>
+            </w:r>
+          </w:p>
+          <w:p>
+            <w:pPr>
+              <w:spacing w:before="0" w:after="0" w:line="276" w:lineRule="exact"/>
+              <w:ind w:left="0" w:firstLine="0"/>
+              <w:jc w:val="left"/>
+            </w:pPr>
+            <w:r>
+              <w:t xml:space="preserve">blaflamme@summerscomptonwells.com</w:t>
+            </w:r>
+          </w:p>
+        </w:tc>
+      </w:tr>
+    </w:tbl>
     <w:sectPr>
-      <w:footerReference r:id="rId9" w:type="default"/>
-      <w:footnotePr>
-        <w:numRestart w:val="eachSect"/>
-      </w:footnotePr>
-      <w:pgSz w:h="15840" w:w="12240"/>
-      <w:pgMar w:bottom="1440" w:footer="792" w:gutter="0" w:header="720" w:left="1440" w:right="1440" w:top="1440"/>
+      <w:footerReference w:type="default" r:id="rIdFooter1"/>
+      <w:pgSz w:w="12240" w:h="15840"/>
+      <w:pgMar w:top="1440" w:right="1440" w:bottom="1440" w:left="1440" w:header="720" w:footer="735" w:gutter="0"/>
     </w:sectPr>
   </w:body>
 </w:document>
@@ -1046,38 +8451,18 @@
       <w:jc w:val="center"/>
     </w:pPr>
     <w:r>
-      <w:rPr>
-        <w:sz w:val="24"/>
-        <w:szCs w:val="24"/>
-      </w:rPr>
       <w:fldChar w:fldCharType="begin"/>
     </w:r>
     <w:r>
-      <w:rPr>
-        <w:sz w:val="24"/>
-        <w:szCs w:val="24"/>
-      </w:rPr>
       <w:instrText xml:space="preserve"> PAGE </w:instrText>
     </w:r>
     <w:r>
-      <w:rPr>
-        <w:sz w:val="24"/>
-        <w:szCs w:val="24"/>
-      </w:rPr>
       <w:fldChar w:fldCharType="separate"/>
     </w:r>
     <w:r>
-      <w:rPr>
-        <w:sz w:val="24"/>
-        <w:szCs w:val="24"/>
-      </w:rPr>
       <w:t>1</w:t>
     </w:r>
     <w:r>
-      <w:rPr>
-        <w:sz w:val="24"/>
-        <w:szCs w:val="24"/>
-      </w:rPr>
       <w:fldChar w:fldCharType="end"/>
     </w:r>
   </w:p>
@@ -1192,59 +8577,49 @@
   <w:docDefaults>
     <w:rPrDefault>
       <w:rPr>
-        <w:rFonts w:ascii="EB Garamond" w:cs="EB Garamond" w:eastAsia="EB Garamond" w:hAnsi="EB Garamond"/>
+        <w:rFonts w:ascii="Times New Roman" w:hAnsi="Times New Roman" w:eastAsia="Times New Roman" w:cs="Times New Roman"/>
         <w:sz w:val="24"/>
         <w:szCs w:val="24"/>
-        <w:lang w:bidi="ar-SA" w:eastAsia="en-US" w:val="en-US"/>
+        <w:lang w:val="en-US" w:eastAsia="zh-CN" w:bidi="ar-SA"/>
       </w:rPr>
     </w:rPrDefault>
     <w:pPrDefault>
       <w:pPr>
-        <w:widowControl w:val="0"/>
+        <w:widowControl/>
         <w:spacing w:after="0"/>
       </w:pPr>
     </w:pPrDefault>
   </w:docDefaults>
-  <w:latentStyles w:count="276" w:defLockedState="0" w:defQFormat="0" w:defSemiHidden="0" w:defUIPriority="0" w:defUnhideWhenUsed="0"/>
-  <w:style w:default="1" w:styleId="Normal" w:type="paragraph">
+  <w:latentStyles w:defLockedState="0" w:defUIPriority="0" w:defSemiHidden="0" w:defUnhideWhenUsed="0" w:defQFormat="0" w:count="276"/>
+  <w:style w:type="paragraph" w:default="1" w:styleId="Normal">
     <w:name w:val="Normal"/>
     <w:qFormat/>
-    <w:pPr>
-      <w:spacing w:after="0" w:before="0" w:line="276" w:lineRule="exact"/>
-    </w:pPr>
-    <w:rPr>
-      <w:rFonts w:ascii="EB Garamond" w:cs="EB Garamond" w:eastAsia="EB Garamond" w:hAnsi="EB Garamond"/>
-      <w:sz w:val="24"/>
-      <w:szCs w:val="24"/>
-    </w:rPr>
   </w:style>
-  <w:style w:styleId="BodyText" w:type="paragraph">
+  <w:style w:type="paragraph" w:styleId="BodyText">
     <w:name w:val="Body Text"/>
     <w:basedOn w:val="Normal"/>
     <w:link w:val="BodyTextChar"/>
     <w:qFormat/>
     <w:pPr>
-      <w:spacing w:after="0" w:before="0" w:line="552" w:lineRule="exact"/>
+      <w:spacing w:before="0" w:after="0" w:line="552" w:lineRule="exact"/>
+      <w:ind w:firstLine="720"/>
     </w:pPr>
   </w:style>
-  <w:style w:customStyle="1" w:styleId="FirstParagraph" w:type="paragraph">
+  <w:style w:type="paragraph" w:customStyle="1" w:styleId="FirstParagraph">
     <w:name w:val="First Paragraph"/>
     <w:basedOn w:val="BodyText"/>
     <w:next w:val="BodyText"/>
     <w:qFormat/>
-    <w:pPr>
-      <w:spacing w:after="0" w:before="0" w:line="552" w:lineRule="exact"/>
-    </w:pPr>
   </w:style>
-  <w:style w:customStyle="1" w:styleId="Compact" w:type="paragraph">
+  <w:style w:type="paragraph" w:customStyle="1" w:styleId="Compact">
     <w:name w:val="Compact"/>
     <w:basedOn w:val="BodyText"/>
     <w:qFormat/>
     <w:pPr>
-      <w:spacing w:after="0" w:before="0" w:line="552" w:lineRule="exact"/>
+      <w:spacing w:before="36" w:after="36"/>
     </w:pPr>
   </w:style>
-  <w:style w:styleId="Title" w:type="paragraph">
+  <w:style w:type="paragraph" w:styleId="Title">
     <w:name w:val="Title"/>
     <w:basedOn w:val="Normal"/>
     <w:next w:val="BodyText"/>
@@ -1258,24 +8633,24 @@
       <w:jc w:val="center"/>
     </w:pPr>
     <w:rPr>
-      <w:rFonts w:asciiTheme="majorHAnsi" w:cstheme="majorBidi" w:eastAsiaTheme="majorEastAsia" w:hAnsiTheme="majorHAnsi"/>
+      <w:rFonts w:asciiTheme="majorHAnsi" w:eastAsiaTheme="majorEastAsia" w:hAnsiTheme="majorHAnsi" w:cstheme="majorBidi"/>
       <w:sz w:val="56"/>
       <w:szCs w:val="56"/>
     </w:rPr>
   </w:style>
-  <w:style w:customStyle="1" w:styleId="TitleChar" w:type="character">
+  <w:style w:type="character" w:customStyle="1" w:styleId="TitleChar">
     <w:name w:val="Title Char"/>
     <w:basedOn w:val="DefaultParagraphFont"/>
     <w:link w:val="Title"/>
     <w:uiPriority w:val="10"/>
     <w:rsid w:val="00A10FD9"/>
     <w:rPr>
-      <w:rFonts w:asciiTheme="majorHAnsi" w:cstheme="majorBidi" w:eastAsiaTheme="majorEastAsia" w:hAnsiTheme="majorHAnsi"/>
+      <w:rFonts w:asciiTheme="majorHAnsi" w:eastAsiaTheme="majorEastAsia" w:hAnsiTheme="majorHAnsi" w:cstheme="majorBidi"/>
       <w:sz w:val="56"/>
       <w:szCs w:val="56"/>
     </w:rPr>
   </w:style>
-  <w:style w:styleId="Subtitle" w:type="paragraph">
+  <w:style w:type="paragraph" w:styleId="Subtitle">
     <w:name w:val="Subtitle"/>
     <w:basedOn w:val="Title"/>
     <w:next w:val="BodyText"/>
@@ -1289,27 +8664,27 @@
       </w:numPr>
     </w:pPr>
     <w:rPr>
-      <w:rFonts w:cstheme="majorBidi" w:eastAsiaTheme="majorEastAsia"/>
+      <w:rFonts w:eastAsiaTheme="majorEastAsia" w:cstheme="majorBidi"/>
       <w:spacing w:val="15"/>
       <w:sz w:val="28"/>
       <w:szCs w:val="28"/>
     </w:rPr>
   </w:style>
-  <w:style w:customStyle="1" w:styleId="SubtitleChar" w:type="character">
+  <w:style w:type="character" w:customStyle="1" w:styleId="SubtitleChar">
     <w:name w:val="Subtitle Char"/>
     <w:basedOn w:val="DefaultParagraphFont"/>
     <w:link w:val="Subtitle"/>
     <w:uiPriority w:val="11"/>
     <w:rsid w:val="00A10FD9"/>
     <w:rPr>
-      <w:rFonts w:cstheme="majorBidi" w:eastAsiaTheme="majorEastAsia"/>
-      <w:color w:themeColor="text1" w:themeTint="A6" w:val="595959"/>
+      <w:rFonts w:eastAsiaTheme="majorEastAsia" w:cstheme="majorBidi"/>
+      <w:color w:val="595959" w:themeColor="text1" w:themeTint="A6"/>
       <w:spacing w:val="15"/>
       <w:sz w:val="28"/>
       <w:szCs w:val="28"/>
     </w:rPr>
   </w:style>
-  <w:style w:customStyle="1" w:styleId="Author" w:type="paragraph">
+  <w:style w:type="paragraph" w:customStyle="1" w:styleId="Author">
     <w:name w:val="Author"/>
     <w:basedOn w:val="Title"/>
     <w:next w:val="BodyText"/>
@@ -1323,7 +8698,7 @@
       <w:szCs w:val="24"/>
     </w:rPr>
   </w:style>
-  <w:style w:styleId="Date" w:type="paragraph">
+  <w:style w:type="paragraph" w:styleId="Date">
     <w:name w:val="Date"/>
     <w:basedOn w:val="Title"/>
     <w:next w:val="BodyText"/>
@@ -1337,7 +8712,7 @@
       <w:szCs w:val="24"/>
     </w:rPr>
   </w:style>
-  <w:style w:customStyle="1" w:styleId="AbstractTitle" w:type="paragraph">
+  <w:style w:type="paragraph" w:customStyle="1" w:styleId="AbstractTitle">
     <w:name w:val="Abstract Title"/>
     <w:basedOn w:val="Normal"/>
     <w:next w:val="Abstract"/>
@@ -1345,7 +8720,7 @@
     <w:pPr>
       <w:keepNext/>
       <w:keepLines/>
-      <w:spacing w:after="0" w:before="300"/>
+      <w:spacing w:before="300" w:after="0"/>
       <w:jc w:val="center"/>
     </w:pPr>
     <w:rPr>
@@ -1354,7 +8729,7 @@
       <w:szCs w:val="20"/>
     </w:rPr>
   </w:style>
-  <w:style w:customStyle="1" w:styleId="Abstract" w:type="paragraph">
+  <w:style w:type="paragraph" w:customStyle="1" w:styleId="Abstract">
     <w:name w:val="Abstract"/>
     <w:basedOn w:val="Normal"/>
     <w:next w:val="BodyText"/>
@@ -1362,14 +8737,14 @@
     <w:pPr>
       <w:keepNext/>
       <w:keepLines/>
-      <w:spacing w:after="300" w:before="100"/>
+      <w:spacing w:before="100" w:after="300"/>
     </w:pPr>
     <w:rPr>
       <w:sz w:val="20"/>
       <w:szCs w:val="20"/>
     </w:rPr>
   </w:style>
-  <w:style w:styleId="Bibliography" w:type="paragraph">
+  <w:style w:type="paragraph" w:styleId="Bibliography">
     <w:name w:val="Bibliography"/>
     <w:basedOn w:val="Normal"/>
     <w:next w:val="Bibliography"/>
@@ -1377,7 +8752,7 @@
     <w:pPr/>
     <w:rPr/>
   </w:style>
-  <w:style w:styleId="Heading1" w:type="paragraph">
+  <w:style w:type="paragraph" w:styleId="Heading1">
     <w:name w:val="heading 1"/>
     <w:basedOn w:val="Normal"/>
     <w:next w:val="BodyText"/>
@@ -1388,18 +8763,22 @@
     <w:pPr>
       <w:keepNext/>
       <w:keepLines/>
-      <w:spacing w:after="0" w:before="228" w:line="340" w:lineRule="exact"/>
+      <w:spacing w:before="0" w:after="0" w:line="552" w:lineRule="exact"/>
+      <w:ind w:firstLine="0"/>
       <w:jc w:val="center"/>
+      <w:outlineLvl w:val="0"/>
     </w:pPr>
     <w:rPr>
-      <w:rFonts w:ascii="EB Garamond" w:cs="EB Garamond" w:eastAsia="EB Garamond" w:hAnsi="EB Garamond"/>
+      <w:rFonts w:ascii="Times New Roman" w:hAnsi="Times New Roman" w:eastAsia="Times New Roman" w:cs="Times New Roman"/>
       <w:b/>
+      <w:bCs/>
       <w:caps/>
-      <w:sz w:val="34"/>
-      <w:szCs w:val="34"/>
+      <w:color w:val="000000"/>
+      <w:sz w:val="24"/>
+      <w:szCs w:val="24"/>
     </w:rPr>
   </w:style>
-  <w:style w:styleId="Heading2" w:type="paragraph">
+  <w:style w:type="paragraph" w:styleId="Heading2">
     <w:name w:val="heading 2"/>
     <w:basedOn w:val="Normal"/>
     <w:next w:val="BodyText"/>
@@ -1412,17 +8791,20 @@
     <w:pPr>
       <w:keepNext/>
       <w:keepLines/>
-      <w:spacing w:after="0" w:before="0" w:line="552" w:lineRule="exact"/>
-      <w:jc w:val="center"/>
+      <w:spacing w:before="0" w:after="0" w:line="552" w:lineRule="exact"/>
+      <w:ind w:firstLine="0"/>
+      <w:outlineLvl w:val="1"/>
     </w:pPr>
     <w:rPr>
-      <w:rFonts w:ascii="EB Garamond" w:cs="EB Garamond" w:eastAsia="EB Garamond" w:hAnsi="EB Garamond"/>
+      <w:rFonts w:ascii="Times New Roman" w:hAnsi="Times New Roman" w:eastAsia="Times New Roman" w:cs="Times New Roman"/>
       <w:b/>
+      <w:bCs/>
+      <w:color w:val="000000"/>
       <w:sz w:val="24"/>
       <w:szCs w:val="24"/>
     </w:rPr>
   </w:style>
-  <w:style w:styleId="Heading3" w:type="paragraph">
+  <w:style w:type="paragraph" w:styleId="Heading3">
     <w:name w:val="heading 3"/>
     <w:basedOn w:val="Normal"/>
     <w:next w:val="BodyText"/>
@@ -1435,17 +8817,20 @@
     <w:pPr>
       <w:keepNext/>
       <w:keepLines/>
-      <w:spacing w:after="0" w:before="0" w:line="552" w:lineRule="exact"/>
+      <w:spacing w:before="0" w:after="0" w:line="552" w:lineRule="exact"/>
+      <w:ind w:firstLine="0"/>
+      <w:outlineLvl w:val="2"/>
     </w:pPr>
     <w:rPr>
-      <w:rFonts w:ascii="EB Garamond" w:cs="EB Garamond" w:eastAsia="EB Garamond" w:hAnsi="EB Garamond"/>
+      <w:rFonts w:ascii="Times New Roman" w:hAnsi="Times New Roman" w:eastAsia="Times New Roman" w:cs="Times New Roman"/>
       <w:b/>
-      <w:i/>
+      <w:bCs/>
+      <w:color w:val="000000"/>
       <w:sz w:val="24"/>
       <w:szCs w:val="24"/>
     </w:rPr>
   </w:style>
-  <w:style w:styleId="Heading4" w:type="paragraph">
+  <w:style w:type="paragraph" w:styleId="Heading4">
     <w:name w:val="heading 4"/>
     <w:basedOn w:val="Normal"/>
     <w:next w:val="BodyText"/>
@@ -1458,16 +8843,21 @@
     <w:pPr>
       <w:keepNext/>
       <w:keepLines/>
-      <w:spacing w:after="0" w:before="0" w:line="552" w:lineRule="exact"/>
+      <w:spacing w:before="0" w:after="0" w:line="552" w:lineRule="exact"/>
+      <w:ind w:firstLine="0"/>
+      <w:outlineLvl w:val="3"/>
     </w:pPr>
     <w:rPr>
-      <w:rFonts w:ascii="EB Garamond" w:cs="EB Garamond" w:eastAsia="EB Garamond" w:hAnsi="EB Garamond"/>
+      <w:rFonts w:ascii="Times New Roman" w:hAnsi="Times New Roman" w:eastAsia="Times New Roman" w:cs="Times New Roman"/>
       <w:b/>
+      <w:bCs/>
+      <w:i/>
+      <w:color w:val="000000"/>
       <w:sz w:val="24"/>
       <w:szCs w:val="24"/>
     </w:rPr>
   </w:style>
-  <w:style w:styleId="Heading5" w:type="paragraph">
+  <w:style w:type="paragraph" w:styleId="Heading5">
     <w:name w:val="heading 5"/>
     <w:basedOn w:val="Normal"/>
     <w:next w:val="BodyText"/>
@@ -1480,16 +8870,21 @@
     <w:pPr>
       <w:keepNext/>
       <w:keepLines/>
-      <w:spacing w:after="0" w:before="0" w:line="552" w:lineRule="exact"/>
+      <w:spacing w:before="0" w:after="0" w:line="552" w:lineRule="exact"/>
+      <w:ind w:firstLine="0"/>
+      <w:outlineLvl w:val="4"/>
     </w:pPr>
     <w:rPr>
-      <w:rFonts w:ascii="EB Garamond" w:cs="EB Garamond" w:eastAsia="EB Garamond" w:hAnsi="EB Garamond"/>
+      <w:rFonts w:ascii="Times New Roman" w:hAnsi="Times New Roman" w:eastAsia="Times New Roman" w:cs="Times New Roman"/>
       <w:b/>
+      <w:bCs/>
+      <w:i/>
+      <w:color w:val="000000"/>
       <w:sz w:val="24"/>
       <w:szCs w:val="24"/>
     </w:rPr>
   </w:style>
-  <w:style w:styleId="Heading6" w:type="paragraph">
+  <w:style w:type="paragraph" w:styleId="Heading6">
     <w:name w:val="heading 6"/>
     <w:basedOn w:val="Normal"/>
     <w:next w:val="BodyText"/>
@@ -1502,16 +8897,17 @@
     <w:pPr>
       <w:keepNext/>
       <w:keepLines/>
-      <w:spacing w:after="0" w:before="0" w:line="552" w:lineRule="exact"/>
+      <w:spacing w:before="40" w:after="0"/>
+      <w:outlineLvl w:val="5"/>
     </w:pPr>
     <w:rPr>
-      <w:rFonts w:ascii="EB Garamond" w:cs="EB Garamond" w:eastAsia="EB Garamond" w:hAnsi="EB Garamond"/>
-      <w:b/>
-      <w:sz w:val="24"/>
-      <w:szCs w:val="24"/>
+      <w:rFonts w:eastAsiaTheme="majorEastAsia" w:cstheme="majorBidi"/>
+      <w:i/>
+      <w:iCs/>
+      <w:color w:val="595959" w:themeColor="text1" w:themeTint="A6"/>
     </w:rPr>
   </w:style>
-  <w:style w:styleId="Heading7" w:type="paragraph">
+  <w:style w:type="paragraph" w:styleId="Heading7">
     <w:name w:val="heading 7"/>
     <w:basedOn w:val="Normal"/>
     <w:next w:val="BodyText"/>
@@ -1524,16 +8920,15 @@
     <w:pPr>
       <w:keepNext/>
       <w:keepLines/>
-      <w:spacing w:after="0" w:before="0" w:line="552" w:lineRule="exact"/>
+      <w:spacing w:before="40" w:after="0"/>
+      <w:outlineLvl w:val="6"/>
     </w:pPr>
     <w:rPr>
-      <w:rFonts w:ascii="EB Garamond" w:cs="EB Garamond" w:eastAsia="EB Garamond" w:hAnsi="EB Garamond"/>
-      <w:b/>
-      <w:sz w:val="24"/>
-      <w:szCs w:val="24"/>
+      <w:rFonts w:eastAsiaTheme="majorEastAsia" w:cstheme="majorBidi"/>
+      <w:color w:val="595959" w:themeColor="text1" w:themeTint="A6"/>
     </w:rPr>
   </w:style>
-  <w:style w:styleId="Heading8" w:type="paragraph">
+  <w:style w:type="paragraph" w:styleId="Heading8">
     <w:name w:val="heading 8"/>
     <w:basedOn w:val="Normal"/>
     <w:next w:val="BodyText"/>
@@ -1546,16 +8941,17 @@
     <w:pPr>
       <w:keepNext/>
       <w:keepLines/>
-      <w:spacing w:after="0" w:before="0" w:line="552" w:lineRule="exact"/>
+      <w:spacing w:after="0"/>
+      <w:outlineLvl w:val="7"/>
     </w:pPr>
     <w:rPr>
-      <w:rFonts w:ascii="EB Garamond" w:cs="EB Garamond" w:eastAsia="EB Garamond" w:hAnsi="EB Garamond"/>
-      <w:b/>
-      <w:sz w:val="24"/>
-      <w:szCs w:val="24"/>
+      <w:rFonts w:eastAsiaTheme="majorEastAsia" w:cstheme="majorBidi"/>
+      <w:i/>
+      <w:iCs/>
+      <w:color w:val="272727" w:themeColor="text1" w:themeTint="D8"/>
     </w:rPr>
   </w:style>
-  <w:style w:styleId="Heading9" w:type="paragraph">
+  <w:style w:type="paragraph" w:styleId="Heading9">
     <w:name w:val="heading 9"/>
     <w:basedOn w:val="Normal"/>
     <w:next w:val="BodyText"/>
@@ -1568,29 +8964,28 @@
     <w:pPr>
       <w:keepNext/>
       <w:keepLines/>
-      <w:spacing w:after="0" w:before="0" w:line="552" w:lineRule="exact"/>
+      <w:spacing w:after="0"/>
+      <w:outlineLvl w:val="8"/>
     </w:pPr>
     <w:rPr>
-      <w:rFonts w:ascii="EB Garamond" w:cs="EB Garamond" w:eastAsia="EB Garamond" w:hAnsi="EB Garamond"/>
-      <w:b/>
-      <w:sz w:val="24"/>
-      <w:szCs w:val="24"/>
+      <w:rFonts w:eastAsiaTheme="majorEastAsia" w:cstheme="majorBidi"/>
+      <w:color w:val="272727" w:themeColor="text1" w:themeTint="D8"/>
     </w:rPr>
   </w:style>
-  <w:style w:customStyle="1" w:styleId="Heading1Char" w:type="character">
+  <w:style w:type="character" w:customStyle="1" w:styleId="Heading1Char">
     <w:name w:val="Heading 1 Char"/>
     <w:basedOn w:val="DefaultParagraphFont"/>
     <w:link w:val="Heading1"/>
     <w:uiPriority w:val="9"/>
     <w:rsid w:val="00A10FD9"/>
     <w:rPr>
-      <w:rFonts w:asciiTheme="majorHAnsi" w:cstheme="majorBidi" w:eastAsiaTheme="majorEastAsia" w:hAnsiTheme="majorHAnsi"/>
-      <w:color w:themeColor="accent1" w:themeShade="BF" w:val="0F4761"/>
+      <w:rFonts w:asciiTheme="majorHAnsi" w:eastAsiaTheme="majorEastAsia" w:hAnsiTheme="majorHAnsi" w:cstheme="majorBidi"/>
+      <w:color w:val="0F4761" w:themeColor="accent1" w:themeShade="BF"/>
       <w:sz w:val="40"/>
       <w:szCs w:val="40"/>
     </w:rPr>
   </w:style>
-  <w:style w:customStyle="1" w:styleId="Heading2Char" w:type="character">
+  <w:style w:type="character" w:customStyle="1" w:styleId="Heading2Char">
     <w:name w:val="Heading 2 Char"/>
     <w:basedOn w:val="DefaultParagraphFont"/>
     <w:link w:val="Heading2"/>
@@ -1598,13 +8993,13 @@
     <w:semiHidden/>
     <w:rsid w:val="00A10FD9"/>
     <w:rPr>
-      <w:rFonts w:asciiTheme="majorHAnsi" w:cstheme="majorBidi" w:eastAsiaTheme="majorEastAsia" w:hAnsiTheme="majorHAnsi"/>
-      <w:color w:themeColor="accent1" w:themeShade="BF" w:val="0F4761"/>
+      <w:rFonts w:asciiTheme="majorHAnsi" w:eastAsiaTheme="majorEastAsia" w:hAnsiTheme="majorHAnsi" w:cstheme="majorBidi"/>
+      <w:color w:val="0F4761" w:themeColor="accent1" w:themeShade="BF"/>
       <w:sz w:val="32"/>
       <w:szCs w:val="32"/>
     </w:rPr>
   </w:style>
-  <w:style w:customStyle="1" w:styleId="Heading3Char" w:type="character">
+  <w:style w:type="character" w:customStyle="1" w:styleId="Heading3Char">
     <w:name w:val="Heading 3 Char"/>
     <w:basedOn w:val="DefaultParagraphFont"/>
     <w:link w:val="Heading3"/>
@@ -1612,13 +9007,13 @@
     <w:semiHidden/>
     <w:rsid w:val="00A10FD9"/>
     <w:rPr>
-      <w:rFonts w:cstheme="majorBidi" w:eastAsiaTheme="majorEastAsia"/>
-      <w:color w:themeColor="accent1" w:themeShade="BF" w:val="0F4761"/>
+      <w:rFonts w:eastAsiaTheme="majorEastAsia" w:cstheme="majorBidi"/>
+      <w:color w:val="0F4761" w:themeColor="accent1" w:themeShade="BF"/>
       <w:sz w:val="28"/>
       <w:szCs w:val="28"/>
     </w:rPr>
   </w:style>
-  <w:style w:customStyle="1" w:styleId="Heading4Char" w:type="character">
+  <w:style w:type="character" w:customStyle="1" w:styleId="Heading4Char">
     <w:name w:val="Heading 4 Char"/>
     <w:basedOn w:val="DefaultParagraphFont"/>
     <w:link w:val="Heading4"/>
@@ -1626,13 +9021,13 @@
     <w:semiHidden/>
     <w:rsid w:val="00A10FD9"/>
     <w:rPr>
-      <w:rFonts w:cstheme="majorBidi" w:eastAsiaTheme="majorEastAsia"/>
+      <w:rFonts w:eastAsiaTheme="majorEastAsia" w:cstheme="majorBidi"/>
       <w:i/>
       <w:iCs/>
-      <w:color w:themeColor="accent1" w:themeShade="BF" w:val="0F4761"/>
+      <w:color w:val="0F4761" w:themeColor="accent1" w:themeShade="BF"/>
     </w:rPr>
   </w:style>
-  <w:style w:customStyle="1" w:styleId="Heading5Char" w:type="character">
+  <w:style w:type="character" w:customStyle="1" w:styleId="Heading5Char">
     <w:name w:val="Heading 5 Char"/>
     <w:basedOn w:val="DefaultParagraphFont"/>
     <w:link w:val="Heading5"/>
@@ -1640,11 +9035,11 @@
     <w:semiHidden/>
     <w:rsid w:val="00A10FD9"/>
     <w:rPr>
-      <w:rFonts w:cstheme="majorBidi" w:eastAsiaTheme="majorEastAsia"/>
-      <w:color w:themeColor="accent1" w:themeShade="BF" w:val="0F4761"/>
+      <w:rFonts w:eastAsiaTheme="majorEastAsia" w:cstheme="majorBidi"/>
+      <w:color w:val="0F4761" w:themeColor="accent1" w:themeShade="BF"/>
     </w:rPr>
   </w:style>
-  <w:style w:customStyle="1" w:styleId="Heading6Char" w:type="character">
+  <w:style w:type="character" w:customStyle="1" w:styleId="Heading6Char">
     <w:name w:val="Heading 6 Char"/>
     <w:basedOn w:val="DefaultParagraphFont"/>
     <w:link w:val="Heading6"/>
@@ -1652,13 +9047,13 @@
     <w:semiHidden/>
     <w:rsid w:val="00A10FD9"/>
     <w:rPr>
-      <w:rFonts w:cstheme="majorBidi" w:eastAsiaTheme="majorEastAsia"/>
+      <w:rFonts w:eastAsiaTheme="majorEastAsia" w:cstheme="majorBidi"/>
       <w:i/>
       <w:iCs/>
-      <w:color w:themeColor="text1" w:themeTint="A6" w:val="595959"/>
+      <w:color w:val="595959" w:themeColor="text1" w:themeTint="A6"/>
     </w:rPr>
   </w:style>
-  <w:style w:customStyle="1" w:styleId="Heading7Char" w:type="character">
+  <w:style w:type="character" w:customStyle="1" w:styleId="Heading7Char">
     <w:name w:val="Heading 7 Char"/>
     <w:basedOn w:val="DefaultParagraphFont"/>
     <w:link w:val="Heading7"/>
@@ -1666,11 +9061,11 @@
     <w:semiHidden/>
     <w:rsid w:val="00A10FD9"/>
     <w:rPr>
-      <w:rFonts w:cstheme="majorBidi" w:eastAsiaTheme="majorEastAsia"/>
-      <w:color w:themeColor="text1" w:themeTint="A6" w:val="595959"/>
+      <w:rFonts w:eastAsiaTheme="majorEastAsia" w:cstheme="majorBidi"/>
+      <w:color w:val="595959" w:themeColor="text1" w:themeTint="A6"/>
     </w:rPr>
   </w:style>
-  <w:style w:customStyle="1" w:styleId="Heading8Char" w:type="character">
+  <w:style w:type="character" w:customStyle="1" w:styleId="Heading8Char">
     <w:name w:val="Heading 8 Char"/>
     <w:basedOn w:val="DefaultParagraphFont"/>
     <w:link w:val="Heading8"/>
@@ -1678,13 +9073,13 @@
     <w:semiHidden/>
     <w:rsid w:val="00A10FD9"/>
     <w:rPr>
-      <w:rFonts w:cstheme="majorBidi" w:eastAsiaTheme="majorEastAsia"/>
+      <w:rFonts w:eastAsiaTheme="majorEastAsia" w:cstheme="majorBidi"/>
       <w:i/>
       <w:iCs/>
-      <w:color w:themeColor="text1" w:themeTint="D8" w:val="272727"/>
+      <w:color w:val="272727" w:themeColor="text1" w:themeTint="D8"/>
     </w:rPr>
   </w:style>
-  <w:style w:customStyle="1" w:styleId="Heading9Char" w:type="character">
+  <w:style w:type="character" w:customStyle="1" w:styleId="Heading9Char">
     <w:name w:val="Heading 9 Char"/>
     <w:basedOn w:val="DefaultParagraphFont"/>
     <w:link w:val="Heading9"/>
@@ -1692,11 +9087,20 @@
     <w:semiHidden/>
     <w:rsid w:val="00A10FD9"/>
     <w:rPr>
-      <w:rFonts w:cstheme="majorBidi" w:eastAsiaTheme="majorEastAsia"/>
-      <w:color w:themeColor="text1" w:themeTint="D8" w:val="272727"/>
+      <w:rFonts w:eastAsiaTheme="majorEastAsia" w:cstheme="majorBidi"/>
+      <w:color w:val="272727" w:themeColor="text1" w:themeTint="D8"/>
     </w:rPr>
   </w:style>
-  <w:style w:styleId="BlockText" w:type="paragraph">
+  <w:style w:type="paragraph" w:customStyle="1" w:styleId="ListItem">
+    <w:name w:val="List Item"/>
+    <w:basedOn w:val="BodyText"/>
+    <w:qFormat/>
+    <w:pPr>
+      <w:spacing w:before="0" w:after="0" w:line="552" w:lineRule="exact"/>
+      <w:ind w:left="720" w:hanging="720"/>
+    </w:pPr>
+  </w:style>
+  <w:style w:type="paragraph" w:styleId="BlockText">
     <w:name w:val="Block Text"/>
     <w:basedOn w:val="BodyText"/>
     <w:next w:val="BodyText"/>
@@ -1704,11 +9108,11 @@
     <w:unhideWhenUsed/>
     <w:qFormat/>
     <w:pPr>
-      <w:spacing w:after="276" w:before="0" w:line="276" w:lineRule="exact"/>
-      <w:ind w:left="720" w:right="720"/>
+      <w:spacing w:before="280" w:after="280" w:line="276" w:lineRule="exact"/>
+      <w:ind w:firstLine="0" w:left="720" w:right="720"/>
     </w:pPr>
   </w:style>
-  <w:style w:styleId="FootnoteText" w:type="paragraph">
+  <w:style w:type="paragraph" w:styleId="FootnoteText">
     <w:name w:val="Footnote Text"/>
     <w:basedOn w:val="Normal"/>
     <w:next w:val="FootnoteText"/>
@@ -1716,14 +9120,15 @@
     <w:unhideWhenUsed/>
     <w:qFormat/>
     <w:pPr>
-      <w:spacing w:after="0" w:before="0" w:line="235" w:lineRule="exact"/>
+      <w:keepLines/>
+      <w:spacing w:before="0" w:after="140" w:line="276" w:lineRule="exact"/>
     </w:pPr>
     <w:rPr>
-      <w:sz w:val="20"/>
-      <w:szCs w:val="20"/>
+      <w:sz w:val="24"/>
+      <w:szCs w:val="24"/>
     </w:rPr>
   </w:style>
-  <w:style w:styleId="FootnoteBlockText" w:type="paragraph">
+  <w:style w:type="paragraph" w:styleId="FootnoteBlockText">
     <w:name w:val="Footnote Block Text"/>
     <w:basedOn w:val="FootnoteText"/>
     <w:next w:val="FootnoteText"/>
@@ -1731,38 +9136,29 @@
     <w:unhideWhenUsed/>
     <w:qFormat/>
     <w:pPr>
-      <w:spacing w:after="100" w:before="100"/>
-      <w:ind w:firstLine="0" w:left="480" w:right="480"/>
+      <w:spacing w:before="280" w:after="280"/>
+      <w:ind w:firstLine="0" w:left="720" w:right="720"/>
     </w:pPr>
   </w:style>
-  <w:style w:default="1" w:styleId="DefaultParagraphFont" w:type="character">
+  <w:style w:type="character" w:default="1" w:styleId="DefaultParagraphFont">
     <w:name w:val="Default Paragraph Font"/>
     <w:semiHidden/>
     <w:unhideWhenUsed/>
   </w:style>
-  <w:style w:default="1" w:styleId="Table" w:type="table">
+  <w:style w:type="table" w:default="1" w:styleId="Table">
     <w:name w:val="Table"/>
     <w:basedOn w:val="TableNormal"/>
-    <w:semiHidden/>
-    <w:unhideWhenUsed/>
     <w:qFormat/>
     <w:tblPr>
-      <w:tblInd w:type="dxa" w:w="0"/>
+      <w:tblInd w:w="0" w:type="dxa"/>
       <w:tblCellMar>
-        <w:top w:type="dxa" w:w="0"/>
-        <w:left w:type="dxa" w:w="108"/>
-        <w:bottom w:type="dxa" w:w="0"/>
-        <w:right w:type="dxa" w:w="108"/>
+        <w:top w:w="0" w:type="dxa"/>
+        <w:left w:w="108" w:type="dxa"/>
+        <w:bottom w:w="0" w:type="dxa"/>
+        <w:right w:w="108" w:type="dxa"/>
       </w:tblCellMar>
     </w:tblPr>
     <w:tblStylePr w:type="firstRow">
-      <w:tblPr>
-        <w:jc w:val="left"/>
-        <w:tblInd w:type="dxa" w:w="0"/>
-      </w:tblPr>
-      <w:trPr>
-        <w:jc w:val="left"/>
-      </w:trPr>
       <w:tcPr>
         <w:tcBorders>
           <w:bottom w:val="single"/>
@@ -1771,7 +9167,7 @@
       </w:tcPr>
     </w:tblStylePr>
   </w:style>
-  <w:style w:customStyle="1" w:styleId="DefinitionTerm" w:type="paragraph">
+  <w:style w:type="paragraph" w:customStyle="1" w:styleId="DefinitionTerm">
     <w:name w:val="Definition Term"/>
     <w:basedOn w:val="Normal"/>
     <w:next w:val="Definition"/>
@@ -1784,49 +9180,49 @@
       <w:b/>
     </w:rPr>
   </w:style>
-  <w:style w:customStyle="1" w:styleId="Definition" w:type="paragraph">
+  <w:style w:type="paragraph" w:customStyle="1" w:styleId="Definition">
     <w:name w:val="Definition"/>
     <w:basedOn w:val="Normal"/>
   </w:style>
-  <w:style w:styleId="Caption" w:type="paragraph">
+  <w:style w:type="paragraph" w:styleId="Caption">
     <w:name w:val="Caption"/>
     <w:basedOn w:val="Normal"/>
     <w:link w:val="BodyTextChar"/>
     <w:pPr>
-      <w:spacing w:after="120" w:before="0"/>
+      <w:spacing w:before="0" w:after="120"/>
     </w:pPr>
     <w:rPr>
       <w:i/>
     </w:rPr>
   </w:style>
-  <w:style w:customStyle="1" w:styleId="TableCaption" w:type="paragraph">
+  <w:style w:type="paragraph" w:customStyle="1" w:styleId="TableCaption">
     <w:name w:val="Table Caption"/>
     <w:basedOn w:val="Caption"/>
     <w:pPr>
       <w:keepNext/>
     </w:pPr>
   </w:style>
-  <w:style w:customStyle="1" w:styleId="ImageCaption" w:type="paragraph">
+  <w:style w:type="paragraph" w:customStyle="1" w:styleId="ImageCaption">
     <w:name w:val="Image Caption"/>
     <w:basedOn w:val="Caption"/>
   </w:style>
-  <w:style w:customStyle="1" w:styleId="Figure" w:type="paragraph">
+  <w:style w:type="paragraph" w:customStyle="1" w:styleId="Figure">
     <w:name w:val="Figure"/>
     <w:basedOn w:val="Normal"/>
   </w:style>
-  <w:style w:customStyle="1" w:styleId="CaptionedFigure" w:type="paragraph">
+  <w:style w:type="paragraph" w:customStyle="1" w:styleId="CaptionedFigure">
     <w:name w:val="Captioned Figure"/>
     <w:basedOn w:val="Figure"/>
     <w:pPr>
       <w:keepNext/>
     </w:pPr>
   </w:style>
-  <w:style w:customStyle="1" w:styleId="BodyTextChar" w:type="character">
+  <w:style w:type="character" w:customStyle="1" w:styleId="BodyTextChar">
     <w:name w:val="Body Text Char"/>
     <w:basedOn w:val="DefaultParagraphFont"/>
     <w:link w:val="BodyText"/>
   </w:style>
-  <w:style w:customStyle="1" w:styleId="VerbatimChar" w:type="character">
+  <w:style w:type="character" w:customStyle="1" w:styleId="VerbatimChar">
     <w:name w:val="Verbatim Char"/>
     <w:basedOn w:val="BodyTextChar"/>
     <w:rPr>
@@ -1834,25 +9230,25 @@
       <w:sz w:val="22"/>
     </w:rPr>
   </w:style>
-  <w:style w:customStyle="1" w:styleId="SectionNumber" w:type="character">
+  <w:style w:type="character" w:customStyle="1" w:styleId="SectionNumber">
     <w:name w:val="Section Number"/>
     <w:basedOn w:val="BodyTextChar"/>
   </w:style>
-  <w:style w:styleId="FootnoteReference" w:type="character">
+  <w:style w:type="character" w:styleId="FootnoteReference">
     <w:name w:val="Footnote Reference"/>
     <w:basedOn w:val="BodyTextChar"/>
     <w:rPr>
       <w:vertAlign w:val="superscript"/>
     </w:rPr>
   </w:style>
-  <w:style w:styleId="Hyperlink" w:type="character">
+  <w:style w:type="character" w:styleId="Hyperlink">
     <w:name w:val="Hyperlink"/>
     <w:basedOn w:val="BodyTextChar"/>
     <w:rPr>
-      <w:color w:themeColor="accent1" w:val="4F81BD"/>
+      <w:color w:val="000000"/>
     </w:rPr>
   </w:style>
-  <w:style w:styleId="TOCHeading" w:type="paragraph">
+  <w:style w:type="paragraph" w:styleId="TOCHeading">
     <w:name w:val="TOC Heading"/>
     <w:basedOn w:val="Heading1"/>
     <w:next w:val="BodyText"/>
@@ -1864,187 +9260,11 @@
       <w:outlineLvl w:val="9"/>
     </w:pPr>
     <w:rPr>
-      <w:rFonts w:asciiTheme="majorHAnsi" w:cstheme="majorBidi" w:eastAsiaTheme="majorEastAsia" w:hAnsiTheme="majorHAnsi"/>
+      <w:rFonts w:asciiTheme="majorHAnsi" w:eastAsiaTheme="majorEastAsia" w:hAnsiTheme="majorHAnsi" w:cstheme="majorBidi"/>
       <w:b w:val="0"/>
       <w:bCs w:val="0"/>
-      <w:color w:themeColor="accent1" w:themeShade="BF" w:val="365F91"/>
+      <w:color w:val="365F91" w:themeColor="accent1" w:themeShade="BF"/>
     </w:rPr>
-  </w:style>
-  <w:style w:customStyle="1" w:styleId="CourtTitle" w:type="paragraph">
-    <w:name w:val="Court Title"/>
-    <w:basedOn w:val="Normal"/>
-    <w:qFormat/>
-    <w:pPr>
-      <w:keepNext/>
-      <w:keepLines/>
-      <w:spacing w:after="276" w:before="0" w:line="276" w:lineRule="exact"/>
-      <w:jc w:val="center"/>
-    </w:pPr>
-    <w:rPr>
-      <w:rFonts w:ascii="EB Garamond" w:cs="EB Garamond" w:eastAsia="EB Garamond" w:hAnsi="EB Garamond"/>
-      <w:b/>
-      <w:sz w:val="24"/>
-      <w:szCs w:val="24"/>
-    </w:rPr>
-  </w:style>
-  <w:style w:customStyle="1" w:styleId="CaptionCell" w:type="paragraph">
-    <w:name w:val="Caption Cell"/>
-    <w:basedOn w:val="Normal"/>
-    <w:qFormat/>
-    <w:pPr>
-      <w:keepNext/>
-      <w:keepLines/>
-      <w:spacing w:after="0" w:before="0" w:line="276" w:lineRule="exact"/>
-      <w:jc w:val="left"/>
-    </w:pPr>
-  </w:style>
-  <w:style w:customStyle="1" w:styleId="CaptionCellGap" w:type="paragraph">
-    <w:name w:val="Caption Cell Gap"/>
-    <w:basedOn w:val="CaptionCell"/>
-    <w:qFormat/>
-    <w:pPr>
-      <w:keepNext/>
-      <w:keepLines/>
-      <w:spacing w:after="0" w:before="78" w:line="276" w:lineRule="exact"/>
-      <w:jc w:val="left"/>
-    </w:pPr>
-  </w:style>
-  <w:style w:customStyle="1" w:styleId="CaptionTitle" w:type="paragraph">
-    <w:name w:val="Caption Title"/>
-    <w:basedOn w:val="Normal"/>
-    <w:qFormat/>
-    <w:pPr>
-      <w:keepNext/>
-      <w:keepLines/>
-      <w:spacing w:after="0" w:before="200" w:line="276" w:lineRule="exact"/>
-      <w:jc w:val="center"/>
-    </w:pPr>
-    <w:rPr>
-      <w:rFonts w:ascii="EB Garamond" w:cs="EB Garamond" w:eastAsia="EB Garamond" w:hAnsi="EB Garamond"/>
-      <w:b/>
-      <w:caps/>
-      <w:sz w:val="24"/>
-      <w:szCs w:val="24"/>
-    </w:rPr>
-  </w:style>
-  <w:style w:customStyle="1" w:styleId="NumberedParagraph" w:type="paragraph">
-    <w:name w:val="Numbered Paragraph"/>
-    <w:basedOn w:val="Normal"/>
-    <w:qFormat/>
-    <w:pPr>
-      <w:tabs>
-        <w:tab w:pos="1611" w:val="left"/>
-      </w:tabs>
-      <w:spacing w:after="0" w:before="0" w:line="552" w:lineRule="exact"/>
-      <w:ind w:firstLine="720"/>
-      <w:jc w:val="left"/>
-    </w:pPr>
-  </w:style>
-  <w:style w:customStyle="1" w:styleId="NumberedParagraphKeep" w:type="paragraph">
-    <w:name w:val="Numbered Paragraph Keep"/>
-    <w:basedOn w:val="NumberedParagraph"/>
-    <w:qFormat/>
-    <w:pPr>
-      <w:keepNext/>
-      <w:keepLines/>
-    </w:pPr>
-  </w:style>
-  <w:style w:customStyle="1" w:styleId="UnnumberedParagraph" w:type="paragraph">
-    <w:name w:val="Unnumbered Paragraph"/>
-    <w:basedOn w:val="Normal"/>
-    <w:qFormat/>
-    <w:pPr>
-      <w:spacing w:after="0" w:before="0" w:line="552" w:lineRule="exact"/>
-      <w:ind w:firstLine="720"/>
-      <w:jc w:val="left"/>
-    </w:pPr>
-  </w:style>
-  <w:style w:customStyle="1" w:styleId="UnnumberedParagraphKeep" w:type="paragraph">
-    <w:name w:val="Unnumbered Paragraph Keep"/>
-    <w:basedOn w:val="UnnumberedParagraph"/>
-    <w:qFormat/>
-    <w:pPr>
-      <w:keepNext/>
-      <w:keepLines/>
-    </w:pPr>
-  </w:style>
-  <w:style w:customStyle="1" w:styleId="CenteredParagraph" w:type="paragraph">
-    <w:name w:val="Centered Paragraph"/>
-    <w:basedOn w:val="Normal"/>
-    <w:qFormat/>
-    <w:pPr>
-      <w:spacing w:after="0" w:before="0" w:line="552" w:lineRule="exact"/>
-      <w:jc w:val="center"/>
-    </w:pPr>
-  </w:style>
-  <w:style w:customStyle="1" w:styleId="BlankLine" w:type="paragraph">
-    <w:name w:val="Blank Line"/>
-    <w:basedOn w:val="Normal"/>
-    <w:qFormat/>
-    <w:pPr>
-      <w:keepNext/>
-      <w:keepLines/>
-      <w:spacing w:after="0" w:before="0" w:line="552" w:lineRule="exact"/>
-    </w:pPr>
-  </w:style>
-  <w:style w:customStyle="1" w:styleId="SignatureBlock" w:type="paragraph">
-    <w:name w:val="Signature Block"/>
-    <w:basedOn w:val="Normal"/>
-    <w:qFormat/>
-    <w:pPr>
-      <w:keepNext/>
-      <w:keepLines/>
-      <w:tabs>
-        <w:tab w:pos="4608" w:val="left"/>
-      </w:tabs>
-      <w:spacing w:after="0" w:before="0" w:line="276" w:lineRule="exact"/>
-    </w:pPr>
-  </w:style>
-  <w:style w:customStyle="1" w:styleId="SignatureRight" w:type="paragraph">
-    <w:name w:val="Signature Right"/>
-    <w:basedOn w:val="Normal"/>
-    <w:qFormat/>
-    <w:pPr>
-      <w:keepNext/>
-      <w:keepLines/>
-      <w:spacing w:after="0" w:before="0" w:line="276" w:lineRule="exact"/>
-      <w:ind w:left="4608"/>
-    </w:pPr>
-  </w:style>
-  <w:style w:customStyle="1" w:styleId="CertificateHeading" w:type="paragraph">
-    <w:name w:val="Certificate Heading"/>
-    <w:basedOn w:val="Normal"/>
-    <w:qFormat/>
-    <w:pPr>
-      <w:keepNext/>
-      <w:keepLines/>
-      <w:spacing w:after="0" w:before="0" w:line="552" w:lineRule="exact"/>
-      <w:jc w:val="center"/>
-    </w:pPr>
-    <w:rPr>
-      <w:rFonts w:ascii="EB Garamond" w:cs="EB Garamond" w:eastAsia="EB Garamond" w:hAnsi="EB Garamond"/>
-      <w:b/>
-      <w:sz w:val="24"/>
-      <w:szCs w:val="24"/>
-    </w:rPr>
-  </w:style>
-  <w:style w:customStyle="1" w:styleId="ServedEntry" w:type="paragraph">
-    <w:name w:val="Served Entry"/>
-    <w:basedOn w:val="Normal"/>
-    <w:qFormat/>
-    <w:pPr>
-      <w:keepLines/>
-      <w:spacing w:after="120" w:before="0" w:line="276" w:lineRule="exact"/>
-      <w:jc w:val="left"/>
-    </w:pPr>
-  </w:style>
-  <w:style w:customStyle="1" w:styleId="ServedEntryKeep" w:type="paragraph">
-    <w:name w:val="Served Entry Keep"/>
-    <w:basedOn w:val="ServedEntry"/>
-    <w:qFormat/>
-    <w:pPr>
-      <w:keepNext/>
-    </w:pPr>
   </w:style>
   <w:style w:type="paragraph" w:customStyle="1" w:styleId="SourceCode">
     <w:name w:val="Source Code"/>
